--- a/02_ANEXOS_REGISTROS.docx
+++ b/02_ANEXOS_REGISTROS.docx
@@ -15,7 +15,7 @@
         <w:pStyle w:val="Subtitle"/>
       </w:pPr>
       <w:r>
-        <w:t xml:space="preserve">Soporte documental de los hallazgos de auditoría</w:t>
+        <w:t xml:space="preserve">Soporte documental — REVISADO POST-VALIDACIÓN FORENSE 11/05/2026</w:t>
       </w:r>
     </w:p>
     <w:p>
@@ -31,7 +31,7 @@
         <w:pStyle w:val="Date"/>
       </w:pPr>
       <w:r>
-        <w:t xml:space="preserve">11 de mayo de 2026</w:t>
+        <w:t xml:space="preserve">11 de mayo de 2026 (rev. 16:50)</w:t>
       </w:r>
     </w:p>
     <w:sdt>
@@ -60,7 +60,83 @@
         </w:p>
       </w:sdtContent>
     </w:sdt>
-    <w:bookmarkStart w:id="9" w:name="índice-de-anexos"/>
+    <w:bookmarkStart w:id="9" w:name="nota-de-revisión"/>
+    <w:p>
+      <w:pPr>
+        <w:pStyle w:val="Heading1"/>
+      </w:pPr>
+      <w:r>
+        <w:t xml:space="preserve">NOTA DE REVISIÓN</w:t>
+      </w:r>
+    </w:p>
+    <w:p>
+      <w:pPr>
+        <w:pStyle w:val="BlockText"/>
+      </w:pPr>
+      <w:r>
+        <w:rPr>
+          <w:b/>
+          <w:bCs/>
+        </w:rPr>
+        <w:t xml:space="preserve">Este documento fue actualizado tras la validación forense del 11/05/2026</w:t>
+      </w:r>
+      <w:r>
+        <w:t xml:space="preserve"> </w:t>
+      </w:r>
+      <w:r>
+        <w:t xml:space="preserve">(ver</w:t>
+      </w:r>
+      <w:r>
+        <w:t xml:space="preserve"> </w:t>
+      </w:r>
+      <w:r>
+        <w:rPr>
+          <w:rStyle w:val="VerbatimChar"/>
+        </w:rPr>
+        <w:t xml:space="preserve">05_VALIDACION_FORENSE_S10.docx</w:t>
+      </w:r>
+      <w:r>
+        <w:t xml:space="preserve">).</w:t>
+      </w:r>
+    </w:p>
+    <w:p>
+      <w:pPr>
+        <w:pStyle w:val="BlockText"/>
+      </w:pPr>
+      <w:r>
+        <w:rPr>
+          <w:b/>
+          <w:bCs/>
+        </w:rPr>
+        <w:t xml:space="preserve">Anexos modificados:</w:t>
+      </w:r>
+      <w:r>
+        <w:t xml:space="preserve"> </w:t>
+      </w:r>
+      <w:r>
+        <w:t xml:space="preserve">A (origen del −S/13M corregido), B (clarificación S/1.83M vs facturas sin asiento).</w:t>
+      </w:r>
+    </w:p>
+    <w:p>
+      <w:pPr>
+        <w:pStyle w:val="BlockText"/>
+      </w:pPr>
+      <w:r>
+        <w:rPr>
+          <w:b/>
+          <w:bCs/>
+        </w:rPr>
+        <w:t xml:space="preserve">Anexos NUEVOS:</w:t>
+      </w:r>
+      <w:r>
+        <w:t xml:space="preserve"> </w:t>
+      </w:r>
+      <w:r>
+        <w:t xml:space="preserve">Q (CMO patrimonio negativo), R (CMO activo fijo neto negativo), S (CMO asientos futuros), T (origen BBVA MN), U (INTEGRAL→CMO S/11.1M), V (CTS mayo 2026), W (INTEGRAL crédito tributario).</w:t>
+      </w:r>
+    </w:p>
+    <w:bookmarkEnd w:id="9"/>
+    <w:bookmarkStart w:id="10" w:name="índice-de-anexos"/>
     <w:p>
       <w:pPr>
         <w:pStyle w:val="Heading1"/>
@@ -156,7 +232,7 @@
               <w:pStyle w:val="Compact"/>
             </w:pPr>
             <w:r>
-              <w:t xml:space="preserve">Saldo bancario negativo BBVA MN</w:t>
+              <w:t xml:space="preserve">Saldo bancario negativo BBVA MN (origen enero 2026, no 2023)</w:t>
             </w:r>
           </w:p>
         </w:tc>
@@ -178,7 +254,7 @@
               <w:pStyle w:val="Compact"/>
             </w:pPr>
             <w:r>
-              <w:t xml:space="preserve">241 movimientos históricos resumidos + asiento de apertura</w:t>
+              <w:t xml:space="preserve">241 movs + análisis corregido</w:t>
             </w:r>
           </w:p>
         </w:tc>
@@ -207,7 +283,7 @@
               <w:pStyle w:val="Compact"/>
             </w:pPr>
             <w:r>
-              <w:t xml:space="preserve">Facturas emitidas no contabilizadas</w:t>
+              <w:t xml:space="preserve">Facturas emitidas no contabilizadas + reconciliación</w:t>
             </w:r>
           </w:p>
         </w:tc>
@@ -229,7 +305,7 @@
               <w:pStyle w:val="Compact"/>
             </w:pPr>
             <w:r>
-              <w:t xml:space="preserve">8 facturas SinAsiento + análisis mensual</w:t>
+              <w:t xml:space="preserve">8 facturas + análisis mensual</w:t>
             </w:r>
           </w:p>
         </w:tc>
@@ -948,24 +1024,423 @@
           </w:p>
         </w:tc>
       </w:tr>
+      <w:tr>
+        <w:tc>
+          <w:tcPr/>
+          <w:p>
+            <w:pPr>
+              <w:pStyle w:val="Compact"/>
+              <w:jc w:val="center"/>
+            </w:pPr>
+            <w:r>
+              <w:rPr>
+                <w:b/>
+                <w:bCs/>
+              </w:rPr>
+              <w:t xml:space="preserve">Q</w:t>
+            </w:r>
+            <w:r>
+              <w:t xml:space="preserve"> </w:t>
+            </w:r>
+            <w:r>
+              <w:t xml:space="preserve">⭐</w:t>
+            </w:r>
+          </w:p>
+        </w:tc>
+        <w:tc>
+          <w:tcPr/>
+          <w:p>
+            <w:pPr>
+              <w:pStyle w:val="Compact"/>
+            </w:pPr>
+            <w:r>
+              <w:t xml:space="preserve">CMO Patrimonio neto NEGATIVO Art. 220 LGS</w:t>
+            </w:r>
+          </w:p>
+        </w:tc>
+        <w:tc>
+          <w:tcPr/>
+          <w:p>
+            <w:pPr>
+              <w:pStyle w:val="Compact"/>
+            </w:pPr>
+            <w:r>
+              <w:t xml:space="preserve">CMO GROUP</w:t>
+            </w:r>
+          </w:p>
+        </w:tc>
+        <w:tc>
+          <w:tcPr/>
+          <w:p>
+            <w:pPr>
+              <w:pStyle w:val="Compact"/>
+            </w:pPr>
+            <w:r>
+              <w:t xml:space="preserve">Detalle V03 + propuesta capitalización</w:t>
+            </w:r>
+          </w:p>
+        </w:tc>
+      </w:tr>
+      <w:tr>
+        <w:tc>
+          <w:tcPr/>
+          <w:p>
+            <w:pPr>
+              <w:pStyle w:val="Compact"/>
+              <w:jc w:val="center"/>
+            </w:pPr>
+            <w:r>
+              <w:rPr>
+                <w:b/>
+                <w:bCs/>
+              </w:rPr>
+              <w:t xml:space="preserve">R</w:t>
+            </w:r>
+            <w:r>
+              <w:t xml:space="preserve"> </w:t>
+            </w:r>
+            <w:r>
+              <w:t xml:space="preserve">⭐</w:t>
+            </w:r>
+          </w:p>
+        </w:tc>
+        <w:tc>
+          <w:tcPr/>
+          <w:p>
+            <w:pPr>
+              <w:pStyle w:val="Compact"/>
+            </w:pPr>
+            <w:r>
+              <w:t xml:space="preserve">CMO Valor neto activo fijo NEGATIVO</w:t>
+            </w:r>
+          </w:p>
+        </w:tc>
+        <w:tc>
+          <w:tcPr/>
+          <w:p>
+            <w:pPr>
+              <w:pStyle w:val="Compact"/>
+            </w:pPr>
+            <w:r>
+              <w:t xml:space="preserve">CMO GROUP</w:t>
+            </w:r>
+          </w:p>
+        </w:tc>
+        <w:tc>
+          <w:tcPr/>
+          <w:p>
+            <w:pPr>
+              <w:pStyle w:val="Compact"/>
+            </w:pPr>
+            <w:r>
+              <w:t xml:space="preserve">Detalle V15 + plan reconstrucción</w:t>
+            </w:r>
+          </w:p>
+        </w:tc>
+      </w:tr>
+      <w:tr>
+        <w:tc>
+          <w:tcPr/>
+          <w:p>
+            <w:pPr>
+              <w:pStyle w:val="Compact"/>
+              <w:jc w:val="center"/>
+            </w:pPr>
+            <w:r>
+              <w:rPr>
+                <w:b/>
+                <w:bCs/>
+              </w:rPr>
+              <w:t xml:space="preserve">S</w:t>
+            </w:r>
+            <w:r>
+              <w:t xml:space="preserve"> </w:t>
+            </w:r>
+            <w:r>
+              <w:t xml:space="preserve">⭐</w:t>
+            </w:r>
+          </w:p>
+        </w:tc>
+        <w:tc>
+          <w:tcPr/>
+          <w:p>
+            <w:pPr>
+              <w:pStyle w:val="Compact"/>
+            </w:pPr>
+            <w:r>
+              <w:t xml:space="preserve">CMO 9,809 asientos con fecha futura</w:t>
+            </w:r>
+          </w:p>
+        </w:tc>
+        <w:tc>
+          <w:tcPr/>
+          <w:p>
+            <w:pPr>
+              <w:pStyle w:val="Compact"/>
+            </w:pPr>
+            <w:r>
+              <w:t xml:space="preserve">CMO GROUP</w:t>
+            </w:r>
+          </w:p>
+        </w:tc>
+        <w:tc>
+          <w:tcPr/>
+          <w:p>
+            <w:pPr>
+              <w:pStyle w:val="Compact"/>
+            </w:pPr>
+            <w:r>
+              <w:t xml:space="preserve">Detalle V20 + queries de auditoría</w:t>
+            </w:r>
+          </w:p>
+        </w:tc>
+      </w:tr>
+      <w:tr>
+        <w:tc>
+          <w:tcPr/>
+          <w:p>
+            <w:pPr>
+              <w:pStyle w:val="Compact"/>
+              <w:jc w:val="center"/>
+            </w:pPr>
+            <w:r>
+              <w:rPr>
+                <w:b/>
+                <w:bCs/>
+              </w:rPr>
+              <w:t xml:space="preserve">T</w:t>
+            </w:r>
+            <w:r>
+              <w:t xml:space="preserve"> </w:t>
+            </w:r>
+            <w:r>
+              <w:t xml:space="preserve">⭐</w:t>
+            </w:r>
+          </w:p>
+        </w:tc>
+        <w:tc>
+          <w:tcPr/>
+          <w:p>
+            <w:pPr>
+              <w:pStyle w:val="Compact"/>
+            </w:pPr>
+            <w:r>
+              <w:t xml:space="preserve">Origen del −S/13M BBVA MN AMERICANA</w:t>
+            </w:r>
+          </w:p>
+        </w:tc>
+        <w:tc>
+          <w:tcPr/>
+          <w:p>
+            <w:pPr>
+              <w:pStyle w:val="Compact"/>
+            </w:pPr>
+            <w:r>
+              <w:t xml:space="preserve">AMERICANA</w:t>
+            </w:r>
+          </w:p>
+        </w:tc>
+        <w:tc>
+          <w:tcPr/>
+          <w:p>
+            <w:pPr>
+              <w:pStyle w:val="Compact"/>
+            </w:pPr>
+            <w:r>
+              <w:t xml:space="preserve">Gap OB_Pago vs Contable enero 2026</w:t>
+            </w:r>
+          </w:p>
+        </w:tc>
+      </w:tr>
+      <w:tr>
+        <w:tc>
+          <w:tcPr/>
+          <w:p>
+            <w:pPr>
+              <w:pStyle w:val="Compact"/>
+              <w:jc w:val="center"/>
+            </w:pPr>
+            <w:r>
+              <w:rPr>
+                <w:b/>
+                <w:bCs/>
+              </w:rPr>
+              <w:t xml:space="preserve">U</w:t>
+            </w:r>
+            <w:r>
+              <w:t xml:space="preserve"> </w:t>
+            </w:r>
+            <w:r>
+              <w:t xml:space="preserve">⭐</w:t>
+            </w:r>
+          </w:p>
+        </w:tc>
+        <w:tc>
+          <w:tcPr/>
+          <w:p>
+            <w:pPr>
+              <w:pStyle w:val="Compact"/>
+            </w:pPr>
+            <w:r>
+              <w:t xml:space="preserve">INTEGRAL→CMO S/11.1M (mayor exposición intercompañía)</w:t>
+            </w:r>
+          </w:p>
+        </w:tc>
+        <w:tc>
+          <w:tcPr/>
+          <w:p>
+            <w:pPr>
+              <w:pStyle w:val="Compact"/>
+            </w:pPr>
+            <w:r>
+              <w:t xml:space="preserve">INTEGRAL+CMO</w:t>
+            </w:r>
+          </w:p>
+        </w:tc>
+        <w:tc>
+          <w:tcPr/>
+          <w:p>
+            <w:pPr>
+              <w:pStyle w:val="Compact"/>
+            </w:pPr>
+            <w:r>
+              <w:t xml:space="preserve">Cuentas 16120001/16120002</w:t>
+            </w:r>
+          </w:p>
+        </w:tc>
+      </w:tr>
+      <w:tr>
+        <w:tc>
+          <w:tcPr/>
+          <w:p>
+            <w:pPr>
+              <w:pStyle w:val="Compact"/>
+              <w:jc w:val="center"/>
+            </w:pPr>
+            <w:r>
+              <w:rPr>
+                <w:b/>
+                <w:bCs/>
+              </w:rPr>
+              <w:t xml:space="preserve">V</w:t>
+            </w:r>
+            <w:r>
+              <w:t xml:space="preserve"> </w:t>
+            </w:r>
+            <w:r>
+              <w:t xml:space="preserve">⭐</w:t>
+            </w:r>
+          </w:p>
+        </w:tc>
+        <w:tc>
+          <w:tcPr/>
+          <w:p>
+            <w:pPr>
+              <w:pStyle w:val="Compact"/>
+            </w:pPr>
+            <w:r>
+              <w:t xml:space="preserve">CTS mayo 2026 — estado al 11/05 (4 días del vencimiento)</w:t>
+            </w:r>
+          </w:p>
+        </w:tc>
+        <w:tc>
+          <w:tcPr/>
+          <w:p>
+            <w:pPr>
+              <w:pStyle w:val="Compact"/>
+            </w:pPr>
+            <w:r>
+              <w:t xml:space="preserve">Grupo</w:t>
+            </w:r>
+          </w:p>
+        </w:tc>
+        <w:tc>
+          <w:tcPr/>
+          <w:p>
+            <w:pPr>
+              <w:pStyle w:val="Compact"/>
+            </w:pPr>
+            <w:r>
+              <w:t xml:space="preserve">Validación V07 todas las empresas</w:t>
+            </w:r>
+          </w:p>
+        </w:tc>
+      </w:tr>
+      <w:tr>
+        <w:tc>
+          <w:tcPr/>
+          <w:p>
+            <w:pPr>
+              <w:pStyle w:val="Compact"/>
+              <w:jc w:val="center"/>
+            </w:pPr>
+            <w:r>
+              <w:rPr>
+                <w:b/>
+                <w:bCs/>
+              </w:rPr>
+              <w:t xml:space="preserve">W</w:t>
+            </w:r>
+            <w:r>
+              <w:t xml:space="preserve"> </w:t>
+            </w:r>
+            <w:r>
+              <w:t xml:space="preserve">⭐</w:t>
+            </w:r>
+          </w:p>
+        </w:tc>
+        <w:tc>
+          <w:tcPr/>
+          <w:p>
+            <w:pPr>
+              <w:pStyle w:val="Compact"/>
+            </w:pPr>
+            <w:r>
+              <w:t xml:space="preserve">INTEGRAL crédito tributario neto S/287K</w:t>
+            </w:r>
+          </w:p>
+        </w:tc>
+        <w:tc>
+          <w:tcPr/>
+          <w:p>
+            <w:pPr>
+              <w:pStyle w:val="Compact"/>
+            </w:pPr>
+            <w:r>
+              <w:t xml:space="preserve">INTEGRAL</w:t>
+            </w:r>
+          </w:p>
+        </w:tc>
+        <w:tc>
+          <w:tcPr/>
+          <w:p>
+            <w:pPr>
+              <w:pStyle w:val="Compact"/>
+            </w:pPr>
+            <w:r>
+              <w:t xml:space="preserve">Renta 3ª compensable vs IGV</w:t>
+            </w:r>
+          </w:p>
+        </w:tc>
+      </w:tr>
     </w:tbl>
-    <w:bookmarkEnd w:id="9"/>
-    <w:bookmarkStart w:id="14" w:name="Xece3b00504ed7fc9361aa6058efa1501624f067"/>
+    <w:bookmarkEnd w:id="10"/>
+    <w:bookmarkStart w:id="15" w:name="X5c345c33565a5f7311fb5c74fced9ee20426a69"/>
     <w:p>
       <w:pPr>
         <w:pStyle w:val="Heading1"/>
       </w:pPr>
       <w:r>
-        <w:t xml:space="preserve">ANEXO A — AMERICANA: BBVA Continental MN saldo −S/13M</w:t>
+        <w:t xml:space="preserve">ANEXO A — AMERICANA: BBVA Continental MN saldo −S/13M (CORREGIDO POST-VALIDACIÓN)</w:t>
       </w:r>
     </w:p>
-    <w:bookmarkStart w:id="10" w:name="a.1.-datos-del-origen-s10"/>
+    <w:bookmarkStart w:id="11" w:name="Xf7360508a795663840c1657c8eba40f85246434"/>
     <w:p>
       <w:pPr>
         <w:pStyle w:val="Heading2"/>
       </w:pPr>
       <w:r>
-        <w:t xml:space="preserve">A.1. Datos del origen S10</w:t>
+        <w:t xml:space="preserve">A.1. Datos del origen S10 (validados al 11/05/2026)</w:t>
       </w:r>
     </w:p>
     <w:p>
@@ -1018,14 +1493,108 @@
         <w:br/>
       </w:r>
       <w:r>
+        <w:br/>
+      </w:r>
+      <w:r>
         <w:rPr>
           <w:rStyle w:val="VerbatimChar"/>
         </w:rPr>
-        <w:t xml:space="preserve">Período:         31/12/2023 → 07/05/2026</w:t>
+        <w:t xml:space="preserve">EVOLUCIÓN DEL SALDO (validación V09):</w:t>
+      </w:r>
+      <w:r>
+        <w:br/>
+      </w:r>
+      <w:r>
+        <w:rPr>
+          <w:rStyle w:val="VerbatimChar"/>
+        </w:rPr>
+        <w:t xml:space="preserve">   Fin 2022:     S/0</w:t>
+      </w:r>
+      <w:r>
+        <w:br/>
+      </w:r>
+      <w:r>
+        <w:rPr>
+          <w:rStyle w:val="VerbatimChar"/>
+        </w:rPr>
+        <w:t xml:space="preserve">   Fin 2023:     S/0          ← contradice afirmación previa</w:t>
+      </w:r>
+      <w:r>
+        <w:br/>
+      </w:r>
+      <w:r>
+        <w:rPr>
+          <w:rStyle w:val="VerbatimChar"/>
+        </w:rPr>
+        <w:t xml:space="preserve">   Fin 2024:     S/0</w:t>
+      </w:r>
+      <w:r>
+        <w:br/>
+      </w:r>
+      <w:r>
+        <w:rPr>
+          <w:rStyle w:val="VerbatimChar"/>
+        </w:rPr>
+        <w:t xml:space="preserve">   Fin 2025:     S/+170,766   ← saldo positivo al cierre 2025</w:t>
+      </w:r>
+      <w:r>
+        <w:br/>
+      </w:r>
+      <w:r>
+        <w:rPr>
+          <w:rStyle w:val="VerbatimChar"/>
+        </w:rPr>
+        <w:t xml:space="preserve">   Hoy 11/05/26: S/-13,034,687 ← el saldo negativo NACIÓ en 2026</w:t>
       </w:r>
     </w:p>
-    <w:bookmarkEnd w:id="10"/>
-    <w:bookmarkStart w:id="11" w:name="a.2.-primeros-y-últimos-movimientos"/>
+    <w:p>
+      <w:pPr>
+        <w:pStyle w:val="BlockText"/>
+      </w:pPr>
+      <w:r>
+        <w:t xml:space="preserve">🟡</w:t>
+      </w:r>
+      <w:r>
+        <w:t xml:space="preserve"> </w:t>
+      </w:r>
+      <w:r>
+        <w:rPr>
+          <w:b/>
+          <w:bCs/>
+        </w:rPr>
+        <w:t xml:space="preserve">CORRECCIÓN MAYOR vs versión previa:</w:t>
+      </w:r>
+      <w:r>
+        <w:t xml:space="preserve"> </w:t>
+      </w:r>
+      <w:r>
+        <w:t xml:space="preserve">El informe inicial afirmó que el saldo negativo existía</w:t>
+      </w:r>
+      <w:r>
+        <w:t xml:space="preserve"> </w:t>
+      </w:r>
+      <w:r>
+        <w:t xml:space="preserve">“desde 2023”</w:t>
+      </w:r>
+      <w:r>
+        <w:t xml:space="preserve">. La validación contra S10 demuestra que</w:t>
+      </w:r>
+      <w:r>
+        <w:t xml:space="preserve"> </w:t>
+      </w:r>
+      <w:r>
+        <w:rPr>
+          <w:b/>
+          <w:bCs/>
+        </w:rPr>
+        <w:t xml:space="preserve">el saldo negativo apareció en 2026</w:t>
+      </w:r>
+      <w:r>
+        <w:t xml:space="preserve">. Cierre 2025 fue positivo (+S/170,766).</w:t>
+      </w:r>
+    </w:p>
+    <w:bookmarkEnd w:id="11"/>
+    <w:bookmarkStart w:id="12" w:name="a.2.-primeros-y-últimos-movimientos"/>
     <w:p>
       <w:pPr>
         <w:pStyle w:val="Heading2"/>
@@ -1666,14 +2235,14 @@
         </w:tc>
       </w:tr>
     </w:tbl>
-    <w:bookmarkEnd w:id="11"/>
-    <w:bookmarkStart w:id="12" w:name="a.3.-análisis"/>
+    <w:bookmarkEnd w:id="12"/>
+    <w:bookmarkStart w:id="13" w:name="X46beb648decfa4531d03635b90cd4b20c9d6f76"/>
     <w:p>
       <w:pPr>
         <w:pStyle w:val="Heading2"/>
       </w:pPr>
       <w:r>
-        <w:t xml:space="preserve">A.3. Análisis</w:t>
+        <w:t xml:space="preserve">A.3. Origen del saldo negativo (validación V24 — NUEVA EVIDENCIA)</w:t>
       </w:r>
     </w:p>
     <w:p>
@@ -1681,23 +2250,324 @@
         <w:pStyle w:val="FirstParagraph"/>
       </w:pPr>
       <w:r>
-        <w:t xml:space="preserve">La cuenta inició en 2023 con apenas S/1,000 (capital social). Durante 2024-2026 acumuló</w:t>
+        <w:t xml:space="preserve">La validación cruzada</w:t>
       </w:r>
       <w:r>
         <w:t xml:space="preserve"> </w:t>
       </w:r>
+      <w:r>
+        <w:rPr>
+          <w:rStyle w:val="VerbatimChar"/>
+        </w:rPr>
+        <w:t xml:space="preserve">OB_Pago</w:t>
+      </w:r>
+      <w:r>
+        <w:t xml:space="preserve"> </w:t>
+      </w:r>
+      <w:r>
+        <w:t xml:space="preserve">vs</w:t>
+      </w:r>
+      <w:r>
+        <w:t xml:space="preserve"> </w:t>
+      </w:r>
+      <w:r>
+        <w:rPr>
+          <w:rStyle w:val="VerbatimChar"/>
+        </w:rPr>
+        <w:t xml:space="preserve">AsientoContable</w:t>
+      </w:r>
+      <w:r>
+        <w:t xml:space="preserve"> </w:t>
+      </w:r>
+      <w:r>
+        <w:t xml:space="preserve">clase 10 reveló:</w:t>
+      </w:r>
+    </w:p>
+    <w:tbl>
+      <w:tblPr>
+        <w:tblStyle w:val="Table"/>
+        <w:tblW w:type="auto" w:w="0"/>
+        <w:tblLook w:firstRow="1" w:lastRow="0" w:firstColumn="0" w:lastColumn="0" w:noHBand="0" w:noVBand="0" w:val="0020"/>
+      </w:tblPr>
+      <w:tblGrid>
+        <w:gridCol w:w="1980"/>
+        <w:gridCol w:w="1980"/>
+        <w:gridCol w:w="1980"/>
+        <w:gridCol w:w="1980"/>
+      </w:tblGrid>
+      <w:tr>
+        <w:trPr>
+          <w:tblHeader w:val="on"/>
+        </w:trPr>
+        <w:tc>
+          <w:tcPr/>
+          <w:p>
+            <w:pPr>
+              <w:pStyle w:val="Compact"/>
+            </w:pPr>
+            <w:r>
+              <w:t xml:space="preserve">Mes 2026</w:t>
+            </w:r>
+          </w:p>
+        </w:tc>
+        <w:tc>
+          <w:tcPr/>
+          <w:p>
+            <w:pPr>
+              <w:pStyle w:val="Compact"/>
+              <w:jc w:val="right"/>
+            </w:pPr>
+            <w:r>
+              <w:t xml:space="preserve">Pagos OB_Pago</w:t>
+            </w:r>
+          </w:p>
+        </w:tc>
+        <w:tc>
+          <w:tcPr/>
+          <w:p>
+            <w:pPr>
+              <w:pStyle w:val="Compact"/>
+              <w:jc w:val="right"/>
+            </w:pPr>
+            <w:r>
+              <w:t xml:space="preserve">AsientoContable cla 10</w:t>
+            </w:r>
+          </w:p>
+        </w:tc>
+        <w:tc>
+          <w:tcPr/>
+          <w:p>
+            <w:pPr>
+              <w:pStyle w:val="Compact"/>
+              <w:jc w:val="right"/>
+            </w:pPr>
+            <w:r>
+              <w:t xml:space="preserve">Diferencia</w:t>
+            </w:r>
+          </w:p>
+        </w:tc>
+      </w:tr>
+      <w:tr>
+        <w:tc>
+          <w:tcPr/>
+          <w:p>
+            <w:pPr>
+              <w:pStyle w:val="Compact"/>
+            </w:pPr>
+            <w:r>
+              <w:t xml:space="preserve">Enero</w:t>
+            </w:r>
+          </w:p>
+        </w:tc>
+        <w:tc>
+          <w:tcPr/>
+          <w:p>
+            <w:pPr>
+              <w:pStyle w:val="Compact"/>
+              <w:jc w:val="right"/>
+            </w:pPr>
+            <w:r>
+              <w:t xml:space="preserve">S/165,586 (12 pagos)</w:t>
+            </w:r>
+          </w:p>
+        </w:tc>
+        <w:tc>
+          <w:tcPr/>
+          <w:p>
+            <w:pPr>
+              <w:pStyle w:val="Compact"/>
+              <w:jc w:val="right"/>
+            </w:pPr>
+            <w:r>
+              <w:rPr>
+                <w:b/>
+                <w:bCs/>
+              </w:rPr>
+              <w:t xml:space="preserve">S/13,782,205</w:t>
+            </w:r>
+          </w:p>
+        </w:tc>
+        <w:tc>
+          <w:tcPr/>
+          <w:p>
+            <w:pPr>
+              <w:pStyle w:val="Compact"/>
+              <w:jc w:val="right"/>
+            </w:pPr>
+            <w:r>
+              <w:rPr>
+                <w:b/>
+                <w:bCs/>
+              </w:rPr>
+              <w:t xml:space="preserve">−S/13,616,619</w:t>
+            </w:r>
+          </w:p>
+        </w:tc>
+      </w:tr>
+      <w:tr>
+        <w:tc>
+          <w:tcPr/>
+          <w:p>
+            <w:pPr>
+              <w:pStyle w:val="Compact"/>
+            </w:pPr>
+            <w:r>
+              <w:t xml:space="preserve">Febrero</w:t>
+            </w:r>
+          </w:p>
+        </w:tc>
+        <w:tc>
+          <w:tcPr/>
+          <w:p>
+            <w:pPr>
+              <w:pStyle w:val="Compact"/>
+              <w:jc w:val="right"/>
+            </w:pPr>
+            <w:r>
+              <w:t xml:space="preserve">S/314,958 (31 pagos)</w:t>
+            </w:r>
+          </w:p>
+        </w:tc>
+        <w:tc>
+          <w:tcPr/>
+          <w:p>
+            <w:pPr>
+              <w:pStyle w:val="Compact"/>
+              <w:jc w:val="right"/>
+            </w:pPr>
+            <w:r>
+              <w:t xml:space="preserve">S/574,515</w:t>
+            </w:r>
+          </w:p>
+        </w:tc>
+        <w:tc>
+          <w:tcPr/>
+          <w:p>
+            <w:pPr>
+              <w:pStyle w:val="Compact"/>
+              <w:jc w:val="right"/>
+            </w:pPr>
+            <w:r>
+              <w:t xml:space="preserve">−S/259,556</w:t>
+            </w:r>
+          </w:p>
+        </w:tc>
+      </w:tr>
+      <w:tr>
+        <w:tc>
+          <w:tcPr/>
+          <w:p>
+            <w:pPr>
+              <w:pStyle w:val="Compact"/>
+            </w:pPr>
+            <w:r>
+              <w:t xml:space="preserve">Marzo</w:t>
+            </w:r>
+          </w:p>
+        </w:tc>
+        <w:tc>
+          <w:tcPr/>
+          <w:p>
+            <w:pPr>
+              <w:pStyle w:val="Compact"/>
+              <w:jc w:val="right"/>
+            </w:pPr>
+            <w:r>
+              <w:t xml:space="preserve">S/225,301 (28 pagos)</w:t>
+            </w:r>
+          </w:p>
+        </w:tc>
+        <w:tc>
+          <w:tcPr/>
+          <w:p>
+            <w:pPr>
+              <w:pStyle w:val="Compact"/>
+              <w:jc w:val="right"/>
+            </w:pPr>
+            <w:r>
+              <w:t xml:space="preserve">S/509,753</w:t>
+            </w:r>
+          </w:p>
+        </w:tc>
+        <w:tc>
+          <w:tcPr/>
+          <w:p>
+            <w:pPr>
+              <w:pStyle w:val="Compact"/>
+              <w:jc w:val="right"/>
+            </w:pPr>
+            <w:r>
+              <w:t xml:space="preserve">−S/284,452</w:t>
+            </w:r>
+          </w:p>
+        </w:tc>
+      </w:tr>
+      <w:tr>
+        <w:tc>
+          <w:tcPr/>
+          <w:p>
+            <w:pPr>
+              <w:pStyle w:val="Compact"/>
+            </w:pPr>
+            <w:r>
+              <w:t xml:space="preserve">Abril</w:t>
+            </w:r>
+          </w:p>
+        </w:tc>
+        <w:tc>
+          <w:tcPr/>
+          <w:p>
+            <w:pPr>
+              <w:pStyle w:val="Compact"/>
+              <w:jc w:val="right"/>
+            </w:pPr>
+            <w:r>
+              <w:t xml:space="preserve">S/86,403 (19 pagos)</w:t>
+            </w:r>
+          </w:p>
+        </w:tc>
+        <w:tc>
+          <w:tcPr/>
+          <w:p>
+            <w:pPr>
+              <w:pStyle w:val="Compact"/>
+              <w:jc w:val="right"/>
+            </w:pPr>
+            <w:r>
+              <w:t xml:space="preserve">S/337,441</w:t>
+            </w:r>
+          </w:p>
+        </w:tc>
+        <w:tc>
+          <w:tcPr/>
+          <w:p>
+            <w:pPr>
+              <w:pStyle w:val="Compact"/>
+              <w:jc w:val="right"/>
+            </w:pPr>
+            <w:r>
+              <w:t xml:space="preserve">−S/251,038</w:t>
+            </w:r>
+          </w:p>
+        </w:tc>
+      </w:tr>
+    </w:tbl>
+    <w:p>
+      <w:pPr>
+        <w:pStyle w:val="BodyText"/>
+      </w:pPr>
       <w:r>
         <w:rPr>
           <w:b/>
           <w:bCs/>
         </w:rPr>
-        <w:t xml:space="preserve">S/44.9M en pagos (créditos)</w:t>
+        <w:t xml:space="preserve">Conclusión:</w:t>
       </w:r>
       <w:r>
         <w:t xml:space="preserve"> </w:t>
       </w:r>
       <w:r>
-        <w:t xml:space="preserve">vs solo</w:t>
+        <w:t xml:space="preserve">En enero 2026 se cargó un asiento contable por</w:t>
       </w:r>
       <w:r>
         <w:t xml:space="preserve"> </w:t>
@@ -1707,13 +2577,29 @@
           <w:b/>
           <w:bCs/>
         </w:rPr>
-        <w:t xml:space="preserve">S/31.9M en depósitos (débitos)</w:t>
+        <w:t xml:space="preserve">S/13.6M</w:t>
       </w:r>
       <w:r>
         <w:t xml:space="preserve"> </w:t>
       </w:r>
       <w:r>
-        <w:t xml:space="preserve">→ saldo negativo de S/13M.</w:t>
+        <w:t xml:space="preserve">que</w:t>
+      </w:r>
+      <w:r>
+        <w:t xml:space="preserve"> </w:t>
+      </w:r>
+      <w:r>
+        <w:rPr>
+          <w:b/>
+          <w:bCs/>
+        </w:rPr>
+        <w:t xml:space="preserve">NO pasó por el módulo de Tesorería</w:t>
+      </w:r>
+      <w:r>
+        <w:t xml:space="preserve"> </w:t>
+      </w:r>
+      <w:r>
+        <w:t xml:space="preserve">(OB_Pago). Este asiento es el origen del saldo negativo. Probables candidatos: asiento de apertura mal cargado, transferencia entre cuentas no compensada, ajuste contable directo.</w:t>
       </w:r>
     </w:p>
     <w:p>
@@ -1725,27 +2611,287 @@
           <w:b/>
           <w:bCs/>
         </w:rPr>
-        <w:t xml:space="preserve">Hipótesis:</w:t>
+        <w:t xml:space="preserve">Acción específica:</w:t>
       </w:r>
       <w:r>
         <w:t xml:space="preserve"> </w:t>
       </w:r>
       <w:r>
-        <w:t xml:space="preserve">AMERICANA opera como vehículo de paso del grupo. Recibe cobranzas (clase 12) registradas como CxC pero los fondos se redirigen sin reflejarse como depósito en este banco.</w:t>
-      </w:r>
-    </w:p>
-    <w:bookmarkEnd w:id="12"/>
-    <w:bookmarkStart w:id="13" w:name="a.4.-acción-correctiva"/>
-    <w:p>
-      <w:pPr>
-        <w:pStyle w:val="Heading2"/>
-      </w:pPr>
-      <w:r>
-        <w:t xml:space="preserve">A.4. Acción correctiva</w:t>
+        <w:t xml:space="preserve">Identificar con query:</w:t>
       </w:r>
     </w:p>
     <w:p>
       <w:pPr>
+        <w:pStyle w:val="SourceCode"/>
+      </w:pPr>
+      <w:r>
+        <w:rPr>
+          <w:rStyle w:val="KeywordTok"/>
+        </w:rPr>
+        <w:t xml:space="preserve">SELECT</w:t>
+      </w:r>
+      <w:r>
+        <w:rPr>
+          <w:rStyle w:val="NormalTok"/>
+        </w:rPr>
+        <w:t xml:space="preserve"> </w:t>
+      </w:r>
+      <w:r>
+        <w:rPr>
+          <w:rStyle w:val="OperatorTok"/>
+        </w:rPr>
+        <w:t xml:space="preserve">*</w:t>
+      </w:r>
+      <w:r>
+        <w:rPr>
+          <w:rStyle w:val="NormalTok"/>
+        </w:rPr>
+        <w:t xml:space="preserve"> </w:t>
+      </w:r>
+      <w:r>
+        <w:rPr>
+          <w:rStyle w:val="KeywordTok"/>
+        </w:rPr>
+        <w:t xml:space="preserve">FROM</w:t>
+      </w:r>
+      <w:r>
+        <w:rPr>
+          <w:rStyle w:val="NormalTok"/>
+        </w:rPr>
+        <w:t xml:space="preserve"> AsientoContable ac</w:t>
+      </w:r>
+      <w:r>
+        <w:br/>
+      </w:r>
+      <w:r>
+        <w:rPr>
+          <w:rStyle w:val="KeywordTok"/>
+        </w:rPr>
+        <w:t xml:space="preserve">JOIN</w:t>
+      </w:r>
+      <w:r>
+        <w:rPr>
+          <w:rStyle w:val="NormalTok"/>
+        </w:rPr>
+        <w:t xml:space="preserve"> PlanContableDetalle pcd </w:t>
+      </w:r>
+      <w:r>
+        <w:rPr>
+          <w:rStyle w:val="KeywordTok"/>
+        </w:rPr>
+        <w:t xml:space="preserve">ON</w:t>
+      </w:r>
+      <w:r>
+        <w:rPr>
+          <w:rStyle w:val="NormalTok"/>
+        </w:rPr>
+        <w:t xml:space="preserve"> ac.NroPlanContableDetalle </w:t>
+      </w:r>
+      <w:r>
+        <w:rPr>
+          <w:rStyle w:val="OperatorTok"/>
+        </w:rPr>
+        <w:t xml:space="preserve">=</w:t>
+      </w:r>
+      <w:r>
+        <w:rPr>
+          <w:rStyle w:val="NormalTok"/>
+        </w:rPr>
+        <w:t xml:space="preserve"> pcd.NroPlanContableDetalle</w:t>
+      </w:r>
+      <w:r>
+        <w:br/>
+      </w:r>
+      <w:r>
+        <w:rPr>
+          <w:rStyle w:val="KeywordTok"/>
+        </w:rPr>
+        <w:t xml:space="preserve">WHERE</w:t>
+      </w:r>
+      <w:r>
+        <w:rPr>
+          <w:rStyle w:val="NormalTok"/>
+        </w:rPr>
+        <w:t xml:space="preserve"> ac.CodEmpresa </w:t>
+      </w:r>
+      <w:r>
+        <w:rPr>
+          <w:rStyle w:val="OperatorTok"/>
+        </w:rPr>
+        <w:t xml:space="preserve">=</w:t>
+      </w:r>
+      <w:r>
+        <w:rPr>
+          <w:rStyle w:val="NormalTok"/>
+        </w:rPr>
+        <w:t xml:space="preserve"> </w:t>
+      </w:r>
+      <w:r>
+        <w:rPr>
+          <w:rStyle w:val="StringTok"/>
+        </w:rPr>
+        <w:t xml:space="preserve">'80688524'</w:t>
+      </w:r>
+      <w:r>
+        <w:br/>
+      </w:r>
+      <w:r>
+        <w:rPr>
+          <w:rStyle w:val="NormalTok"/>
+        </w:rPr>
+        <w:t xml:space="preserve">  </w:t>
+      </w:r>
+      <w:r>
+        <w:rPr>
+          <w:rStyle w:val="KeywordTok"/>
+        </w:rPr>
+        <w:t xml:space="preserve">AND</w:t>
+      </w:r>
+      <w:r>
+        <w:rPr>
+          <w:rStyle w:val="NormalTok"/>
+        </w:rPr>
+        <w:t xml:space="preserve"> pcd.CodCuenta </w:t>
+      </w:r>
+      <w:r>
+        <w:rPr>
+          <w:rStyle w:val="KeywordTok"/>
+        </w:rPr>
+        <w:t xml:space="preserve">LIKE</w:t>
+      </w:r>
+      <w:r>
+        <w:rPr>
+          <w:rStyle w:val="NormalTok"/>
+        </w:rPr>
+        <w:t xml:space="preserve"> </w:t>
+      </w:r>
+      <w:r>
+        <w:rPr>
+          <w:rStyle w:val="StringTok"/>
+        </w:rPr>
+        <w:t xml:space="preserve">'10410013%'</w:t>
+      </w:r>
+      <w:r>
+        <w:br/>
+      </w:r>
+      <w:r>
+        <w:rPr>
+          <w:rStyle w:val="NormalTok"/>
+        </w:rPr>
+        <w:t xml:space="preserve">  </w:t>
+      </w:r>
+      <w:r>
+        <w:rPr>
+          <w:rStyle w:val="KeywordTok"/>
+        </w:rPr>
+        <w:t xml:space="preserve">AND</w:t>
+      </w:r>
+      <w:r>
+        <w:rPr>
+          <w:rStyle w:val="NormalTok"/>
+        </w:rPr>
+        <w:t xml:space="preserve"> ac.FechaAplicacionContable </w:t>
+      </w:r>
+      <w:r>
+        <w:rPr>
+          <w:rStyle w:val="KeywordTok"/>
+        </w:rPr>
+        <w:t xml:space="preserve">BETWEEN</w:t>
+      </w:r>
+      <w:r>
+        <w:rPr>
+          <w:rStyle w:val="NormalTok"/>
+        </w:rPr>
+        <w:t xml:space="preserve"> </w:t>
+      </w:r>
+      <w:r>
+        <w:rPr>
+          <w:rStyle w:val="StringTok"/>
+        </w:rPr>
+        <w:t xml:space="preserve">'2026-01-01'</w:t>
+      </w:r>
+      <w:r>
+        <w:rPr>
+          <w:rStyle w:val="NormalTok"/>
+        </w:rPr>
+        <w:t xml:space="preserve"> </w:t>
+      </w:r>
+      <w:r>
+        <w:rPr>
+          <w:rStyle w:val="KeywordTok"/>
+        </w:rPr>
+        <w:t xml:space="preserve">AND</w:t>
+      </w:r>
+      <w:r>
+        <w:rPr>
+          <w:rStyle w:val="NormalTok"/>
+        </w:rPr>
+        <w:t xml:space="preserve"> </w:t>
+      </w:r>
+      <w:r>
+        <w:rPr>
+          <w:rStyle w:val="StringTok"/>
+        </w:rPr>
+        <w:t xml:space="preserve">'2026-01-31'</w:t>
+      </w:r>
+      <w:r>
+        <w:br/>
+      </w:r>
+      <w:r>
+        <w:rPr>
+          <w:rStyle w:val="KeywordTok"/>
+        </w:rPr>
+        <w:t xml:space="preserve">ORDER</w:t>
+      </w:r>
+      <w:r>
+        <w:rPr>
+          <w:rStyle w:val="NormalTok"/>
+        </w:rPr>
+        <w:t xml:space="preserve"> </w:t>
+      </w:r>
+      <w:r>
+        <w:rPr>
+          <w:rStyle w:val="KeywordTok"/>
+        </w:rPr>
+        <w:t xml:space="preserve">BY</w:t>
+      </w:r>
+      <w:r>
+        <w:rPr>
+          <w:rStyle w:val="NormalTok"/>
+        </w:rPr>
+        <w:t xml:space="preserve"> </w:t>
+      </w:r>
+      <w:r>
+        <w:rPr>
+          <w:rStyle w:val="FunctionTok"/>
+        </w:rPr>
+        <w:t xml:space="preserve">ABS</w:t>
+      </w:r>
+      <w:r>
+        <w:rPr>
+          <w:rStyle w:val="NormalTok"/>
+        </w:rPr>
+        <w:t xml:space="preserve">(ac.Credito) </w:t>
+      </w:r>
+      <w:r>
+        <w:rPr>
+          <w:rStyle w:val="KeywordTok"/>
+        </w:rPr>
+        <w:t xml:space="preserve">DESC</w:t>
+      </w:r>
+    </w:p>
+    <w:bookmarkEnd w:id="13"/>
+    <w:bookmarkStart w:id="14" w:name="a.4.-acción-correctiva"/>
+    <w:p>
+      <w:pPr>
+        <w:pStyle w:val="Heading2"/>
+      </w:pPr>
+      <w:r>
+        <w:t xml:space="preserve">A.4. Acción correctiva</w:t>
+      </w:r>
+    </w:p>
+    <w:p>
+      <w:pPr>
         <w:pStyle w:val="FirstParagraph"/>
       </w:pPr>
       <w:r>
@@ -1805,9 +2951,9 @@
         <w:t xml:space="preserve">(pasivo).</w:t>
       </w:r>
     </w:p>
-    <w:bookmarkEnd w:id="13"/>
     <w:bookmarkEnd w:id="14"/>
-    <w:bookmarkStart w:id="19" w:name="X1673fe5e717d1a7ee036ededf811e22d99a3200"/>
+    <w:bookmarkEnd w:id="15"/>
+    <w:bookmarkStart w:id="20" w:name="X1673fe5e717d1a7ee036ededf811e22d99a3200"/>
     <w:p>
       <w:pPr>
         <w:pStyle w:val="Heading1"/>
@@ -1816,7 +2962,7 @@
         <w:t xml:space="preserve">ANEXO B — INTEGRAL: 8 facturas emitidas SIN asiento contable</w:t>
       </w:r>
     </w:p>
-    <w:bookmarkStart w:id="15" w:name="b.1.-listado-completo"/>
+    <w:bookmarkStart w:id="16" w:name="b.1.-listado-completo"/>
     <w:p>
       <w:pPr>
         <w:pStyle w:val="Heading2"/>
@@ -2538,14 +3684,14 @@
         </w:tc>
       </w:tr>
     </w:tbl>
-    <w:bookmarkEnd w:id="15"/>
-    <w:bookmarkStart w:id="16" w:name="X435f9217472ddcb2ac6bcb94d388eb0ed8391d1"/>
+    <w:bookmarkEnd w:id="16"/>
+    <w:bookmarkStart w:id="17" w:name="X0599b49ed872da3e41c293a8e03e1cdddd10fa4"/>
     <w:p>
       <w:pPr>
         <w:pStyle w:val="Heading2"/>
       </w:pPr>
       <w:r>
-        <w:t xml:space="preserve">B.2. Conciliación mensual ingresos contables vs documentos emitidos</w:t>
+        <w:t xml:space="preserve">B.2. Conciliación mensual ingresos contables vs documentos emitidos (validado V17)</w:t>
       </w:r>
     </w:p>
     <w:tbl>
@@ -3009,7 +4155,7 @@
                 <w:b/>
                 <w:bCs/>
               </w:rPr>
-              <w:t xml:space="preserve">−1,831,800</w:t>
+              <w:t xml:space="preserve">−1,831,798</w:t>
             </w:r>
           </w:p>
         </w:tc>
@@ -3032,81 +4178,77 @@
           <w:b/>
           <w:bCs/>
         </w:rPr>
-        <w:t xml:space="preserve">S/1,831,800 de facturas emitidas no se reflejan en ingresos contables.</w:t>
-      </w:r>
-      <w:r>
-        <w:t xml:space="preserve"> </w:t>
-      </w:r>
-      <w:r>
-        <w:t xml:space="preserve">Marzo solo: S/1.08M.</w:t>
-      </w:r>
-    </w:p>
-    <w:bookmarkEnd w:id="16"/>
-    <w:bookmarkStart w:id="17" w:name="b.3.-interpretación"/>
-    <w:p>
-      <w:pPr>
-        <w:pStyle w:val="Heading2"/>
-      </w:pPr>
-      <w:r>
-        <w:t xml:space="preserve">B.3. Interpretación</w:t>
+        <w:t xml:space="preserve">Diferencia validada al céntimo (V17): S/1,831,798.44.</w:t>
       </w:r>
     </w:p>
     <w:p>
       <w:pPr>
-        <w:pStyle w:val="FirstParagraph"/>
-      </w:pPr>
-      <w:r>
-        <w:t xml:space="preserve">Probables causas:</w:t>
-      </w:r>
-      <w:r>
-        <w:t xml:space="preserve"> </w:t>
-      </w:r>
-      <w:r>
-        <w:t xml:space="preserve">1. Anticipos recibidos reconocidos en cuenta 1213 (correcto NIIF 15)</w:t>
-      </w:r>
-      <w:r>
-        <w:t xml:space="preserve"> </w:t>
-      </w:r>
-      <w:r>
-        <w:t xml:space="preserve">2. Facturas por servicios pendientes de prestar (correcto NIIF 15)</w:t>
-      </w:r>
-      <w:r>
-        <w:t xml:space="preserve"> </w:t>
-      </w:r>
-      <w:r>
-        <w:t xml:space="preserve">3. Notas de crédito pendientes de aplicación</w:t>
-      </w:r>
-      <w:r>
-        <w:t xml:space="preserve"> </w:t>
-      </w:r>
-      <w:r>
-        <w:t xml:space="preserve">4.</w:t>
-      </w:r>
-      <w:r>
-        <w:t xml:space="preserve"> </w:t>
-      </w:r>
+        <w:pStyle w:val="BlockText"/>
+      </w:pPr>
       <w:r>
         <w:rPr>
           <w:b/>
           <w:bCs/>
         </w:rPr>
-        <w:t xml:space="preserve">Subdeclaración de ingresos</w:t>
+        <w:t xml:space="preserve">Aclaración importante post-validación (V04):</w:t>
       </w:r>
       <w:r>
         <w:t xml:space="preserve"> </w:t>
       </w:r>
       <w:r>
-        <w:t xml:space="preserve">❌ (riesgo SUNAT)</w:t>
+        <w:t xml:space="preserve">De las facturas emitidas 2026, solo</w:t>
+      </w:r>
+      <w:r>
+        <w:t xml:space="preserve"> </w:t>
+      </w:r>
+      <w:r>
+        <w:rPr>
+          <w:b/>
+          <w:bCs/>
+        </w:rPr>
+        <w:t xml:space="preserve">8 carecen de asiento contable</w:t>
+      </w:r>
+      <w:r>
+        <w:t xml:space="preserve"> </w:t>
+      </w:r>
+      <w:r>
+        <w:t xml:space="preserve">por S/153,284. La diferencia restante (~S/1.68M) es por</w:t>
+      </w:r>
+      <w:r>
+        <w:t xml:space="preserve"> </w:t>
+      </w:r>
+      <w:r>
+        <w:rPr>
+          <w:b/>
+          <w:bCs/>
+        </w:rPr>
+        <w:t xml:space="preserve">timing</w:t>
+      </w:r>
+      <w:r>
+        <w:t xml:space="preserve"> </w:t>
+      </w:r>
+      <w:r>
+        <w:t xml:space="preserve">entre fecha de factura y fecha del asiento contable, anticipos NIIF 15, y notas de crédito pendientes de aplicación.</w:t>
+      </w:r>
+      <w:r>
+        <w:t xml:space="preserve"> </w:t>
+      </w:r>
+      <w:r>
+        <w:rPr>
+          <w:b/>
+          <w:bCs/>
+        </w:rPr>
+        <w:t xml:space="preserve">NO es subdeclaración total — es desfase temporal + cláusulas NIIF.</w:t>
       </w:r>
     </w:p>
     <w:bookmarkEnd w:id="17"/>
-    <w:bookmarkStart w:id="18" w:name="b.4.-acción-correctiva-específica"/>
+    <w:bookmarkStart w:id="18" w:name="b.3.-interpretación"/>
     <w:p>
       <w:pPr>
         <w:pStyle w:val="Heading2"/>
       </w:pPr>
       <w:r>
-        <w:t xml:space="preserve">B.4. Acción correctiva específica</w:t>
+        <w:t xml:space="preserve">B.3. Interpretación</w:t>
       </w:r>
     </w:p>
     <w:p>
@@ -3114,11 +4256,69 @@
         <w:pStyle w:val="FirstParagraph"/>
       </w:pPr>
       <w:r>
-        <w:t xml:space="preserve">Para la factura #1 (FT -0000000030 a CMO por S/95,948):</w:t>
+        <w:t xml:space="preserve">Probables causas:</w:t>
+      </w:r>
+      <w:r>
+        <w:t xml:space="preserve"> </w:t>
+      </w:r>
+      <w:r>
+        <w:t xml:space="preserve">1. Anticipos recibidos reconocidos en cuenta 1213 (correcto NIIF 15)</w:t>
+      </w:r>
+      <w:r>
+        <w:t xml:space="preserve"> </w:t>
+      </w:r>
+      <w:r>
+        <w:t xml:space="preserve">2. Facturas por servicios pendientes de prestar (correcto NIIF 15)</w:t>
+      </w:r>
+      <w:r>
+        <w:t xml:space="preserve"> </w:t>
+      </w:r>
+      <w:r>
+        <w:t xml:space="preserve">3. Notas de crédito pendientes de aplicación</w:t>
+      </w:r>
+      <w:r>
+        <w:t xml:space="preserve"> </w:t>
+      </w:r>
+      <w:r>
+        <w:t xml:space="preserve">4.</w:t>
+      </w:r>
+      <w:r>
+        <w:t xml:space="preserve"> </w:t>
+      </w:r>
+      <w:r>
+        <w:rPr>
+          <w:b/>
+          <w:bCs/>
+        </w:rPr>
+        <w:t xml:space="preserve">Subdeclaración de ingresos</w:t>
+      </w:r>
+      <w:r>
+        <w:t xml:space="preserve"> </w:t>
+      </w:r>
+      <w:r>
+        <w:t xml:space="preserve">❌ (riesgo SUNAT)</w:t>
+      </w:r>
+    </w:p>
+    <w:bookmarkEnd w:id="18"/>
+    <w:bookmarkStart w:id="19" w:name="b.4.-acción-correctiva-específica"/>
+    <w:p>
+      <w:pPr>
+        <w:pStyle w:val="Heading2"/>
+      </w:pPr>
+      <w:r>
+        <w:t xml:space="preserve">B.4. Acción correctiva específica</w:t>
       </w:r>
     </w:p>
     <w:p>
       <w:pPr>
+        <w:pStyle w:val="FirstParagraph"/>
+      </w:pPr>
+      <w:r>
+        <w:t xml:space="preserve">Para la factura #1 (FT -0000000030 a CMO por S/95,948):</w:t>
+      </w:r>
+    </w:p>
+    <w:p>
+      <w:pPr>
         <w:pStyle w:val="SourceCode"/>
       </w:pPr>
       <w:r>
@@ -3185,9 +4385,9 @@
         <w:t xml:space="preserve">Glosa: FT -0000000030 INGRESOS DE CMO SEGÚN EECC</w:t>
       </w:r>
     </w:p>
-    <w:bookmarkEnd w:id="18"/>
     <w:bookmarkEnd w:id="19"/>
-    <w:bookmarkStart w:id="23" w:name="X053af9c527faa0926970e00781056ed5ceef0a4"/>
+    <w:bookmarkEnd w:id="20"/>
+    <w:bookmarkStart w:id="24" w:name="X053af9c527faa0926970e00781056ed5ceef0a4"/>
     <w:p>
       <w:pPr>
         <w:pStyle w:val="Heading1"/>
@@ -3196,7 +4396,7 @@
         <w:t xml:space="preserve">ANEXO C — AMERICANA: CxC vencida 97.9% &gt; 90 días</w:t>
       </w:r>
     </w:p>
-    <w:bookmarkStart w:id="20" w:name="c.1.-composición-de-la-cxc"/>
+    <w:bookmarkStart w:id="21" w:name="c.1.-composición-de-la-cxc"/>
     <w:p>
       <w:pPr>
         <w:pStyle w:val="Heading2"/>
@@ -3530,8 +4730,8 @@
         </w:tc>
       </w:tr>
     </w:tbl>
-    <w:bookmarkEnd w:id="20"/>
-    <w:bookmarkStart w:id="21" w:name="X5b4a83225c0ecae2affbeb8c9b005093dc9b706"/>
+    <w:bookmarkEnd w:id="21"/>
+    <w:bookmarkStart w:id="22" w:name="X5b4a83225c0ecae2affbeb8c9b005093dc9b706"/>
     <w:p>
       <w:pPr>
         <w:pStyle w:val="Heading2"/>
@@ -3648,8 +4848,8 @@
         <w:t xml:space="preserve">.</w:t>
       </w:r>
     </w:p>
-    <w:bookmarkEnd w:id="21"/>
-    <w:bookmarkStart w:id="22" w:name="c.3.-deducibilidad-tributaria"/>
+    <w:bookmarkEnd w:id="22"/>
+    <w:bookmarkStart w:id="23" w:name="c.3.-deducibilidad-tributaria"/>
     <w:p>
       <w:pPr>
         <w:pStyle w:val="Heading2"/>
@@ -3712,9 +4912,9 @@
         <w:t xml:space="preserve">que genera activo por impuesto diferido.</w:t>
       </w:r>
     </w:p>
-    <w:bookmarkEnd w:id="22"/>
     <w:bookmarkEnd w:id="23"/>
-    <w:bookmarkStart w:id="26" w:name="Xf90fffd953e02f85839a938054cde6141dd5f91"/>
+    <w:bookmarkEnd w:id="24"/>
+    <w:bookmarkStart w:id="27" w:name="Xf90fffd953e02f85839a938054cde6141dd5f91"/>
     <w:p>
       <w:pPr>
         <w:pStyle w:val="Heading1"/>
@@ -3723,7 +4923,7 @@
         <w:t xml:space="preserve">ANEXO D — INTEGRAL: 1 pago sin asignación documental</w:t>
       </w:r>
     </w:p>
-    <w:bookmarkStart w:id="24" w:name="d.1.-detalle-único"/>
+    <w:bookmarkStart w:id="25" w:name="d.1.-detalle-único"/>
     <w:p>
       <w:pPr>
         <w:pStyle w:val="Heading2"/>
@@ -3866,8 +5066,8 @@
         </w:tc>
       </w:tr>
     </w:tbl>
-    <w:bookmarkEnd w:id="24"/>
-    <w:bookmarkStart w:id="25" w:name="Xc530296af6e50bece00886a762ea25625c2c772"/>
+    <w:bookmarkEnd w:id="25"/>
+    <w:bookmarkStart w:id="26" w:name="Xc530296af6e50bece00886a762ea25625c2c772"/>
     <w:p>
       <w:pPr>
         <w:pStyle w:val="Heading2"/>
@@ -4261,9 +5461,9 @@
         <w:t xml:space="preserve">La trazabilidad pago↔documento es excelente. Solo 1 pago material requiere asignación retroactiva.</w:t>
       </w:r>
     </w:p>
-    <w:bookmarkEnd w:id="25"/>
     <w:bookmarkEnd w:id="26"/>
-    <w:bookmarkStart w:id="30" w:name="X3a7441d667968f10046dacc35b9363f73171038"/>
+    <w:bookmarkEnd w:id="27"/>
+    <w:bookmarkStart w:id="31" w:name="X3a7441d667968f10046dacc35b9363f73171038"/>
     <w:p>
       <w:pPr>
         <w:pStyle w:val="Heading1"/>
@@ -4272,7 +5472,7 @@
         <w:t xml:space="preserve">ANEXO E — AMERICANA: 6 honorarios SIN asiento contable</w:t>
       </w:r>
     </w:p>
-    <w:bookmarkStart w:id="27" w:name="e.1.-listado-completo"/>
+    <w:bookmarkStart w:id="28" w:name="e.1.-listado-completo"/>
     <w:p>
       <w:pPr>
         <w:pStyle w:val="Heading2"/>
@@ -4870,8 +6070,8 @@
         </w:tc>
       </w:tr>
     </w:tbl>
-    <w:bookmarkEnd w:id="27"/>
-    <w:bookmarkStart w:id="28" w:name="e.2.-asiento-correctivo"/>
+    <w:bookmarkEnd w:id="28"/>
+    <w:bookmarkStart w:id="29" w:name="e.2.-asiento-correctivo"/>
     <w:p>
       <w:pPr>
         <w:pStyle w:val="Heading2"/>
@@ -4957,8 +6157,8 @@
         <w:t xml:space="preserve">NroD: AJU-AMER-HON-Q1-2026</w:t>
       </w:r>
     </w:p>
-    <w:bookmarkEnd w:id="28"/>
-    <w:bookmarkStart w:id="29" w:name="e.3.-riesgo-tributario"/>
+    <w:bookmarkEnd w:id="29"/>
+    <w:bookmarkStart w:id="30" w:name="e.3.-riesgo-tributario"/>
     <w:p>
       <w:pPr>
         <w:pStyle w:val="Heading2"/>
@@ -5055,9 +6255,9 @@
         <w:t xml:space="preserve">S/5,043</w:t>
       </w:r>
     </w:p>
-    <w:bookmarkEnd w:id="29"/>
     <w:bookmarkEnd w:id="30"/>
-    <w:bookmarkStart w:id="34" w:name="X409af15ca944222fc42855420a61b2f932efce8"/>
+    <w:bookmarkEnd w:id="31"/>
+    <w:bookmarkStart w:id="35" w:name="X409af15ca944222fc42855420a61b2f932efce8"/>
     <w:p>
       <w:pPr>
         <w:pStyle w:val="Heading1"/>
@@ -5066,7 +6266,7 @@
         <w:t xml:space="preserve">ANEXO F — MEDARQ: 10 asientos de INGRESO clase 70 sin factura</w:t>
       </w:r>
     </w:p>
-    <w:bookmarkStart w:id="31" w:name="f.1.-listado-completo"/>
+    <w:bookmarkStart w:id="32" w:name="f.1.-listado-completo"/>
     <w:p>
       <w:pPr>
         <w:pStyle w:val="Heading2"/>
@@ -5986,8 +7186,8 @@
         </w:tc>
       </w:tr>
     </w:tbl>
-    <w:bookmarkEnd w:id="31"/>
-    <w:bookmarkStart w:id="32" w:name="f.2.-interpretación"/>
+    <w:bookmarkEnd w:id="32"/>
+    <w:bookmarkStart w:id="33" w:name="f.2.-interpretación"/>
     <w:p>
       <w:pPr>
         <w:pStyle w:val="Heading2"/>
@@ -6172,8 +7372,8 @@
         </w:tc>
       </w:tr>
     </w:tbl>
-    <w:bookmarkEnd w:id="32"/>
-    <w:bookmarkStart w:id="33" w:name="f.3.-acción"/>
+    <w:bookmarkEnd w:id="33"/>
+    <w:bookmarkStart w:id="34" w:name="f.3.-acción"/>
     <w:p>
       <w:pPr>
         <w:pStyle w:val="Heading2"/>
@@ -6220,9 +7420,9 @@
         <w:t xml:space="preserve">3. Mantener el mismo NroD al extornar para trazabilidad</w:t>
       </w:r>
     </w:p>
-    <w:bookmarkEnd w:id="33"/>
     <w:bookmarkEnd w:id="34"/>
-    <w:bookmarkStart w:id="37" w:name="X07444161bf49f7644127500a549416a819a1a59"/>
+    <w:bookmarkEnd w:id="35"/>
+    <w:bookmarkStart w:id="38" w:name="X07444161bf49f7644127500a549416a819a1a59"/>
     <w:p>
       <w:pPr>
         <w:pStyle w:val="Heading1"/>
@@ -6231,7 +7431,7 @@
         <w:t xml:space="preserve">ANEXO G — AMERICANA: 27 movimientos bancarios sin documento</w:t>
       </w:r>
     </w:p>
-    <w:bookmarkStart w:id="35" w:name="g.1.-composición-real-recalibrada"/>
+    <w:bookmarkStart w:id="36" w:name="g.1.-composición-real-recalibrada"/>
     <w:p>
       <w:pPr>
         <w:pStyle w:val="Heading2"/>
@@ -6539,8 +7739,8 @@
         </w:tc>
       </w:tr>
     </w:tbl>
-    <w:bookmarkEnd w:id="35"/>
-    <w:bookmarkStart w:id="36" w:name="X38a61cf0f5ab08af59d19cd03d4d5b058303b82"/>
+    <w:bookmarkEnd w:id="36"/>
+    <w:bookmarkStart w:id="37" w:name="X38a61cf0f5ab08af59d19cd03d4d5b058303b82"/>
     <w:p>
       <w:pPr>
         <w:pStyle w:val="Heading2"/>
@@ -6617,9 +7817,9 @@
         <w:t xml:space="preserve">NroD: AJU-2026-AMER-DC-001</w:t>
       </w:r>
     </w:p>
-    <w:bookmarkEnd w:id="36"/>
     <w:bookmarkEnd w:id="37"/>
-    <w:bookmarkStart w:id="40" w:name="X46de6fab0f6f61196ab3a103056e5bc61fe7654"/>
+    <w:bookmarkEnd w:id="38"/>
+    <w:bookmarkStart w:id="41" w:name="X46de6fab0f6f61196ab3a103056e5bc61fe7654"/>
     <w:p>
       <w:pPr>
         <w:pStyle w:val="Heading1"/>
@@ -8529,7 +9729,7 @@
         </w:tc>
       </w:tr>
     </w:tbl>
-    <w:bookmarkStart w:id="38" w:name="h.1.-patrones-detectados"/>
+    <w:bookmarkStart w:id="39" w:name="h.1.-patrones-detectados"/>
     <w:p>
       <w:pPr>
         <w:pStyle w:val="Heading2"/>
@@ -8626,8 +9826,8 @@
         <w:t xml:space="preserve">(HEALTH BERNALES, STILER, HUANCA SANCOS): 6 documentos con descuadres entre S/166K y S/3.6M</w:t>
       </w:r>
     </w:p>
-    <w:bookmarkEnd w:id="38"/>
-    <w:bookmarkStart w:id="39" w:name="h.2.-resumen"/>
+    <w:bookmarkEnd w:id="39"/>
+    <w:bookmarkStart w:id="40" w:name="h.2.-resumen"/>
     <w:p>
       <w:pPr>
         <w:pStyle w:val="Heading2"/>
@@ -9002,9 +10202,9 @@
         </w:tc>
       </w:tr>
     </w:tbl>
-    <w:bookmarkEnd w:id="39"/>
     <w:bookmarkEnd w:id="40"/>
-    <w:bookmarkStart w:id="43" w:name="anexo-i-integral-top-15-atípicos-s100k"/>
+    <w:bookmarkEnd w:id="41"/>
+    <w:bookmarkStart w:id="44" w:name="anexo-i-integral-top-15-atípicos-s100k"/>
     <w:p>
       <w:pPr>
         <w:pStyle w:val="Heading1"/>
@@ -9613,7 +10813,7 @@
         </w:tc>
       </w:tr>
     </w:tbl>
-    <w:bookmarkStart w:id="41" w:name="i.1.-análisis"/>
+    <w:bookmarkStart w:id="42" w:name="i.1.-análisis"/>
     <w:p>
       <w:pPr>
         <w:pStyle w:val="Heading2"/>
@@ -9692,8 +10892,8 @@
         <w:t xml:space="preserve">3. Doble registro por error</w:t>
       </w:r>
     </w:p>
-    <w:bookmarkEnd w:id="41"/>
-    <w:bookmarkStart w:id="42" w:name="i.2.-acción"/>
+    <w:bookmarkEnd w:id="42"/>
+    <w:bookmarkStart w:id="43" w:name="i.2.-acción"/>
     <w:p>
       <w:pPr>
         <w:pStyle w:val="Heading2"/>
@@ -9765,9 +10965,9 @@
         <w:t xml:space="preserve">que sustenta los pagos recurrentes de S/590K</w:t>
       </w:r>
     </w:p>
-    <w:bookmarkEnd w:id="42"/>
     <w:bookmarkEnd w:id="43"/>
-    <w:bookmarkStart w:id="46" w:name="X639b2735628dfa7c17fe08c04db53f709ae3659"/>
+    <w:bookmarkEnd w:id="44"/>
+    <w:bookmarkStart w:id="47" w:name="X639b2735628dfa7c17fe08c04db53f709ae3659"/>
     <w:p>
       <w:pPr>
         <w:pStyle w:val="Heading1"/>
@@ -9776,7 +10976,7 @@
         <w:t xml:space="preserve">ANEXO J — CMO GROUP: Activo Fijo con saldos negativos</w:t>
       </w:r>
     </w:p>
-    <w:bookmarkStart w:id="44" w:name="j.1.-detalle-por-cuenta"/>
+    <w:bookmarkStart w:id="45" w:name="j.1.-detalle-por-cuenta"/>
     <w:p>
       <w:pPr>
         <w:pStyle w:val="Heading2"/>
@@ -10649,8 +11849,8 @@
         </w:tc>
       </w:tr>
     </w:tbl>
-    <w:bookmarkEnd w:id="44"/>
-    <w:bookmarkStart w:id="45" w:name="j.2.-asiento-correctivo"/>
+    <w:bookmarkEnd w:id="45"/>
+    <w:bookmarkStart w:id="46" w:name="j.2.-asiento-correctivo"/>
     <w:p>
       <w:pPr>
         <w:pStyle w:val="Heading2"/>
@@ -10736,9 +11936,9 @@
         <w:t xml:space="preserve">NroD: AJU-CMO-AF-001</w:t>
       </w:r>
     </w:p>
-    <w:bookmarkEnd w:id="45"/>
     <w:bookmarkEnd w:id="46"/>
-    <w:bookmarkStart w:id="51" w:name="X2af2471f1a235564a459087411cf8d86805688b"/>
+    <w:bookmarkEnd w:id="47"/>
+    <w:bookmarkStart w:id="52" w:name="X2af2471f1a235564a459087411cf8d86805688b"/>
     <w:p>
       <w:pPr>
         <w:pStyle w:val="Heading1"/>
@@ -10747,7 +11947,7 @@
         <w:t xml:space="preserve">ANEXO K — 36 beneficiarios sin cuenta bancaria registrada</w:t>
       </w:r>
     </w:p>
-    <w:bookmarkStart w:id="47" w:name="k.1.-americana-5-beneficiarios"/>
+    <w:bookmarkStart w:id="48" w:name="k.1.-americana-5-beneficiarios"/>
     <w:p>
       <w:pPr>
         <w:pStyle w:val="Heading2"/>
@@ -11127,8 +12327,8 @@
         </w:tc>
       </w:tr>
     </w:tbl>
-    <w:bookmarkEnd w:id="47"/>
-    <w:bookmarkStart w:id="48" w:name="k.2.-integral-18-beneficiarios-top-10"/>
+    <w:bookmarkEnd w:id="48"/>
+    <w:bookmarkStart w:id="49" w:name="k.2.-integral-18-beneficiarios-top-10"/>
     <w:p>
       <w:pPr>
         <w:pStyle w:val="Heading2"/>
@@ -11816,8 +13016,8 @@
         </w:tc>
       </w:tr>
     </w:tbl>
-    <w:bookmarkEnd w:id="48"/>
-    <w:bookmarkStart w:id="49" w:name="k.3.-medarq-13-beneficiarios-top-7"/>
+    <w:bookmarkEnd w:id="49"/>
+    <w:bookmarkStart w:id="50" w:name="k.3.-medarq-13-beneficiarios-top-7"/>
     <w:p>
       <w:pPr>
         <w:pStyle w:val="Heading2"/>
@@ -12319,8 +13519,8 @@
         </w:tc>
       </w:tr>
     </w:tbl>
-    <w:bookmarkEnd w:id="49"/>
-    <w:bookmarkStart w:id="50" w:name="k.4.-implicación"/>
+    <w:bookmarkEnd w:id="50"/>
+    <w:bookmarkStart w:id="51" w:name="k.4.-implicación"/>
     <w:p>
       <w:pPr>
         <w:pStyle w:val="Heading2"/>
@@ -12422,9 +13622,9 @@
         <w:t xml:space="preserve">antes del próximo pago.</w:t>
       </w:r>
     </w:p>
-    <w:bookmarkEnd w:id="50"/>
     <w:bookmarkEnd w:id="51"/>
-    <w:bookmarkStart w:id="55" w:name="X2847ccfd62f4d438ccb91d51946a757e7378a6f"/>
+    <w:bookmarkEnd w:id="52"/>
+    <w:bookmarkStart w:id="56" w:name="X2847ccfd62f4d438ccb91d51946a757e7378a6f"/>
     <w:p>
       <w:pPr>
         <w:pStyle w:val="Heading1"/>
@@ -12433,7 +13633,7 @@
         <w:t xml:space="preserve">ANEXO L — CMO: Top 30 pagos con MedioDePago=4 (NO son efectivo)</w:t>
       </w:r>
     </w:p>
-    <w:bookmarkStart w:id="52" w:name="l.1.-aclaración-importante"/>
+    <w:bookmarkStart w:id="53" w:name="l.1.-aclaración-importante"/>
     <w:p>
       <w:pPr>
         <w:pStyle w:val="Heading2"/>
@@ -12498,8 +13698,8 @@
         <w:t xml:space="preserve">.</w:t>
       </w:r>
     </w:p>
-    <w:bookmarkEnd w:id="52"/>
-    <w:bookmarkStart w:id="53" w:name="l.2.-top-30-históricos"/>
+    <w:bookmarkEnd w:id="53"/>
+    <w:bookmarkStart w:id="54" w:name="l.2.-top-30-históricos"/>
     <w:p>
       <w:pPr>
         <w:pStyle w:val="Heading2"/>
@@ -13432,8 +14632,8 @@
         </w:tc>
       </w:tr>
     </w:tbl>
-    <w:bookmarkEnd w:id="53"/>
-    <w:bookmarkStart w:id="54" w:name="l.3.-marco-legal"/>
+    <w:bookmarkEnd w:id="54"/>
+    <w:bookmarkStart w:id="55" w:name="l.3.-marco-legal"/>
     <w:p>
       <w:pPr>
         <w:pStyle w:val="Heading2"/>
@@ -13522,9 +14722,9 @@
         <w:t xml:space="preserve">.</w:t>
       </w:r>
     </w:p>
-    <w:bookmarkEnd w:id="54"/>
     <w:bookmarkEnd w:id="55"/>
-    <w:bookmarkStart w:id="59" w:name="X58d47ae0e57490d9ffee79d694f32bc30ddcd08"/>
+    <w:bookmarkEnd w:id="56"/>
+    <w:bookmarkStart w:id="60" w:name="X58d47ae0e57490d9ffee79d694f32bc30ddcd08"/>
     <w:p>
       <w:pPr>
         <w:pStyle w:val="Heading1"/>
@@ -13533,7 +14733,7 @@
         <w:t xml:space="preserve">ANEXO M — Trabajadores pagados 2026 (top por empresa)</w:t>
       </w:r>
     </w:p>
-    <w:bookmarkStart w:id="56" w:name="m.1.-integral-top-10"/>
+    <w:bookmarkStart w:id="57" w:name="m.1.-integral-top-10"/>
     <w:p>
       <w:pPr>
         <w:pStyle w:val="Heading2"/>
@@ -14090,8 +15290,8 @@
         </w:tc>
       </w:tr>
     </w:tbl>
-    <w:bookmarkEnd w:id="56"/>
-    <w:bookmarkStart w:id="57" w:name="m.2.-americana-solo-4-personas-naturales"/>
+    <w:bookmarkEnd w:id="57"/>
+    <w:bookmarkStart w:id="58" w:name="m.2.-americana-solo-4-personas-naturales"/>
     <w:p>
       <w:pPr>
         <w:pStyle w:val="Heading2"/>
@@ -14300,8 +15500,8 @@
         </w:tc>
       </w:tr>
     </w:tbl>
-    <w:bookmarkEnd w:id="57"/>
-    <w:bookmarkStart w:id="58" w:name="m.3.-resumen-del-grupo"/>
+    <w:bookmarkEnd w:id="58"/>
+    <w:bookmarkStart w:id="59" w:name="m.3.-resumen-del-grupo"/>
     <w:p>
       <w:pPr>
         <w:pStyle w:val="Heading2"/>
@@ -14607,9 +15807,9 @@
         <w:t xml:space="preserve">Anomalía a investigar (¿la planilla se paga vía las subsidiarias?).</w:t>
       </w:r>
     </w:p>
-    <w:bookmarkEnd w:id="58"/>
     <w:bookmarkEnd w:id="59"/>
-    <w:bookmarkStart w:id="65" w:name="X3ac29408e65876e68e2573fdb13b94fd5366fa3"/>
+    <w:bookmarkEnd w:id="60"/>
+    <w:bookmarkStart w:id="66" w:name="X3ac29408e65876e68e2573fdb13b94fd5366fa3"/>
     <w:p>
       <w:pPr>
         <w:pStyle w:val="Heading1"/>
@@ -14618,7 +15818,7 @@
         <w:t xml:space="preserve">ANEXO N — Cumplimiento CTS (DL 650) por empresa</w:t>
       </w:r>
     </w:p>
-    <w:bookmarkStart w:id="60" w:name="n.1.-plazos-legales"/>
+    <w:bookmarkStart w:id="61" w:name="n.1.-plazos-legales"/>
     <w:p>
       <w:pPr>
         <w:pStyle w:val="Heading2"/>
@@ -14703,8 +15903,8 @@
         <w:t xml:space="preserve">de cada año</w:t>
       </w:r>
     </w:p>
-    <w:bookmarkEnd w:id="60"/>
-    <w:bookmarkStart w:id="61" w:name="n.2.-cmo-group-s.a."/>
+    <w:bookmarkEnd w:id="61"/>
+    <w:bookmarkStart w:id="62" w:name="n.2.-cmo-group-s.a."/>
     <w:p>
       <w:pPr>
         <w:pStyle w:val="Heading2"/>
@@ -14926,8 +16126,8 @@
         <w:t xml:space="preserve">en 2025.</w:t>
       </w:r>
     </w:p>
-    <w:bookmarkEnd w:id="61"/>
-    <w:bookmarkStart w:id="62" w:name="n.3.-integral-consultores"/>
+    <w:bookmarkEnd w:id="62"/>
+    <w:bookmarkStart w:id="63" w:name="n.3.-integral-consultores"/>
     <w:p>
       <w:pPr>
         <w:pStyle w:val="Heading2"/>
@@ -15149,8 +16349,8 @@
         <w:t xml:space="preserve">en 2025.</w:t>
       </w:r>
     </w:p>
-    <w:bookmarkEnd w:id="62"/>
-    <w:bookmarkStart w:id="63" w:name="n.4.-americana-construcción"/>
+    <w:bookmarkEnd w:id="63"/>
+    <w:bookmarkStart w:id="64" w:name="n.4.-americana-construcción"/>
     <w:p>
       <w:pPr>
         <w:pStyle w:val="Heading2"/>
@@ -15370,8 +16570,8 @@
         <w:t xml:space="preserve">Posible multa SUNAFIL hasta S/275,080.</w:t>
       </w:r>
     </w:p>
-    <w:bookmarkEnd w:id="63"/>
-    <w:bookmarkStart w:id="64" w:name="n.5.-medarq-s.a.c."/>
+    <w:bookmarkEnd w:id="64"/>
+    <w:bookmarkStart w:id="65" w:name="n.5.-medarq-s.a.c."/>
     <w:p>
       <w:pPr>
         <w:pStyle w:val="Heading2"/>
@@ -15591,9 +16791,9 @@
         <w:t xml:space="preserve">Posible multa SUNAFIL hasta S/275,080.</w:t>
       </w:r>
     </w:p>
-    <w:bookmarkEnd w:id="64"/>
     <w:bookmarkEnd w:id="65"/>
-    <w:bookmarkStart w:id="69" w:name="X7e32d14d64926f2d63391eb971f6e4b876b98e4"/>
+    <w:bookmarkEnd w:id="66"/>
+    <w:bookmarkStart w:id="70" w:name="X7e32d14d64926f2d63391eb971f6e4b876b98e4"/>
     <w:p>
       <w:pPr>
         <w:pStyle w:val="Heading1"/>
@@ -15602,7 +16802,7 @@
         <w:t xml:space="preserve">ANEXO O — Propuesta de 14 asientos correctivos</w:t>
       </w:r>
     </w:p>
-    <w:bookmarkStart w:id="66" w:name="o.1.-resumen"/>
+    <w:bookmarkStart w:id="67" w:name="o.1.-resumen"/>
     <w:p>
       <w:pPr>
         <w:pStyle w:val="Heading2"/>
@@ -16530,8 +17730,8 @@
         <w:t xml:space="preserve">*Pendiente de validación contra estado de cuenta del banco</w:t>
       </w:r>
     </w:p>
-    <w:bookmarkEnd w:id="66"/>
-    <w:bookmarkStart w:id="67" w:name="X13d756dfec09e8d950d6e00130209e6cba33a1c"/>
+    <w:bookmarkEnd w:id="67"/>
+    <w:bookmarkStart w:id="68" w:name="X13d756dfec09e8d950d6e00130209e6cba33a1c"/>
     <w:p>
       <w:pPr>
         <w:pStyle w:val="Heading2"/>
@@ -16620,8 +17820,8 @@
         <w:t xml:space="preserve">NroD: OPEN-2026-CMO-CAP</w:t>
       </w:r>
     </w:p>
-    <w:bookmarkEnd w:id="67"/>
-    <w:bookmarkStart w:id="68" w:name="o.3.-cronograma-de-ejecución"/>
+    <w:bookmarkEnd w:id="68"/>
+    <w:bookmarkStart w:id="69" w:name="o.3.-cronograma-de-ejecución"/>
     <w:p>
       <w:pPr>
         <w:pStyle w:val="Heading2"/>
@@ -16704,9 +17904,9 @@
         <w:t xml:space="preserve">Semana 6-8  | AC-13 (intereses intercompañía)</w:t>
       </w:r>
     </w:p>
-    <w:bookmarkEnd w:id="68"/>
     <w:bookmarkEnd w:id="69"/>
-    <w:bookmarkStart w:id="78" w:name="X3e9b61a3205d02e4d30999829e69f04b808e6a9"/>
+    <w:bookmarkEnd w:id="70"/>
+    <w:bookmarkStart w:id="80" w:name="X3e9b61a3205d02e4d30999829e69f04b808e6a9"/>
     <w:p>
       <w:pPr>
         <w:pStyle w:val="Heading1"/>
@@ -16715,7 +17915,7 @@
         <w:t xml:space="preserve">ANEXO P — Cuestionario integral para Gerencia</w:t>
       </w:r>
     </w:p>
-    <w:bookmarkStart w:id="70" w:name="p.1.-sobre-operación-general"/>
+    <w:bookmarkStart w:id="71" w:name="p.1.-sobre-operación-general"/>
     <w:p>
       <w:pPr>
         <w:pStyle w:val="Heading2"/>
@@ -16772,8 +17972,8 @@
         <w:t xml:space="preserve">¿Cuál es el cronograma formal de cierre mensual?</w:t>
       </w:r>
     </w:p>
-    <w:bookmarkEnd w:id="70"/>
-    <w:bookmarkStart w:id="71" w:name="p.2.-sobre-s10-y-procesos"/>
+    <w:bookmarkEnd w:id="71"/>
+    <w:bookmarkStart w:id="72" w:name="p.2.-sobre-s10-y-procesos"/>
     <w:p>
       <w:pPr>
         <w:pStyle w:val="Heading2"/>
@@ -16842,8 +18042,8 @@
         <w:t xml:space="preserve">¿Por qué hay 8,424 descuadres por NroD en el grupo? (mayoría son asientos de apertura legítimos)</w:t>
       </w:r>
     </w:p>
-    <w:bookmarkEnd w:id="71"/>
-    <w:bookmarkStart w:id="72" w:name="p.3.-sobre-cumplimiento-tributario"/>
+    <w:bookmarkEnd w:id="72"/>
+    <w:bookmarkStart w:id="73" w:name="p.3.-sobre-cumplimiento-tributario"/>
     <w:p>
       <w:pPr>
         <w:pStyle w:val="Heading2"/>
@@ -16912,8 +18112,8 @@
         <w:t xml:space="preserve">¿Las cuentas de Renta 3ra de INTEGRAL (S/1.25M por pagar vs S/1.54M a favor) se compensaron al cierre 2025?</w:t>
       </w:r>
     </w:p>
-    <w:bookmarkEnd w:id="72"/>
-    <w:bookmarkStart w:id="73" w:name="p.4.-sobre-operaciones-intercompañía"/>
+    <w:bookmarkEnd w:id="73"/>
+    <w:bookmarkStart w:id="74" w:name="p.4.-sobre-operaciones-intercompañía"/>
     <w:p>
       <w:pPr>
         <w:pStyle w:val="Heading2"/>
@@ -16970,8 +18170,8 @@
         <w:t xml:space="preserve">¿Cuál es el saldo neto intercompañía al cierre del último mes? (debería cuadrar entre las 4)</w:t>
       </w:r>
     </w:p>
-    <w:bookmarkEnd w:id="73"/>
-    <w:bookmarkStart w:id="74" w:name="p.5.-sobre-cumplimiento-laboral"/>
+    <w:bookmarkEnd w:id="74"/>
+    <w:bookmarkStart w:id="75" w:name="p.5.-sobre-cumplimiento-laboral"/>
     <w:p>
       <w:pPr>
         <w:pStyle w:val="Heading2"/>
@@ -17040,8 +18240,8 @@
         <w:t xml:space="preserve">¿Existen demandas laborales abiertas?</w:t>
       </w:r>
     </w:p>
-    <w:bookmarkEnd w:id="74"/>
-    <w:bookmarkStart w:id="75" w:name="p.6.-sobre-la-cxc-vencida"/>
+    <w:bookmarkEnd w:id="75"/>
+    <w:bookmarkStart w:id="76" w:name="p.6.-sobre-la-cxc-vencida"/>
     <w:p>
       <w:pPr>
         <w:pStyle w:val="Heading2"/>
@@ -17086,8 +18286,8 @@
         <w:t xml:space="preserve">¿Existen otros clientes con saldos materiales &gt;90 días sin gestión documentada?</w:t>
       </w:r>
     </w:p>
-    <w:bookmarkEnd w:id="75"/>
-    <w:bookmarkStart w:id="76" w:name="p.7.-sobre-tesorería-y-conciliación"/>
+    <w:bookmarkEnd w:id="76"/>
+    <w:bookmarkStart w:id="77" w:name="p.7.-sobre-tesorería-y-conciliación"/>
     <w:p>
       <w:pPr>
         <w:pStyle w:val="Heading2"/>
@@ -17156,8 +18356,8 @@
         <w:t xml:space="preserve">¿Existe un libro físico/electrónico de conciliaciones firmadas?</w:t>
       </w:r>
     </w:p>
-    <w:bookmarkEnd w:id="76"/>
-    <w:bookmarkStart w:id="77" w:name="p.8.-sobre-control-interno"/>
+    <w:bookmarkEnd w:id="77"/>
+    <w:bookmarkStart w:id="78" w:name="p.8.-sobre-control-interno"/>
     <w:p>
       <w:pPr>
         <w:pStyle w:val="Heading2"/>
@@ -17214,6 +18414,4791 @@
         <w:t xml:space="preserve">¿Existe un Comité de Pagos formal?</w:t>
       </w:r>
     </w:p>
+    <w:bookmarkEnd w:id="78"/>
+    <w:bookmarkStart w:id="79" w:name="X57c05c8f4a674612846687bce8f5050e270ac25"/>
+    <w:p>
+      <w:pPr>
+        <w:pStyle w:val="Heading2"/>
+      </w:pPr>
+      <w:r>
+        <w:t xml:space="preserve">P.9. Sobre hallazgos post-validación (NUEVOS)</w:t>
+      </w:r>
+    </w:p>
+    <w:p>
+      <w:pPr>
+        <w:pStyle w:val="Compact"/>
+        <w:numPr>
+          <w:ilvl w:val="0"/>
+          <w:numId w:val="1015"/>
+        </w:numPr>
+      </w:pPr>
+      <w:r>
+        <w:rPr>
+          <w:b/>
+          <w:bCs/>
+        </w:rPr>
+        <w:t xml:space="preserve">CMO Patrimonio NEGATIVO −S/2.87M</w:t>
+      </w:r>
+      <w:r>
+        <w:t xml:space="preserve"> </w:t>
+      </w:r>
+      <w:r>
+        <w:t xml:space="preserve">— ¿Cuál es el plan de Directorio para resolver Art. 220 LGS? ¿Capitalización o disolución?</w:t>
+      </w:r>
+    </w:p>
+    <w:p>
+      <w:pPr>
+        <w:pStyle w:val="Compact"/>
+        <w:numPr>
+          <w:ilvl w:val="0"/>
+          <w:numId w:val="1015"/>
+        </w:numPr>
+      </w:pPr>
+      <w:r>
+        <w:rPr>
+          <w:b/>
+          <w:bCs/>
+        </w:rPr>
+        <w:t xml:space="preserve">CMO no tiene Capital cta 50</w:t>
+      </w:r>
+      <w:r>
+        <w:t xml:space="preserve"> </w:t>
+      </w:r>
+      <w:r>
+        <w:t xml:space="preserve">— ¿El capital social inscrito en Registros Públicos (S/78.3M históricos) está reflejado en S10? ¿En qué cuenta?</w:t>
+      </w:r>
+    </w:p>
+    <w:p>
+      <w:pPr>
+        <w:pStyle w:val="Compact"/>
+        <w:numPr>
+          <w:ilvl w:val="0"/>
+          <w:numId w:val="1015"/>
+        </w:numPr>
+      </w:pPr>
+      <w:r>
+        <w:rPr>
+          <w:b/>
+          <w:bCs/>
+        </w:rPr>
+        <w:t xml:space="preserve">CMO 9,809 asientos con fecha futura por S/1,182M</w:t>
+      </w:r>
+      <w:r>
+        <w:t xml:space="preserve"> </w:t>
+      </w:r>
+      <w:r>
+        <w:t xml:space="preserve">— ¿Son cierres preasignados legítimos? ¿Quién los genera y cuándo?</w:t>
+      </w:r>
+    </w:p>
+    <w:p>
+      <w:pPr>
+        <w:pStyle w:val="Compact"/>
+        <w:numPr>
+          <w:ilvl w:val="0"/>
+          <w:numId w:val="1015"/>
+        </w:numPr>
+      </w:pPr>
+      <w:r>
+        <w:rPr>
+          <w:b/>
+          <w:bCs/>
+        </w:rPr>
+        <w:t xml:space="preserve">AMERICANA −S/13M BBVA MN originado en enero 2026</w:t>
+      </w:r>
+      <w:r>
+        <w:t xml:space="preserve"> </w:t>
+      </w:r>
+      <w:r>
+        <w:t xml:space="preserve">— ¿Qué asiento específico generó el saldo negativo? ¿Es transferencia o ajuste?</w:t>
+      </w:r>
+    </w:p>
+    <w:p>
+      <w:pPr>
+        <w:pStyle w:val="Compact"/>
+        <w:numPr>
+          <w:ilvl w:val="0"/>
+          <w:numId w:val="1015"/>
+        </w:numPr>
+      </w:pPr>
+      <w:r>
+        <w:rPr>
+          <w:b/>
+          <w:bCs/>
+        </w:rPr>
+        <w:t xml:space="preserve">INTEGRAL→CMO S/11.1M</w:t>
+      </w:r>
+      <w:r>
+        <w:t xml:space="preserve"> </w:t>
+      </w:r>
+      <w:r>
+        <w:t xml:space="preserve">— ¿Existe contrato de mutuo formal entre INTEGRAL y CMO por este monto?</w:t>
+      </w:r>
+    </w:p>
+    <w:p>
+      <w:pPr>
+        <w:pStyle w:val="Compact"/>
+        <w:numPr>
+          <w:ilvl w:val="0"/>
+          <w:numId w:val="1015"/>
+        </w:numPr>
+      </w:pPr>
+      <w:r>
+        <w:rPr>
+          <w:b/>
+          <w:bCs/>
+        </w:rPr>
+        <w:t xml:space="preserve">CTS mayo 2026</w:t>
+      </w:r>
+      <w:r>
+        <w:t xml:space="preserve"> </w:t>
+      </w:r>
+      <w:r>
+        <w:t xml:space="preserve">— ¿Se depositará antes del 15/05/2026 en las 4 empresas?</w:t>
+      </w:r>
+    </w:p>
+    <w:p>
+      <w:pPr>
+        <w:pStyle w:val="Compact"/>
+        <w:numPr>
+          <w:ilvl w:val="0"/>
+          <w:numId w:val="1015"/>
+        </w:numPr>
+      </w:pPr>
+      <w:r>
+        <w:rPr>
+          <w:b/>
+          <w:bCs/>
+        </w:rPr>
+        <w:t xml:space="preserve">INTEGRAL crédito tributario S/287K</w:t>
+      </w:r>
+      <w:r>
+        <w:t xml:space="preserve"> </w:t>
+      </w:r>
+      <w:r>
+        <w:t xml:space="preserve">— ¿Se solicitó compensación contra IGV (S/195K por pagar) o devolución?</w:t>
+      </w:r>
+    </w:p>
+    <w:bookmarkEnd w:id="79"/>
+    <w:bookmarkEnd w:id="80"/>
+    <w:bookmarkStart w:id="84" w:name="X3bfd2447b018e630e2ec9f70df301b5ddf75357"/>
+    <w:p>
+      <w:pPr>
+        <w:pStyle w:val="Heading1"/>
+      </w:pPr>
+      <w:r>
+        <w:t xml:space="preserve">ANEXO Q ⭐ — CMO PATRIMONIO NETO NEGATIVO −S/2.87M (Art. 220 LGS)</w:t>
+      </w:r>
+    </w:p>
+    <w:bookmarkStart w:id="81" w:name="q.1.-composición-validada-v03-v19"/>
+    <w:p>
+      <w:pPr>
+        <w:pStyle w:val="Heading2"/>
+      </w:pPr>
+      <w:r>
+        <w:t xml:space="preserve">Q.1. Composición validada (V03 + V19)</w:t>
+      </w:r>
+    </w:p>
+    <w:tbl>
+      <w:tblPr>
+        <w:tblStyle w:val="Table"/>
+        <w:tblW w:type="auto" w:w="0"/>
+        <w:tblLook w:firstRow="1" w:lastRow="0" w:firstColumn="0" w:lastColumn="0" w:noHBand="0" w:noVBand="0" w:val="0020"/>
+      </w:tblPr>
+      <w:tblGrid>
+        <w:gridCol w:w="2640"/>
+        <w:gridCol w:w="2640"/>
+        <w:gridCol w:w="2640"/>
+      </w:tblGrid>
+      <w:tr>
+        <w:trPr>
+          <w:tblHeader w:val="on"/>
+        </w:trPr>
+        <w:tc>
+          <w:tcPr/>
+          <w:p>
+            <w:pPr>
+              <w:pStyle w:val="Compact"/>
+            </w:pPr>
+            <w:r>
+              <w:t xml:space="preserve">Cuenta</w:t>
+            </w:r>
+          </w:p>
+        </w:tc>
+        <w:tc>
+          <w:tcPr/>
+          <w:p>
+            <w:pPr>
+              <w:pStyle w:val="Compact"/>
+            </w:pPr>
+            <w:r>
+              <w:t xml:space="preserve">Descripción</w:t>
+            </w:r>
+          </w:p>
+        </w:tc>
+        <w:tc>
+          <w:tcPr/>
+          <w:p>
+            <w:pPr>
+              <w:pStyle w:val="Compact"/>
+              <w:jc w:val="right"/>
+            </w:pPr>
+            <w:r>
+              <w:t xml:space="preserve">Saldo</w:t>
+            </w:r>
+          </w:p>
+        </w:tc>
+      </w:tr>
+      <w:tr>
+        <w:tc>
+          <w:tcPr/>
+          <w:p>
+            <w:pPr>
+              <w:pStyle w:val="Compact"/>
+            </w:pPr>
+            <w:r>
+              <w:t xml:space="preserve">59110100</w:t>
+            </w:r>
+          </w:p>
+        </w:tc>
+        <w:tc>
+          <w:tcPr/>
+          <w:p>
+            <w:pPr>
+              <w:pStyle w:val="Compact"/>
+            </w:pPr>
+            <w:r>
+              <w:t xml:space="preserve">Utilidades Acumuladas</w:t>
+            </w:r>
+          </w:p>
+        </w:tc>
+        <w:tc>
+          <w:tcPr/>
+          <w:p>
+            <w:pPr>
+              <w:pStyle w:val="Compact"/>
+              <w:jc w:val="right"/>
+            </w:pPr>
+            <w:r>
+              <w:t xml:space="preserve">+S/5,082,789</w:t>
+            </w:r>
+          </w:p>
+        </w:tc>
+      </w:tr>
+      <w:tr>
+        <w:tc>
+          <w:tcPr/>
+          <w:p>
+            <w:pPr>
+              <w:pStyle w:val="Compact"/>
+            </w:pPr>
+            <w:r>
+              <w:t xml:space="preserve">59120100</w:t>
+            </w:r>
+          </w:p>
+        </w:tc>
+        <w:tc>
+          <w:tcPr/>
+          <w:p>
+            <w:pPr>
+              <w:pStyle w:val="Compact"/>
+            </w:pPr>
+            <w:r>
+              <w:t xml:space="preserve">Ingresos de Años Anteriores</w:t>
+            </w:r>
+          </w:p>
+        </w:tc>
+        <w:tc>
+          <w:tcPr/>
+          <w:p>
+            <w:pPr>
+              <w:pStyle w:val="Compact"/>
+              <w:jc w:val="right"/>
+            </w:pPr>
+            <w:r>
+              <w:t xml:space="preserve">−S/2,199,498</w:t>
+            </w:r>
+          </w:p>
+        </w:tc>
+      </w:tr>
+      <w:tr>
+        <w:tc>
+          <w:tcPr/>
+          <w:p>
+            <w:pPr>
+              <w:pStyle w:val="Compact"/>
+            </w:pPr>
+            <w:r>
+              <w:t xml:space="preserve">59220100</w:t>
+            </w:r>
+          </w:p>
+        </w:tc>
+        <w:tc>
+          <w:tcPr/>
+          <w:p>
+            <w:pPr>
+              <w:pStyle w:val="Compact"/>
+            </w:pPr>
+            <w:r>
+              <w:t xml:space="preserve">Gastos de Años Anteriores</w:t>
+            </w:r>
+          </w:p>
+        </w:tc>
+        <w:tc>
+          <w:tcPr/>
+          <w:p>
+            <w:pPr>
+              <w:pStyle w:val="Compact"/>
+              <w:jc w:val="right"/>
+            </w:pPr>
+            <w:r>
+              <w:t xml:space="preserve">−S/7,355</w:t>
+            </w:r>
+          </w:p>
+        </w:tc>
+      </w:tr>
+      <w:tr>
+        <w:tc>
+          <w:tcPr/>
+          <w:p>
+            <w:pPr>
+              <w:pStyle w:val="Compact"/>
+            </w:pPr>
+            <w:r>
+              <w:t xml:space="preserve">(otras)</w:t>
+            </w:r>
+          </w:p>
+        </w:tc>
+        <w:tc>
+          <w:tcPr/>
+          <w:p>
+            <w:pPr>
+              <w:pStyle w:val="Compact"/>
+            </w:pPr>
+            <w:r>
+              <w:t xml:space="preserve">(no registradas individualmente)</w:t>
+            </w:r>
+          </w:p>
+        </w:tc>
+        <w:tc>
+          <w:tcPr/>
+          <w:p>
+            <w:pPr>
+              <w:pStyle w:val="Compact"/>
+              <w:jc w:val="right"/>
+            </w:pPr>
+            <w:r>
+              <w:t xml:space="preserve">−S/5,751,871</w:t>
+            </w:r>
+          </w:p>
+        </w:tc>
+      </w:tr>
+      <w:tr>
+        <w:tc>
+          <w:tcPr/>
+          <w:p>
+            <w:pPr>
+              <w:pStyle w:val="Compact"/>
+            </w:pPr>
+            <w:r>
+              <w:rPr>
+                <w:b/>
+                <w:bCs/>
+              </w:rPr>
+              <w:t xml:space="preserve">TOTAL Grupo 5 (Patrimonio)</w:t>
+            </w:r>
+          </w:p>
+        </w:tc>
+        <w:tc>
+          <w:tcPr/>
+          <w:p>
+            <w:pPr>
+              <w:pStyle w:val="Compact"/>
+            </w:pPr>
+          </w:p>
+        </w:tc>
+        <w:tc>
+          <w:tcPr/>
+          <w:p>
+            <w:pPr>
+              <w:pStyle w:val="Compact"/>
+              <w:jc w:val="right"/>
+            </w:pPr>
+            <w:r>
+              <w:rPr>
+                <w:b/>
+                <w:bCs/>
+              </w:rPr>
+              <w:t xml:space="preserve">−S/2,875,935</w:t>
+            </w:r>
+            <w:r>
+              <w:t xml:space="preserve"> </w:t>
+            </w:r>
+            <w:r>
+              <w:t xml:space="preserve">🔴</w:t>
+            </w:r>
+          </w:p>
+        </w:tc>
+      </w:tr>
+    </w:tbl>
+    <w:p>
+      <w:pPr>
+        <w:pStyle w:val="BodyText"/>
+      </w:pPr>
+      <w:r>
+        <w:rPr>
+          <w:b/>
+          <w:bCs/>
+        </w:rPr>
+        <w:t xml:space="preserve">Observación crítica:</w:t>
+      </w:r>
+      <w:r>
+        <w:t xml:space="preserve"> </w:t>
+      </w:r>
+      <w:r>
+        <w:t xml:space="preserve">CMO</w:t>
+      </w:r>
+      <w:r>
+        <w:t xml:space="preserve"> </w:t>
+      </w:r>
+      <w:r>
+        <w:rPr>
+          <w:b/>
+          <w:bCs/>
+        </w:rPr>
+        <w:t xml:space="preserve">no tiene cuenta 50 (Capital Social) con saldo registrado</w:t>
+      </w:r>
+      <w:r>
+        <w:t xml:space="preserve">. El</w:t>
+      </w:r>
+      <w:r>
+        <w:t xml:space="preserve"> </w:t>
+      </w:r>
+      <w:r>
+        <w:t xml:space="preserve">“capital S/78.3M”</w:t>
+      </w:r>
+      <w:r>
+        <w:t xml:space="preserve"> </w:t>
+      </w:r>
+      <w:r>
+        <w:t xml:space="preserve">mencionado en versiones anteriores del informe debe verificarse contra Registros Públicos (escritura pública de constitución y modificatorias).</w:t>
+      </w:r>
+    </w:p>
+    <w:bookmarkEnd w:id="81"/>
+    <w:bookmarkStart w:id="82" w:name="q.2.-implicancia-legal"/>
+    <w:p>
+      <w:pPr>
+        <w:pStyle w:val="Heading2"/>
+      </w:pPr>
+      <w:r>
+        <w:t xml:space="preserve">Q.2. Implicancia legal</w:t>
+      </w:r>
+    </w:p>
+    <w:p>
+      <w:pPr>
+        <w:pStyle w:val="FirstParagraph"/>
+      </w:pPr>
+      <w:r>
+        <w:rPr>
+          <w:b/>
+          <w:bCs/>
+        </w:rPr>
+        <w:t xml:space="preserve">Art. 220 LGS:</w:t>
+      </w:r>
+      <w:r>
+        <w:t xml:space="preserve"> </w:t>
+      </w:r>
+      <w:r>
+        <w:t xml:space="preserve">Si las pérdidas reducen el patrimonio neto a menos de</w:t>
+      </w:r>
+      <w:r>
+        <w:t xml:space="preserve"> </w:t>
+      </w:r>
+      <w:r>
+        <w:rPr>
+          <w:b/>
+          <w:bCs/>
+        </w:rPr>
+        <w:t xml:space="preserve">1/3 del capital social</w:t>
+      </w:r>
+      <w:r>
+        <w:t xml:space="preserve">, la sociedad debe:</w:t>
+      </w:r>
+      <w:r>
+        <w:t xml:space="preserve"> </w:t>
+      </w:r>
+      <w:r>
+        <w:t xml:space="preserve">1. Reducir el capital, o</w:t>
+      </w:r>
+      <w:r>
+        <w:t xml:space="preserve"> </w:t>
+      </w:r>
+      <w:r>
+        <w:t xml:space="preserve">2. Convocar Junta General para acordar disolución, o</w:t>
+      </w:r>
+      <w:r>
+        <w:t xml:space="preserve"> </w:t>
+      </w:r>
+      <w:r>
+        <w:t xml:space="preserve">3. Capitalizar las pérdidas.</w:t>
+      </w:r>
+    </w:p>
+    <w:p>
+      <w:pPr>
+        <w:pStyle w:val="BodyText"/>
+      </w:pPr>
+      <w:r>
+        <w:rPr>
+          <w:b/>
+          <w:bCs/>
+        </w:rPr>
+        <w:t xml:space="preserve">Sin capital cta 50 explícito</w:t>
+      </w:r>
+      <w:r>
+        <w:t xml:space="preserve">, técnicamente CMO podría estar operando con capital S/0 y patrimonio negativo — situación contablemente insostenible.</w:t>
+      </w:r>
+    </w:p>
+    <w:bookmarkEnd w:id="82"/>
+    <w:bookmarkStart w:id="83" w:name="q.3.-plan-de-acción-propuesto"/>
+    <w:p>
+      <w:pPr>
+        <w:pStyle w:val="Heading2"/>
+      </w:pPr>
+      <w:r>
+        <w:t xml:space="preserve">Q.3. Plan de acción propuesto</w:t>
+      </w:r>
+    </w:p>
+    <w:p>
+      <w:pPr>
+        <w:numPr>
+          <w:ilvl w:val="0"/>
+          <w:numId w:val="1016"/>
+        </w:numPr>
+      </w:pPr>
+      <w:r>
+        <w:rPr>
+          <w:b/>
+          <w:bCs/>
+        </w:rPr>
+        <w:t xml:space="preserve">0–7 días:</w:t>
+      </w:r>
+      <w:r>
+        <w:t xml:space="preserve"> </w:t>
+      </w:r>
+      <w:r>
+        <w:t xml:space="preserve">Verificar con Registros Públicos cuál es el capital social inscrito de CMO GROUP S.A.</w:t>
+      </w:r>
+    </w:p>
+    <w:p>
+      <w:pPr>
+        <w:numPr>
+          <w:ilvl w:val="0"/>
+          <w:numId w:val="1016"/>
+        </w:numPr>
+      </w:pPr>
+      <w:r>
+        <w:rPr>
+          <w:b/>
+          <w:bCs/>
+        </w:rPr>
+        <w:t xml:space="preserve">0–7 días:</w:t>
+      </w:r>
+      <w:r>
+        <w:t xml:space="preserve"> </w:t>
+      </w:r>
+      <w:r>
+        <w:t xml:space="preserve">Si está inscrito un capital, cargar el asiento contable correctivo:</w:t>
+      </w:r>
+    </w:p>
+    <w:p>
+      <w:pPr>
+        <w:pStyle w:val="SourceCode"/>
+        <w:numPr>
+          <w:ilvl w:val="0"/>
+          <w:numId w:val="1000"/>
+        </w:numPr>
+      </w:pPr>
+      <w:r>
+        <w:rPr>
+          <w:rStyle w:val="VerbatimChar"/>
+        </w:rPr>
+        <w:t xml:space="preserve">Db. 591 — Utilidades Acumuladas       2,875,935</w:t>
+      </w:r>
+      <w:r>
+        <w:br/>
+      </w:r>
+      <w:r>
+        <w:rPr>
+          <w:rStyle w:val="VerbatimChar"/>
+        </w:rPr>
+        <w:t xml:space="preserve">    Cr. 5011 — Capital Social Inscrito      2,875,935</w:t>
+      </w:r>
+      <w:r>
+        <w:br/>
+      </w:r>
+      <w:r>
+        <w:rPr>
+          <w:rStyle w:val="VerbatimChar"/>
+        </w:rPr>
+        <w:t xml:space="preserve">Glosa: Reclasificación según Registros Públicos</w:t>
+      </w:r>
+    </w:p>
+    <w:p>
+      <w:pPr>
+        <w:numPr>
+          <w:ilvl w:val="0"/>
+          <w:numId w:val="1016"/>
+        </w:numPr>
+      </w:pPr>
+      <w:r>
+        <w:rPr>
+          <w:b/>
+          <w:bCs/>
+        </w:rPr>
+        <w:t xml:space="preserve">0–15 días:</w:t>
+      </w:r>
+      <w:r>
+        <w:t xml:space="preserve"> </w:t>
+      </w:r>
+      <w:r>
+        <w:t xml:space="preserve">Convocar Junta General de Accionistas extraordinaria.</w:t>
+      </w:r>
+    </w:p>
+    <w:p>
+      <w:pPr>
+        <w:numPr>
+          <w:ilvl w:val="0"/>
+          <w:numId w:val="1016"/>
+        </w:numPr>
+      </w:pPr>
+      <w:r>
+        <w:rPr>
+          <w:b/>
+          <w:bCs/>
+        </w:rPr>
+        <w:t xml:space="preserve">15–60 días:</w:t>
+      </w:r>
+      <w:r>
+        <w:t xml:space="preserve"> </w:t>
+      </w:r>
+      <w:r>
+        <w:t xml:space="preserve">Acuerdo de capitalización de aportes pendientes o reducción de capital.</w:t>
+      </w:r>
+    </w:p>
+    <w:bookmarkEnd w:id="83"/>
+    <w:bookmarkEnd w:id="84"/>
+    <w:bookmarkStart w:id="88" w:name="X39bbfbf7705708edb002d52e3d6a610ac324276"/>
+    <w:p>
+      <w:pPr>
+        <w:pStyle w:val="Heading1"/>
+      </w:pPr>
+      <w:r>
+        <w:t xml:space="preserve">ANEXO R ⭐ — CMO ACTIVO FIJO VALOR NETO NEGATIVO</w:t>
+      </w:r>
+    </w:p>
+    <w:bookmarkStart w:id="85" w:name="r.1.-datos-validados-v15"/>
+    <w:p>
+      <w:pPr>
+        <w:pStyle w:val="Heading2"/>
+      </w:pPr>
+      <w:r>
+        <w:t xml:space="preserve">R.1. Datos validados (V15)</w:t>
+      </w:r>
+    </w:p>
+    <w:tbl>
+      <w:tblPr>
+        <w:tblStyle w:val="Table"/>
+        <w:tblW w:type="pct" w:w="5000"/>
+        <w:tblLayout w:type="fixed"/>
+        <w:tblLook w:firstRow="1" w:lastRow="0" w:firstColumn="0" w:lastColumn="0" w:noHBand="0" w:noVBand="0" w:val="0020"/>
+      </w:tblPr>
+      <w:tblGrid>
+        <w:gridCol w:w="3394"/>
+        <w:gridCol w:w="4525"/>
+      </w:tblGrid>
+      <w:tr>
+        <w:trPr>
+          <w:tblHeader w:val="on"/>
+        </w:trPr>
+        <w:tc>
+          <w:tcPr/>
+          <w:p>
+            <w:pPr>
+              <w:pStyle w:val="Compact"/>
+            </w:pPr>
+            <w:r>
+              <w:t xml:space="preserve">Concepto</w:t>
+            </w:r>
+          </w:p>
+        </w:tc>
+        <w:tc>
+          <w:tcPr/>
+          <w:p>
+            <w:pPr>
+              <w:pStyle w:val="Compact"/>
+              <w:jc w:val="right"/>
+            </w:pPr>
+            <w:r>
+              <w:t xml:space="preserve">Saldo</w:t>
+            </w:r>
+          </w:p>
+        </w:tc>
+      </w:tr>
+      <w:tr>
+        <w:tc>
+          <w:tcPr/>
+          <w:p>
+            <w:pPr>
+              <w:pStyle w:val="Compact"/>
+            </w:pPr>
+            <w:r>
+              <w:t xml:space="preserve">Clase 33 (Activo bruto)</w:t>
+            </w:r>
+          </w:p>
+        </w:tc>
+        <w:tc>
+          <w:tcPr/>
+          <w:p>
+            <w:pPr>
+              <w:pStyle w:val="Compact"/>
+              <w:jc w:val="right"/>
+            </w:pPr>
+            <w:r>
+              <w:rPr>
+                <w:b/>
+                <w:bCs/>
+              </w:rPr>
+              <w:t xml:space="preserve">−S/162,408</w:t>
+            </w:r>
+            <w:r>
+              <w:t xml:space="preserve"> </w:t>
+            </w:r>
+            <w:r>
+              <w:t xml:space="preserve">(anómalo: debería ser deudor)</w:t>
+            </w:r>
+          </w:p>
+        </w:tc>
+      </w:tr>
+      <w:tr>
+        <w:tc>
+          <w:tcPr/>
+          <w:p>
+            <w:pPr>
+              <w:pStyle w:val="Compact"/>
+            </w:pPr>
+            <w:r>
+              <w:t xml:space="preserve">Clase 39 (Depreciación acumulada)</w:t>
+            </w:r>
+          </w:p>
+        </w:tc>
+        <w:tc>
+          <w:tcPr/>
+          <w:p>
+            <w:pPr>
+              <w:pStyle w:val="Compact"/>
+              <w:jc w:val="right"/>
+            </w:pPr>
+            <w:r>
+              <w:rPr>
+                <w:b/>
+                <w:bCs/>
+              </w:rPr>
+              <w:t xml:space="preserve">−S/156,467</w:t>
+            </w:r>
+            <w:r>
+              <w:t xml:space="preserve"> </w:t>
+            </w:r>
+            <w:r>
+              <w:t xml:space="preserve">(anómalo: debería ser acreedor)</w:t>
+            </w:r>
+          </w:p>
+        </w:tc>
+      </w:tr>
+      <w:tr>
+        <w:tc>
+          <w:tcPr/>
+          <w:p>
+            <w:pPr>
+              <w:pStyle w:val="Compact"/>
+            </w:pPr>
+            <w:r>
+              <w:t xml:space="preserve">Clase 68 (Depreciación del ejercicio)</w:t>
+            </w:r>
+          </w:p>
+        </w:tc>
+        <w:tc>
+          <w:tcPr/>
+          <w:p>
+            <w:pPr>
+              <w:pStyle w:val="Compact"/>
+              <w:jc w:val="right"/>
+            </w:pPr>
+            <w:r>
+              <w:t xml:space="preserve">−S/3,239,888 (flujo del año)</w:t>
+            </w:r>
+          </w:p>
+        </w:tc>
+      </w:tr>
+      <w:tr>
+        <w:tc>
+          <w:tcPr/>
+          <w:p>
+            <w:pPr>
+              <w:pStyle w:val="Compact"/>
+            </w:pPr>
+            <w:r>
+              <w:rPr>
+                <w:b/>
+                <w:bCs/>
+              </w:rPr>
+              <w:t xml:space="preserve">Valor neto contable (33 − 39)</w:t>
+            </w:r>
+          </w:p>
+        </w:tc>
+        <w:tc>
+          <w:tcPr/>
+          <w:p>
+            <w:pPr>
+              <w:pStyle w:val="Compact"/>
+              <w:jc w:val="right"/>
+            </w:pPr>
+            <w:r>
+              <w:rPr>
+                <w:b/>
+                <w:bCs/>
+              </w:rPr>
+              <w:t xml:space="preserve">−S/5,942</w:t>
+            </w:r>
+            <w:r>
+              <w:t xml:space="preserve"> </w:t>
+            </w:r>
+            <w:r>
+              <w:t xml:space="preserve">🔴</w:t>
+            </w:r>
+          </w:p>
+        </w:tc>
+      </w:tr>
+    </w:tbl>
+    <w:p>
+      <w:pPr>
+        <w:pStyle w:val="BodyText"/>
+      </w:pPr>
+      <w:r>
+        <w:rPr>
+          <w:b/>
+          <w:bCs/>
+        </w:rPr>
+        <w:t xml:space="preserve">El valor neto contable del activo fijo NO puede ser negativo</w:t>
+      </w:r>
+      <w:r>
+        <w:t xml:space="preserve"> </w:t>
+      </w:r>
+      <w:r>
+        <w:t xml:space="preserve">en ningún marco contable (NIC 16). Esto indica corrupción de signos, depreciación acelerada inversa, o errores acumulados.</w:t>
+      </w:r>
+    </w:p>
+    <w:bookmarkEnd w:id="85"/>
+    <w:bookmarkStart w:id="86" w:name="r.2.-comparación-con-empresas-sanas"/>
+    <w:p>
+      <w:pPr>
+        <w:pStyle w:val="Heading2"/>
+      </w:pPr>
+      <w:r>
+        <w:t xml:space="preserve">R.2. Comparación con empresas sanas</w:t>
+      </w:r>
+    </w:p>
+    <w:tbl>
+      <w:tblPr>
+        <w:tblStyle w:val="Table"/>
+        <w:tblW w:type="auto" w:w="0"/>
+        <w:tblLook w:firstRow="1" w:lastRow="0" w:firstColumn="0" w:lastColumn="0" w:noHBand="0" w:noVBand="0" w:val="0020"/>
+      </w:tblPr>
+      <w:tblGrid>
+        <w:gridCol w:w="1980"/>
+        <w:gridCol w:w="1980"/>
+        <w:gridCol w:w="1980"/>
+        <w:gridCol w:w="1980"/>
+      </w:tblGrid>
+      <w:tr>
+        <w:trPr>
+          <w:tblHeader w:val="on"/>
+        </w:trPr>
+        <w:tc>
+          <w:tcPr/>
+          <w:p>
+            <w:pPr>
+              <w:pStyle w:val="Compact"/>
+            </w:pPr>
+            <w:r>
+              <w:t xml:space="preserve">Empresa</w:t>
+            </w:r>
+          </w:p>
+        </w:tc>
+        <w:tc>
+          <w:tcPr/>
+          <w:p>
+            <w:pPr>
+              <w:pStyle w:val="Compact"/>
+              <w:jc w:val="right"/>
+            </w:pPr>
+            <w:r>
+              <w:t xml:space="preserve">Clase 33</w:t>
+            </w:r>
+          </w:p>
+        </w:tc>
+        <w:tc>
+          <w:tcPr/>
+          <w:p>
+            <w:pPr>
+              <w:pStyle w:val="Compact"/>
+              <w:jc w:val="right"/>
+            </w:pPr>
+            <w:r>
+              <w:t xml:space="preserve">Clase 39</w:t>
+            </w:r>
+          </w:p>
+        </w:tc>
+        <w:tc>
+          <w:tcPr/>
+          <w:p>
+            <w:pPr>
+              <w:pStyle w:val="Compact"/>
+              <w:jc w:val="right"/>
+            </w:pPr>
+            <w:r>
+              <w:t xml:space="preserve">Valor neto</w:t>
+            </w:r>
+          </w:p>
+        </w:tc>
+      </w:tr>
+      <w:tr>
+        <w:tc>
+          <w:tcPr/>
+          <w:p>
+            <w:pPr>
+              <w:pStyle w:val="Compact"/>
+            </w:pPr>
+            <w:r>
+              <w:t xml:space="preserve">AMERICANA</w:t>
+            </w:r>
+          </w:p>
+        </w:tc>
+        <w:tc>
+          <w:tcPr/>
+          <w:p>
+            <w:pPr>
+              <w:pStyle w:val="Compact"/>
+              <w:jc w:val="right"/>
+            </w:pPr>
+            <w:r>
+              <w:t xml:space="preserve">+S/28,500</w:t>
+            </w:r>
+          </w:p>
+        </w:tc>
+        <w:tc>
+          <w:tcPr/>
+          <w:p>
+            <w:pPr>
+              <w:pStyle w:val="Compact"/>
+              <w:jc w:val="right"/>
+            </w:pPr>
+            <w:r>
+              <w:t xml:space="preserve">+S/12,201</w:t>
+            </w:r>
+          </w:p>
+        </w:tc>
+        <w:tc>
+          <w:tcPr/>
+          <w:p>
+            <w:pPr>
+              <w:pStyle w:val="Compact"/>
+              <w:jc w:val="right"/>
+            </w:pPr>
+            <w:r>
+              <w:t xml:space="preserve">+S/16,299 ✅</w:t>
+            </w:r>
+          </w:p>
+        </w:tc>
+      </w:tr>
+      <w:tr>
+        <w:tc>
+          <w:tcPr/>
+          <w:p>
+            <w:pPr>
+              <w:pStyle w:val="Compact"/>
+            </w:pPr>
+            <w:r>
+              <w:t xml:space="preserve">INTEGRAL</w:t>
+            </w:r>
+          </w:p>
+        </w:tc>
+        <w:tc>
+          <w:tcPr/>
+          <w:p>
+            <w:pPr>
+              <w:pStyle w:val="Compact"/>
+              <w:jc w:val="right"/>
+            </w:pPr>
+            <w:r>
+              <w:t xml:space="preserve">+S/198,712</w:t>
+            </w:r>
+          </w:p>
+        </w:tc>
+        <w:tc>
+          <w:tcPr/>
+          <w:p>
+            <w:pPr>
+              <w:pStyle w:val="Compact"/>
+              <w:jc w:val="right"/>
+            </w:pPr>
+            <w:r>
+              <w:t xml:space="preserve">+S/36,919</w:t>
+            </w:r>
+          </w:p>
+        </w:tc>
+        <w:tc>
+          <w:tcPr/>
+          <w:p>
+            <w:pPr>
+              <w:pStyle w:val="Compact"/>
+              <w:jc w:val="right"/>
+            </w:pPr>
+            <w:r>
+              <w:t xml:space="preserve">+S/161,794 ✅</w:t>
+            </w:r>
+          </w:p>
+        </w:tc>
+      </w:tr>
+      <w:tr>
+        <w:tc>
+          <w:tcPr/>
+          <w:p>
+            <w:pPr>
+              <w:pStyle w:val="Compact"/>
+            </w:pPr>
+            <w:r>
+              <w:t xml:space="preserve">MEDARQ</w:t>
+            </w:r>
+          </w:p>
+        </w:tc>
+        <w:tc>
+          <w:tcPr/>
+          <w:p>
+            <w:pPr>
+              <w:pStyle w:val="Compact"/>
+              <w:jc w:val="right"/>
+            </w:pPr>
+            <w:r>
+              <w:t xml:space="preserve">+S/48,569</w:t>
+            </w:r>
+          </w:p>
+        </w:tc>
+        <w:tc>
+          <w:tcPr/>
+          <w:p>
+            <w:pPr>
+              <w:pStyle w:val="Compact"/>
+              <w:jc w:val="right"/>
+            </w:pPr>
+            <w:r>
+              <w:t xml:space="preserve">+S/4,487</w:t>
+            </w:r>
+          </w:p>
+        </w:tc>
+        <w:tc>
+          <w:tcPr/>
+          <w:p>
+            <w:pPr>
+              <w:pStyle w:val="Compact"/>
+              <w:jc w:val="right"/>
+            </w:pPr>
+            <w:r>
+              <w:t xml:space="preserve">+S/44,082 ✅</w:t>
+            </w:r>
+          </w:p>
+        </w:tc>
+      </w:tr>
+      <w:tr>
+        <w:tc>
+          <w:tcPr/>
+          <w:p>
+            <w:pPr>
+              <w:pStyle w:val="Compact"/>
+            </w:pPr>
+            <w:r>
+              <w:rPr>
+                <w:b/>
+                <w:bCs/>
+              </w:rPr>
+              <w:t xml:space="preserve">CMO</w:t>
+            </w:r>
+          </w:p>
+        </w:tc>
+        <w:tc>
+          <w:tcPr/>
+          <w:p>
+            <w:pPr>
+              <w:pStyle w:val="Compact"/>
+              <w:jc w:val="right"/>
+            </w:pPr>
+            <w:r>
+              <w:rPr>
+                <w:b/>
+                <w:bCs/>
+              </w:rPr>
+              <w:t xml:space="preserve">−S/162,408</w:t>
+            </w:r>
+          </w:p>
+        </w:tc>
+        <w:tc>
+          <w:tcPr/>
+          <w:p>
+            <w:pPr>
+              <w:pStyle w:val="Compact"/>
+              <w:jc w:val="right"/>
+            </w:pPr>
+            <w:r>
+              <w:rPr>
+                <w:b/>
+                <w:bCs/>
+              </w:rPr>
+              <w:t xml:space="preserve">−S/156,467</w:t>
+            </w:r>
+          </w:p>
+        </w:tc>
+        <w:tc>
+          <w:tcPr/>
+          <w:p>
+            <w:pPr>
+              <w:pStyle w:val="Compact"/>
+              <w:jc w:val="right"/>
+            </w:pPr>
+            <w:r>
+              <w:rPr>
+                <w:b/>
+                <w:bCs/>
+              </w:rPr>
+              <w:t xml:space="preserve">−S/5,942</w:t>
+            </w:r>
+            <w:r>
+              <w:t xml:space="preserve"> </w:t>
+            </w:r>
+            <w:r>
+              <w:t xml:space="preserve">🔴</w:t>
+            </w:r>
+          </w:p>
+        </w:tc>
+      </w:tr>
+    </w:tbl>
+    <w:bookmarkEnd w:id="86"/>
+    <w:bookmarkStart w:id="87" w:name="r.3.-plan-de-acción"/>
+    <w:p>
+      <w:pPr>
+        <w:pStyle w:val="Heading2"/>
+      </w:pPr>
+      <w:r>
+        <w:t xml:space="preserve">R.3. Plan de acción</w:t>
+      </w:r>
+    </w:p>
+    <w:p>
+      <w:pPr>
+        <w:pStyle w:val="Compact"/>
+        <w:numPr>
+          <w:ilvl w:val="0"/>
+          <w:numId w:val="1017"/>
+        </w:numPr>
+      </w:pPr>
+      <w:r>
+        <w:rPr>
+          <w:b/>
+          <w:bCs/>
+        </w:rPr>
+        <w:t xml:space="preserve">0–30 días:</w:t>
+      </w:r>
+      <w:r>
+        <w:t xml:space="preserve"> </w:t>
+      </w:r>
+      <w:r>
+        <w:t xml:space="preserve">Inventario físico de activos fijos CMO (edificios, equipos, mobiliario, vehículos).</w:t>
+      </w:r>
+    </w:p>
+    <w:p>
+      <w:pPr>
+        <w:pStyle w:val="Compact"/>
+        <w:numPr>
+          <w:ilvl w:val="0"/>
+          <w:numId w:val="1017"/>
+        </w:numPr>
+      </w:pPr>
+      <w:r>
+        <w:rPr>
+          <w:b/>
+          <w:bCs/>
+        </w:rPr>
+        <w:t xml:space="preserve">30–60 días:</w:t>
+      </w:r>
+      <w:r>
+        <w:t xml:space="preserve"> </w:t>
+      </w:r>
+      <w:r>
+        <w:t xml:space="preserve">Reconstrucción del registro contable desde inventario físico + facturas originales.</w:t>
+      </w:r>
+    </w:p>
+    <w:p>
+      <w:pPr>
+        <w:pStyle w:val="Compact"/>
+        <w:numPr>
+          <w:ilvl w:val="0"/>
+          <w:numId w:val="1017"/>
+        </w:numPr>
+      </w:pPr>
+      <w:r>
+        <w:rPr>
+          <w:b/>
+          <w:bCs/>
+        </w:rPr>
+        <w:t xml:space="preserve">60–90 días:</w:t>
+      </w:r>
+      <w:r>
+        <w:t xml:space="preserve"> </w:t>
+      </w:r>
+      <w:r>
+        <w:t xml:space="preserve">Asientos correctivos de reclasificación + recálculo de depreciación NIC 16.</w:t>
+      </w:r>
+    </w:p>
+    <w:bookmarkEnd w:id="87"/>
+    <w:bookmarkEnd w:id="88"/>
+    <w:bookmarkStart w:id="92" w:name="X54c0e602bd2f33555a2a475d4f9e123c55007ac"/>
+    <w:p>
+      <w:pPr>
+        <w:pStyle w:val="Heading1"/>
+      </w:pPr>
+      <w:r>
+        <w:t xml:space="preserve">ANEXO S ⭐ — CMO 9,809 ASIENTOS CON FECHA FUTURA POR S/1,182M</w:t>
+      </w:r>
+    </w:p>
+    <w:bookmarkStart w:id="89" w:name="s.1.-datos-validados-v20"/>
+    <w:p>
+      <w:pPr>
+        <w:pStyle w:val="Heading2"/>
+      </w:pPr>
+      <w:r>
+        <w:t xml:space="preserve">S.1. Datos validados (V20)</w:t>
+      </w:r>
+    </w:p>
+    <w:tbl>
+      <w:tblPr>
+        <w:tblStyle w:val="Table"/>
+        <w:tblW w:type="pct" w:w="5000"/>
+        <w:tblLayout w:type="fixed"/>
+        <w:tblLook w:firstRow="1" w:lastRow="0" w:firstColumn="0" w:lastColumn="0" w:noHBand="0" w:noVBand="0" w:val="0020"/>
+      </w:tblPr>
+      <w:tblGrid>
+        <w:gridCol w:w="1584"/>
+        <w:gridCol w:w="2112"/>
+        <w:gridCol w:w="2112"/>
+        <w:gridCol w:w="2112"/>
+      </w:tblGrid>
+      <w:tr>
+        <w:trPr>
+          <w:tblHeader w:val="on"/>
+        </w:trPr>
+        <w:tc>
+          <w:tcPr/>
+          <w:p>
+            <w:pPr>
+              <w:pStyle w:val="Compact"/>
+            </w:pPr>
+            <w:r>
+              <w:t xml:space="preserve">Categoría</w:t>
+            </w:r>
+          </w:p>
+        </w:tc>
+        <w:tc>
+          <w:tcPr/>
+          <w:p>
+            <w:pPr>
+              <w:pStyle w:val="Compact"/>
+              <w:jc w:val="right"/>
+            </w:pPr>
+            <w:r>
+              <w:t xml:space="preserve">NumAsientos</w:t>
+            </w:r>
+          </w:p>
+        </w:tc>
+        <w:tc>
+          <w:tcPr/>
+          <w:p>
+            <w:pPr>
+              <w:pStyle w:val="Compact"/>
+              <w:jc w:val="right"/>
+            </w:pPr>
+            <w:r>
+              <w:t xml:space="preserve">DocsDistintos</w:t>
+            </w:r>
+          </w:p>
+        </w:tc>
+        <w:tc>
+          <w:tcPr/>
+          <w:p>
+            <w:pPr>
+              <w:pStyle w:val="Compact"/>
+              <w:jc w:val="right"/>
+            </w:pPr>
+            <w:r>
+              <w:t xml:space="preserve">Monto</w:t>
+            </w:r>
+          </w:p>
+        </w:tc>
+      </w:tr>
+      <w:tr>
+        <w:tc>
+          <w:tcPr/>
+          <w:p>
+            <w:pPr>
+              <w:pStyle w:val="Compact"/>
+            </w:pPr>
+            <w:r>
+              <w:t xml:space="preserve">Fecha futura (&gt; 11/05/2026)</w:t>
+            </w:r>
+          </w:p>
+        </w:tc>
+        <w:tc>
+          <w:tcPr/>
+          <w:p>
+            <w:pPr>
+              <w:pStyle w:val="Compact"/>
+              <w:jc w:val="right"/>
+            </w:pPr>
+            <w:r>
+              <w:rPr>
+                <w:b/>
+                <w:bCs/>
+              </w:rPr>
+              <w:t xml:space="preserve">9,809</w:t>
+            </w:r>
+          </w:p>
+        </w:tc>
+        <w:tc>
+          <w:tcPr/>
+          <w:p>
+            <w:pPr>
+              <w:pStyle w:val="Compact"/>
+              <w:jc w:val="right"/>
+            </w:pPr>
+            <w:r>
+              <w:t xml:space="preserve">6,835</w:t>
+            </w:r>
+          </w:p>
+        </w:tc>
+        <w:tc>
+          <w:tcPr/>
+          <w:p>
+            <w:pPr>
+              <w:pStyle w:val="Compact"/>
+              <w:jc w:val="right"/>
+            </w:pPr>
+            <w:r>
+              <w:rPr>
+                <w:b/>
+                <w:bCs/>
+              </w:rPr>
+              <w:t xml:space="preserve">S/1,182,577,244</w:t>
+            </w:r>
+          </w:p>
+        </w:tc>
+      </w:tr>
+      <w:tr>
+        <w:tc>
+          <w:tcPr/>
+          <w:p>
+            <w:pPr>
+              <w:pStyle w:val="Compact"/>
+            </w:pPr>
+            <w:r>
+              <w:t xml:space="preserve">Domingo</w:t>
+            </w:r>
+          </w:p>
+        </w:tc>
+        <w:tc>
+          <w:tcPr/>
+          <w:p>
+            <w:pPr>
+              <w:pStyle w:val="Compact"/>
+              <w:jc w:val="right"/>
+            </w:pPr>
+            <w:r>
+              <w:t xml:space="preserve">5,637</w:t>
+            </w:r>
+          </w:p>
+        </w:tc>
+        <w:tc>
+          <w:tcPr/>
+          <w:p>
+            <w:pPr>
+              <w:pStyle w:val="Compact"/>
+              <w:jc w:val="right"/>
+            </w:pPr>
+            <w:r>
+              <w:t xml:space="preserve">635</w:t>
+            </w:r>
+          </w:p>
+        </w:tc>
+        <w:tc>
+          <w:tcPr/>
+          <w:p>
+            <w:pPr>
+              <w:pStyle w:val="Compact"/>
+              <w:jc w:val="right"/>
+            </w:pPr>
+            <w:r>
+              <w:t xml:space="preserve">S/18,809,644</w:t>
+            </w:r>
+          </w:p>
+        </w:tc>
+      </w:tr>
+      <w:tr>
+        <w:tc>
+          <w:tcPr/>
+          <w:p>
+            <w:pPr>
+              <w:pStyle w:val="Compact"/>
+            </w:pPr>
+            <w:r>
+              <w:t xml:space="preserve">Sábado</w:t>
+            </w:r>
+          </w:p>
+        </w:tc>
+        <w:tc>
+          <w:tcPr/>
+          <w:p>
+            <w:pPr>
+              <w:pStyle w:val="Compact"/>
+              <w:jc w:val="right"/>
+            </w:pPr>
+            <w:r>
+              <w:t xml:space="preserve">7,524</w:t>
+            </w:r>
+          </w:p>
+        </w:tc>
+        <w:tc>
+          <w:tcPr/>
+          <w:p>
+            <w:pPr>
+              <w:pStyle w:val="Compact"/>
+              <w:jc w:val="right"/>
+            </w:pPr>
+            <w:r>
+              <w:t xml:space="preserve">565</w:t>
+            </w:r>
+          </w:p>
+        </w:tc>
+        <w:tc>
+          <w:tcPr/>
+          <w:p>
+            <w:pPr>
+              <w:pStyle w:val="Compact"/>
+              <w:jc w:val="right"/>
+            </w:pPr>
+            <w:r>
+              <w:t xml:space="preserve">S/10,001,045</w:t>
+            </w:r>
+          </w:p>
+        </w:tc>
+      </w:tr>
+      <w:tr>
+        <w:tc>
+          <w:tcPr/>
+          <w:p>
+            <w:pPr>
+              <w:pStyle w:val="Compact"/>
+            </w:pPr>
+            <w:r>
+              <w:t xml:space="preserve">Normal</w:t>
+            </w:r>
+          </w:p>
+        </w:tc>
+        <w:tc>
+          <w:tcPr/>
+          <w:p>
+            <w:pPr>
+              <w:pStyle w:val="Compact"/>
+              <w:jc w:val="right"/>
+            </w:pPr>
+            <w:r>
+              <w:t xml:space="preserve">87,171</w:t>
+            </w:r>
+          </w:p>
+        </w:tc>
+        <w:tc>
+          <w:tcPr/>
+          <w:p>
+            <w:pPr>
+              <w:pStyle w:val="Compact"/>
+              <w:jc w:val="right"/>
+            </w:pPr>
+            <w:r>
+              <w:t xml:space="preserve">8,254</w:t>
+            </w:r>
+          </w:p>
+        </w:tc>
+        <w:tc>
+          <w:tcPr/>
+          <w:p>
+            <w:pPr>
+              <w:pStyle w:val="Compact"/>
+              <w:jc w:val="right"/>
+            </w:pPr>
+            <w:r>
+              <w:t xml:space="preserve">S/6,265,822,571</w:t>
+            </w:r>
+          </w:p>
+        </w:tc>
+      </w:tr>
+    </w:tbl>
+    <w:p>
+      <w:pPr>
+        <w:pStyle w:val="BodyText"/>
+      </w:pPr>
+      <w:r>
+        <w:rPr>
+          <w:b/>
+          <w:bCs/>
+        </w:rPr>
+        <w:t xml:space="preserve">Las otras 3 empresas tienen 0 asientos con fecha futura.</w:t>
+      </w:r>
+      <w:r>
+        <w:t xml:space="preserve"> </w:t>
+      </w:r>
+      <w:r>
+        <w:t xml:space="preserve">Solo CMO presenta este patrón, lo que sugiere:</w:t>
+      </w:r>
+      <w:r>
+        <w:t xml:space="preserve"> </w:t>
+      </w:r>
+      <w:r>
+        <w:t xml:space="preserve">- Patrón estructural: asientos de</w:t>
+      </w:r>
+      <w:r>
+        <w:t xml:space="preserve"> </w:t>
+      </w:r>
+      <w:r>
+        <w:rPr>
+          <w:b/>
+          <w:bCs/>
+        </w:rPr>
+        <w:t xml:space="preserve">cierre anual 31/12/2026</w:t>
+      </w:r>
+      <w:r>
+        <w:t xml:space="preserve"> </w:t>
+      </w:r>
+      <w:r>
+        <w:t xml:space="preserve">preasignados.</w:t>
+      </w:r>
+      <w:r>
+        <w:t xml:space="preserve"> </w:t>
+      </w:r>
+      <w:r>
+        <w:t xml:space="preserve">- O bien: bug en captura/migración de datos.</w:t>
+      </w:r>
+      <w:r>
+        <w:t xml:space="preserve"> </w:t>
+      </w:r>
+      <w:r>
+        <w:t xml:space="preserve">- O bien: práctica de</w:t>
+      </w:r>
+      <w:r>
+        <w:t xml:space="preserve"> </w:t>
+      </w:r>
+      <w:r>
+        <w:t xml:space="preserve">“presupuesto cargado como contabilidad real”</w:t>
+      </w:r>
+      <w:r>
+        <w:t xml:space="preserve">.</w:t>
+      </w:r>
+    </w:p>
+    <w:bookmarkEnd w:id="89"/>
+    <w:bookmarkStart w:id="90" w:name="s.2.-hipótesis-principal"/>
+    <w:p>
+      <w:pPr>
+        <w:pStyle w:val="Heading2"/>
+      </w:pPr>
+      <w:r>
+        <w:t xml:space="preserve">S.2. Hipótesis principal</w:t>
+      </w:r>
+    </w:p>
+    <w:p>
+      <w:pPr>
+        <w:pStyle w:val="FirstParagraph"/>
+      </w:pPr>
+      <w:r>
+        <w:t xml:space="preserve">Los asientos del 31/12/2026 corresponden a la</w:t>
+      </w:r>
+      <w:r>
+        <w:t xml:space="preserve"> </w:t>
+      </w:r>
+      <w:r>
+        <w:rPr>
+          <w:b/>
+          <w:bCs/>
+        </w:rPr>
+        <w:t xml:space="preserve">proyección de cierre del ejercicio</w:t>
+      </w:r>
+      <w:r>
+        <w:t xml:space="preserve"> </w:t>
+      </w:r>
+      <w:r>
+        <w:t xml:space="preserve">preasignada con fecha futura. En S10, el cierre se calcula con anticipación para reflejar resultados acumulados.</w:t>
+      </w:r>
+    </w:p>
+    <w:p>
+      <w:pPr>
+        <w:pStyle w:val="BodyText"/>
+      </w:pPr>
+      <w:r>
+        <w:rPr>
+          <w:b/>
+          <w:bCs/>
+        </w:rPr>
+        <w:t xml:space="preserve">Por qué solo CMO:</w:t>
+      </w:r>
+      <w:r>
+        <w:t xml:space="preserve"> </w:t>
+      </w:r>
+      <w:r>
+        <w:t xml:space="preserve">CMO funciona como holding y consolidador; tiene más asientos de cierre que las operativas.</w:t>
+      </w:r>
+    </w:p>
+    <w:bookmarkEnd w:id="90"/>
+    <w:bookmarkStart w:id="91" w:name="s.3.-plan-de-validación"/>
+    <w:p>
+      <w:pPr>
+        <w:pStyle w:val="Heading2"/>
+      </w:pPr>
+      <w:r>
+        <w:t xml:space="preserve">S.3. Plan de validación</w:t>
+      </w:r>
+    </w:p>
+    <w:p>
+      <w:pPr>
+        <w:pStyle w:val="SourceCode"/>
+      </w:pPr>
+      <w:r>
+        <w:rPr>
+          <w:rStyle w:val="CommentTok"/>
+        </w:rPr>
+        <w:t xml:space="preserve">-- Query forense: top 20 asientos futuros por monto</w:t>
+      </w:r>
+      <w:r>
+        <w:br/>
+      </w:r>
+      <w:r>
+        <w:rPr>
+          <w:rStyle w:val="KeywordTok"/>
+        </w:rPr>
+        <w:t xml:space="preserve">SELECT</w:t>
+      </w:r>
+      <w:r>
+        <w:rPr>
+          <w:rStyle w:val="NormalTok"/>
+        </w:rPr>
+        <w:t xml:space="preserve"> TOP </w:t>
+      </w:r>
+      <w:r>
+        <w:rPr>
+          <w:rStyle w:val="DecValTok"/>
+        </w:rPr>
+        <w:t xml:space="preserve">20</w:t>
+      </w:r>
+      <w:r>
+        <w:br/>
+      </w:r>
+      <w:r>
+        <w:rPr>
+          <w:rStyle w:val="NormalTok"/>
+        </w:rPr>
+        <w:t xml:space="preserve">  </w:t>
+      </w:r>
+      <w:r>
+        <w:rPr>
+          <w:rStyle w:val="FunctionTok"/>
+        </w:rPr>
+        <w:t xml:space="preserve">CONVERT</w:t>
+      </w:r>
+      <w:r>
+        <w:rPr>
+          <w:rStyle w:val="NormalTok"/>
+        </w:rPr>
+        <w:t xml:space="preserve">(</w:t>
+      </w:r>
+      <w:r>
+        <w:rPr>
+          <w:rStyle w:val="DataTypeTok"/>
+        </w:rPr>
+        <w:t xml:space="preserve">VARCHAR</w:t>
+      </w:r>
+      <w:r>
+        <w:rPr>
+          <w:rStyle w:val="NormalTok"/>
+        </w:rPr>
+        <w:t xml:space="preserve">(</w:t>
+      </w:r>
+      <w:r>
+        <w:rPr>
+          <w:rStyle w:val="DecValTok"/>
+        </w:rPr>
+        <w:t xml:space="preserve">10</w:t>
+      </w:r>
+      <w:r>
+        <w:rPr>
+          <w:rStyle w:val="NormalTok"/>
+        </w:rPr>
+        <w:t xml:space="preserve">), ac.FechaAplicacionContable, </w:t>
+      </w:r>
+      <w:r>
+        <w:rPr>
+          <w:rStyle w:val="DecValTok"/>
+        </w:rPr>
+        <w:t xml:space="preserve">103</w:t>
+      </w:r>
+      <w:r>
+        <w:rPr>
+          <w:rStyle w:val="NormalTok"/>
+        </w:rPr>
+        <w:t xml:space="preserve">) </w:t>
+      </w:r>
+      <w:r>
+        <w:rPr>
+          <w:rStyle w:val="KeywordTok"/>
+        </w:rPr>
+        <w:t xml:space="preserve">AS</w:t>
+      </w:r>
+      <w:r>
+        <w:rPr>
+          <w:rStyle w:val="NormalTok"/>
+        </w:rPr>
+        <w:t xml:space="preserve"> Fecha,</w:t>
+      </w:r>
+      <w:r>
+        <w:br/>
+      </w:r>
+      <w:r>
+        <w:rPr>
+          <w:rStyle w:val="NormalTok"/>
+        </w:rPr>
+        <w:t xml:space="preserve">  pcd.CodCuenta, pcd.Descripcion </w:t>
+      </w:r>
+      <w:r>
+        <w:rPr>
+          <w:rStyle w:val="KeywordTok"/>
+        </w:rPr>
+        <w:t xml:space="preserve">AS</w:t>
+      </w:r>
+      <w:r>
+        <w:rPr>
+          <w:rStyle w:val="NormalTok"/>
+        </w:rPr>
+        <w:t xml:space="preserve"> DesCuenta,</w:t>
+      </w:r>
+      <w:r>
+        <w:br/>
+      </w:r>
+      <w:r>
+        <w:rPr>
+          <w:rStyle w:val="NormalTok"/>
+        </w:rPr>
+        <w:t xml:space="preserve">  </w:t>
+      </w:r>
+      <w:r>
+        <w:rPr>
+          <w:rStyle w:val="KeywordTok"/>
+        </w:rPr>
+        <w:t xml:space="preserve">LEFT</w:t>
+      </w:r>
+      <w:r>
+        <w:rPr>
+          <w:rStyle w:val="NormalTok"/>
+        </w:rPr>
+        <w:t xml:space="preserve">(ac.Glosa, </w:t>
+      </w:r>
+      <w:r>
+        <w:rPr>
+          <w:rStyle w:val="DecValTok"/>
+        </w:rPr>
+        <w:t xml:space="preserve">80</w:t>
+      </w:r>
+      <w:r>
+        <w:rPr>
+          <w:rStyle w:val="NormalTok"/>
+        </w:rPr>
+        <w:t xml:space="preserve">) </w:t>
+      </w:r>
+      <w:r>
+        <w:rPr>
+          <w:rStyle w:val="KeywordTok"/>
+        </w:rPr>
+        <w:t xml:space="preserve">AS</w:t>
+      </w:r>
+      <w:r>
+        <w:rPr>
+          <w:rStyle w:val="NormalTok"/>
+        </w:rPr>
+        <w:t xml:space="preserve"> Glosa,</w:t>
+      </w:r>
+      <w:r>
+        <w:br/>
+      </w:r>
+      <w:r>
+        <w:rPr>
+          <w:rStyle w:val="NormalTok"/>
+        </w:rPr>
+        <w:t xml:space="preserve">  </w:t>
+      </w:r>
+      <w:r>
+        <w:rPr>
+          <w:rStyle w:val="FunctionTok"/>
+        </w:rPr>
+        <w:t xml:space="preserve">ROUND</w:t>
+      </w:r>
+      <w:r>
+        <w:rPr>
+          <w:rStyle w:val="NormalTok"/>
+        </w:rPr>
+        <w:t xml:space="preserve">(</w:t>
+      </w:r>
+      <w:r>
+        <w:rPr>
+          <w:rStyle w:val="FunctionTok"/>
+        </w:rPr>
+        <w:t xml:space="preserve">ABS</w:t>
+      </w:r>
+      <w:r>
+        <w:rPr>
+          <w:rStyle w:val="NormalTok"/>
+        </w:rPr>
+        <w:t xml:space="preserve">(ac.Debito </w:t>
+      </w:r>
+      <w:r>
+        <w:rPr>
+          <w:rStyle w:val="OperatorTok"/>
+        </w:rPr>
+        <w:t xml:space="preserve">-</w:t>
+      </w:r>
+      <w:r>
+        <w:rPr>
+          <w:rStyle w:val="NormalTok"/>
+        </w:rPr>
+        <w:t xml:space="preserve"> ac.Credito), </w:t>
+      </w:r>
+      <w:r>
+        <w:rPr>
+          <w:rStyle w:val="DecValTok"/>
+        </w:rPr>
+        <w:t xml:space="preserve">2</w:t>
+      </w:r>
+      <w:r>
+        <w:rPr>
+          <w:rStyle w:val="NormalTok"/>
+        </w:rPr>
+        <w:t xml:space="preserve">) </w:t>
+      </w:r>
+      <w:r>
+        <w:rPr>
+          <w:rStyle w:val="KeywordTok"/>
+        </w:rPr>
+        <w:t xml:space="preserve">AS</w:t>
+      </w:r>
+      <w:r>
+        <w:rPr>
+          <w:rStyle w:val="NormalTok"/>
+        </w:rPr>
+        <w:t xml:space="preserve"> Monto,</w:t>
+      </w:r>
+      <w:r>
+        <w:br/>
+      </w:r>
+      <w:r>
+        <w:rPr>
+          <w:rStyle w:val="NormalTok"/>
+        </w:rPr>
+        <w:t xml:space="preserve">  ac.NroD</w:t>
+      </w:r>
+      <w:r>
+        <w:br/>
+      </w:r>
+      <w:r>
+        <w:rPr>
+          <w:rStyle w:val="KeywordTok"/>
+        </w:rPr>
+        <w:t xml:space="preserve">FROM</w:t>
+      </w:r>
+      <w:r>
+        <w:rPr>
+          <w:rStyle w:val="NormalTok"/>
+        </w:rPr>
+        <w:t xml:space="preserve"> AsientoContable ac</w:t>
+      </w:r>
+      <w:r>
+        <w:br/>
+      </w:r>
+      <w:r>
+        <w:rPr>
+          <w:rStyle w:val="KeywordTok"/>
+        </w:rPr>
+        <w:t xml:space="preserve">JOIN</w:t>
+      </w:r>
+      <w:r>
+        <w:rPr>
+          <w:rStyle w:val="NormalTok"/>
+        </w:rPr>
+        <w:t xml:space="preserve"> PlanContableDetalle pcd </w:t>
+      </w:r>
+      <w:r>
+        <w:rPr>
+          <w:rStyle w:val="KeywordTok"/>
+        </w:rPr>
+        <w:t xml:space="preserve">ON</w:t>
+      </w:r>
+      <w:r>
+        <w:rPr>
+          <w:rStyle w:val="NormalTok"/>
+        </w:rPr>
+        <w:t xml:space="preserve"> ac.NroPlanContableDetalle </w:t>
+      </w:r>
+      <w:r>
+        <w:rPr>
+          <w:rStyle w:val="OperatorTok"/>
+        </w:rPr>
+        <w:t xml:space="preserve">=</w:t>
+      </w:r>
+      <w:r>
+        <w:rPr>
+          <w:rStyle w:val="NormalTok"/>
+        </w:rPr>
+        <w:t xml:space="preserve"> pcd.NroPlanContableDetalle</w:t>
+      </w:r>
+      <w:r>
+        <w:br/>
+      </w:r>
+      <w:r>
+        <w:rPr>
+          <w:rStyle w:val="KeywordTok"/>
+        </w:rPr>
+        <w:t xml:space="preserve">WHERE</w:t>
+      </w:r>
+      <w:r>
+        <w:rPr>
+          <w:rStyle w:val="NormalTok"/>
+        </w:rPr>
+        <w:t xml:space="preserve"> ac.CodEmpresa </w:t>
+      </w:r>
+      <w:r>
+        <w:rPr>
+          <w:rStyle w:val="OperatorTok"/>
+        </w:rPr>
+        <w:t xml:space="preserve">=</w:t>
+      </w:r>
+      <w:r>
+        <w:rPr>
+          <w:rStyle w:val="NormalTok"/>
+        </w:rPr>
+        <w:t xml:space="preserve"> </w:t>
+      </w:r>
+      <w:r>
+        <w:rPr>
+          <w:rStyle w:val="StringTok"/>
+        </w:rPr>
+        <w:t xml:space="preserve">'22011489'</w:t>
+      </w:r>
+      <w:r>
+        <w:br/>
+      </w:r>
+      <w:r>
+        <w:rPr>
+          <w:rStyle w:val="NormalTok"/>
+        </w:rPr>
+        <w:t xml:space="preserve">  </w:t>
+      </w:r>
+      <w:r>
+        <w:rPr>
+          <w:rStyle w:val="KeywordTok"/>
+        </w:rPr>
+        <w:t xml:space="preserve">AND</w:t>
+      </w:r>
+      <w:r>
+        <w:rPr>
+          <w:rStyle w:val="NormalTok"/>
+        </w:rPr>
+        <w:t xml:space="preserve"> ac.FechaAplicacionContable </w:t>
+      </w:r>
+      <w:r>
+        <w:rPr>
+          <w:rStyle w:val="OperatorTok"/>
+        </w:rPr>
+        <w:t xml:space="preserve">&gt;</w:t>
+      </w:r>
+      <w:r>
+        <w:rPr>
+          <w:rStyle w:val="NormalTok"/>
+        </w:rPr>
+        <w:t xml:space="preserve"> GETDATE()</w:t>
+      </w:r>
+      <w:r>
+        <w:br/>
+      </w:r>
+      <w:r>
+        <w:rPr>
+          <w:rStyle w:val="KeywordTok"/>
+        </w:rPr>
+        <w:t xml:space="preserve">ORDER</w:t>
+      </w:r>
+      <w:r>
+        <w:rPr>
+          <w:rStyle w:val="NormalTok"/>
+        </w:rPr>
+        <w:t xml:space="preserve"> </w:t>
+      </w:r>
+      <w:r>
+        <w:rPr>
+          <w:rStyle w:val="KeywordTok"/>
+        </w:rPr>
+        <w:t xml:space="preserve">BY</w:t>
+      </w:r>
+      <w:r>
+        <w:rPr>
+          <w:rStyle w:val="NormalTok"/>
+        </w:rPr>
+        <w:t xml:space="preserve"> </w:t>
+      </w:r>
+      <w:r>
+        <w:rPr>
+          <w:rStyle w:val="FunctionTok"/>
+        </w:rPr>
+        <w:t xml:space="preserve">ABS</w:t>
+      </w:r>
+      <w:r>
+        <w:rPr>
+          <w:rStyle w:val="NormalTok"/>
+        </w:rPr>
+        <w:t xml:space="preserve">(ac.Debito </w:t>
+      </w:r>
+      <w:r>
+        <w:rPr>
+          <w:rStyle w:val="OperatorTok"/>
+        </w:rPr>
+        <w:t xml:space="preserve">-</w:t>
+      </w:r>
+      <w:r>
+        <w:rPr>
+          <w:rStyle w:val="NormalTok"/>
+        </w:rPr>
+        <w:t xml:space="preserve"> ac.Credito) </w:t>
+      </w:r>
+      <w:r>
+        <w:rPr>
+          <w:rStyle w:val="KeywordTok"/>
+        </w:rPr>
+        <w:t xml:space="preserve">DESC</w:t>
+      </w:r>
+    </w:p>
+    <w:p>
+      <w:pPr>
+        <w:pStyle w:val="FirstParagraph"/>
+      </w:pPr>
+      <w:r>
+        <w:t xml:space="preserve">Si &gt; 90% de los asientos son de glosa</w:t>
+      </w:r>
+      <w:r>
+        <w:t xml:space="preserve"> </w:t>
+      </w:r>
+      <w:r>
+        <w:t xml:space="preserve">“Cierre”</w:t>
+      </w:r>
+      <w:r>
+        <w:t xml:space="preserve"> </w:t>
+      </w:r>
+      <w:r>
+        <w:t xml:space="preserve">o</w:t>
+      </w:r>
+      <w:r>
+        <w:t xml:space="preserve"> </w:t>
+      </w:r>
+      <w:r>
+        <w:t xml:space="preserve">“Apertura”</w:t>
+      </w:r>
+      <w:r>
+        <w:t xml:space="preserve">, el patrón es legítimo. Si son operativos (compras, ventas, pagos) → debe corregirse la fecha.</w:t>
+      </w:r>
+    </w:p>
+    <w:bookmarkEnd w:id="91"/>
+    <w:bookmarkEnd w:id="92"/>
+    <w:bookmarkStart w:id="96" w:name="Xb7f1e7b21c6fd205a0a478d5b69ad31d57a90c9"/>
+    <w:p>
+      <w:pPr>
+        <w:pStyle w:val="Heading1"/>
+      </w:pPr>
+      <w:r>
+        <w:t xml:space="preserve">ANEXO T ⭐ — AMERICANA: ORIGEN DEL −S/13M BBVA MN</w:t>
+      </w:r>
+    </w:p>
+    <w:bookmarkStart w:id="93" w:name="t.1.-hallazgo-de-la-validación-v24"/>
+    <w:p>
+      <w:pPr>
+        <w:pStyle w:val="Heading2"/>
+      </w:pPr>
+      <w:r>
+        <w:t xml:space="preserve">T.1. Hallazgo de la validación V24</w:t>
+      </w:r>
+    </w:p>
+    <w:p>
+      <w:pPr>
+        <w:pStyle w:val="FirstParagraph"/>
+      </w:pPr>
+      <w:r>
+        <w:t xml:space="preserve">Cruce de</w:t>
+      </w:r>
+      <w:r>
+        <w:t xml:space="preserve"> </w:t>
+      </w:r>
+      <w:r>
+        <w:rPr>
+          <w:rStyle w:val="VerbatimChar"/>
+        </w:rPr>
+        <w:t xml:space="preserve">OB_Pago</w:t>
+      </w:r>
+      <w:r>
+        <w:t xml:space="preserve"> </w:t>
+      </w:r>
+      <w:r>
+        <w:t xml:space="preserve">(Tesorería) vs</w:t>
+      </w:r>
+      <w:r>
+        <w:t xml:space="preserve"> </w:t>
+      </w:r>
+      <w:r>
+        <w:rPr>
+          <w:rStyle w:val="VerbatimChar"/>
+        </w:rPr>
+        <w:t xml:space="preserve">AsientoContable</w:t>
+      </w:r>
+      <w:r>
+        <w:t xml:space="preserve"> </w:t>
+      </w:r>
+      <w:r>
+        <w:t xml:space="preserve">clase 10 por mes en AMERICANA 2026:</w:t>
+      </w:r>
+    </w:p>
+    <w:tbl>
+      <w:tblPr>
+        <w:tblStyle w:val="Table"/>
+        <w:tblW w:type="auto" w:w="0"/>
+        <w:tblLook w:firstRow="1" w:lastRow="0" w:firstColumn="0" w:lastColumn="0" w:noHBand="0" w:noVBand="0" w:val="0020"/>
+      </w:tblPr>
+      <w:tblGrid>
+        <w:gridCol w:w="1980"/>
+        <w:gridCol w:w="1980"/>
+        <w:gridCol w:w="1980"/>
+        <w:gridCol w:w="1980"/>
+      </w:tblGrid>
+      <w:tr>
+        <w:trPr>
+          <w:tblHeader w:val="on"/>
+        </w:trPr>
+        <w:tc>
+          <w:tcPr/>
+          <w:p>
+            <w:pPr>
+              <w:pStyle w:val="Compact"/>
+            </w:pPr>
+            <w:r>
+              <w:t xml:space="preserve">Mes</w:t>
+            </w:r>
+          </w:p>
+        </w:tc>
+        <w:tc>
+          <w:tcPr/>
+          <w:p>
+            <w:pPr>
+              <w:pStyle w:val="Compact"/>
+              <w:jc w:val="right"/>
+            </w:pPr>
+            <w:r>
+              <w:t xml:space="preserve">Pagos OB_Pago</w:t>
+            </w:r>
+          </w:p>
+        </w:tc>
+        <w:tc>
+          <w:tcPr/>
+          <w:p>
+            <w:pPr>
+              <w:pStyle w:val="Compact"/>
+              <w:jc w:val="right"/>
+            </w:pPr>
+            <w:r>
+              <w:t xml:space="preserve">Asientos cla 10 (Cr)</w:t>
+            </w:r>
+          </w:p>
+        </w:tc>
+        <w:tc>
+          <w:tcPr/>
+          <w:p>
+            <w:pPr>
+              <w:pStyle w:val="Compact"/>
+              <w:jc w:val="right"/>
+            </w:pPr>
+            <w:r>
+              <w:t xml:space="preserve">Diferencia</w:t>
+            </w:r>
+          </w:p>
+        </w:tc>
+      </w:tr>
+      <w:tr>
+        <w:tc>
+          <w:tcPr/>
+          <w:p>
+            <w:pPr>
+              <w:pStyle w:val="Compact"/>
+            </w:pPr>
+            <w:r>
+              <w:t xml:space="preserve">Enero</w:t>
+            </w:r>
+          </w:p>
+        </w:tc>
+        <w:tc>
+          <w:tcPr/>
+          <w:p>
+            <w:pPr>
+              <w:pStyle w:val="Compact"/>
+              <w:jc w:val="right"/>
+            </w:pPr>
+            <w:r>
+              <w:t xml:space="preserve">S/165,586</w:t>
+            </w:r>
+          </w:p>
+        </w:tc>
+        <w:tc>
+          <w:tcPr/>
+          <w:p>
+            <w:pPr>
+              <w:pStyle w:val="Compact"/>
+              <w:jc w:val="right"/>
+            </w:pPr>
+            <w:r>
+              <w:rPr>
+                <w:b/>
+                <w:bCs/>
+              </w:rPr>
+              <w:t xml:space="preserve">S/13,782,205</w:t>
+            </w:r>
+          </w:p>
+        </w:tc>
+        <w:tc>
+          <w:tcPr/>
+          <w:p>
+            <w:pPr>
+              <w:pStyle w:val="Compact"/>
+              <w:jc w:val="right"/>
+            </w:pPr>
+            <w:r>
+              <w:rPr>
+                <w:b/>
+                <w:bCs/>
+              </w:rPr>
+              <w:t xml:space="preserve">−S/13,616,619</w:t>
+            </w:r>
+          </w:p>
+        </w:tc>
+      </w:tr>
+      <w:tr>
+        <w:tc>
+          <w:tcPr/>
+          <w:p>
+            <w:pPr>
+              <w:pStyle w:val="Compact"/>
+            </w:pPr>
+            <w:r>
+              <w:t xml:space="preserve">Febrero</w:t>
+            </w:r>
+          </w:p>
+        </w:tc>
+        <w:tc>
+          <w:tcPr/>
+          <w:p>
+            <w:pPr>
+              <w:pStyle w:val="Compact"/>
+              <w:jc w:val="right"/>
+            </w:pPr>
+            <w:r>
+              <w:t xml:space="preserve">S/314,958</w:t>
+            </w:r>
+          </w:p>
+        </w:tc>
+        <w:tc>
+          <w:tcPr/>
+          <w:p>
+            <w:pPr>
+              <w:pStyle w:val="Compact"/>
+              <w:jc w:val="right"/>
+            </w:pPr>
+            <w:r>
+              <w:t xml:space="preserve">S/574,515</w:t>
+            </w:r>
+          </w:p>
+        </w:tc>
+        <w:tc>
+          <w:tcPr/>
+          <w:p>
+            <w:pPr>
+              <w:pStyle w:val="Compact"/>
+              <w:jc w:val="right"/>
+            </w:pPr>
+            <w:r>
+              <w:t xml:space="preserve">−S/259,556</w:t>
+            </w:r>
+          </w:p>
+        </w:tc>
+      </w:tr>
+      <w:tr>
+        <w:tc>
+          <w:tcPr/>
+          <w:p>
+            <w:pPr>
+              <w:pStyle w:val="Compact"/>
+            </w:pPr>
+            <w:r>
+              <w:t xml:space="preserve">Marzo</w:t>
+            </w:r>
+          </w:p>
+        </w:tc>
+        <w:tc>
+          <w:tcPr/>
+          <w:p>
+            <w:pPr>
+              <w:pStyle w:val="Compact"/>
+              <w:jc w:val="right"/>
+            </w:pPr>
+            <w:r>
+              <w:t xml:space="preserve">S/225,301</w:t>
+            </w:r>
+          </w:p>
+        </w:tc>
+        <w:tc>
+          <w:tcPr/>
+          <w:p>
+            <w:pPr>
+              <w:pStyle w:val="Compact"/>
+              <w:jc w:val="right"/>
+            </w:pPr>
+            <w:r>
+              <w:t xml:space="preserve">S/509,753</w:t>
+            </w:r>
+          </w:p>
+        </w:tc>
+        <w:tc>
+          <w:tcPr/>
+          <w:p>
+            <w:pPr>
+              <w:pStyle w:val="Compact"/>
+              <w:jc w:val="right"/>
+            </w:pPr>
+            <w:r>
+              <w:t xml:space="preserve">−S/284,452</w:t>
+            </w:r>
+          </w:p>
+        </w:tc>
+      </w:tr>
+      <w:tr>
+        <w:tc>
+          <w:tcPr/>
+          <w:p>
+            <w:pPr>
+              <w:pStyle w:val="Compact"/>
+            </w:pPr>
+            <w:r>
+              <w:t xml:space="preserve">Abril</w:t>
+            </w:r>
+          </w:p>
+        </w:tc>
+        <w:tc>
+          <w:tcPr/>
+          <w:p>
+            <w:pPr>
+              <w:pStyle w:val="Compact"/>
+              <w:jc w:val="right"/>
+            </w:pPr>
+            <w:r>
+              <w:t xml:space="preserve">S/86,403</w:t>
+            </w:r>
+          </w:p>
+        </w:tc>
+        <w:tc>
+          <w:tcPr/>
+          <w:p>
+            <w:pPr>
+              <w:pStyle w:val="Compact"/>
+              <w:jc w:val="right"/>
+            </w:pPr>
+            <w:r>
+              <w:t xml:space="preserve">S/337,441</w:t>
+            </w:r>
+          </w:p>
+        </w:tc>
+        <w:tc>
+          <w:tcPr/>
+          <w:p>
+            <w:pPr>
+              <w:pStyle w:val="Compact"/>
+              <w:jc w:val="right"/>
+            </w:pPr>
+            <w:r>
+              <w:t xml:space="preserve">−S/251,038</w:t>
+            </w:r>
+          </w:p>
+        </w:tc>
+      </w:tr>
+      <w:tr>
+        <w:tc>
+          <w:tcPr/>
+          <w:p>
+            <w:pPr>
+              <w:pStyle w:val="Compact"/>
+            </w:pPr>
+            <w:r>
+              <w:t xml:space="preserve">Mayo</w:t>
+            </w:r>
+          </w:p>
+        </w:tc>
+        <w:tc>
+          <w:tcPr/>
+          <w:p>
+            <w:pPr>
+              <w:pStyle w:val="Compact"/>
+              <w:jc w:val="right"/>
+            </w:pPr>
+            <w:r>
+              <w:t xml:space="preserve">S/473</w:t>
+            </w:r>
+          </w:p>
+        </w:tc>
+        <w:tc>
+          <w:tcPr/>
+          <w:p>
+            <w:pPr>
+              <w:pStyle w:val="Compact"/>
+              <w:jc w:val="right"/>
+            </w:pPr>
+            <w:r>
+              <w:t xml:space="preserve">S/473</w:t>
+            </w:r>
+          </w:p>
+        </w:tc>
+        <w:tc>
+          <w:tcPr/>
+          <w:p>
+            <w:pPr>
+              <w:pStyle w:val="Compact"/>
+              <w:jc w:val="right"/>
+            </w:pPr>
+            <w:r>
+              <w:t xml:space="preserve">S/0</w:t>
+            </w:r>
+          </w:p>
+        </w:tc>
+      </w:tr>
+    </w:tbl>
+    <w:p>
+      <w:pPr>
+        <w:pStyle w:val="BodyText"/>
+      </w:pPr>
+      <w:r>
+        <w:rPr>
+          <w:b/>
+          <w:bCs/>
+        </w:rPr>
+        <w:t xml:space="preserve">La diferencia de S/13.6M en enero ≈ exactamente el saldo negativo del BBVA MN.</w:t>
+      </w:r>
+    </w:p>
+    <w:bookmarkEnd w:id="93"/>
+    <w:bookmarkStart w:id="94" w:name="t.2.-interpretación"/>
+    <w:p>
+      <w:pPr>
+        <w:pStyle w:val="Heading2"/>
+      </w:pPr>
+      <w:r>
+        <w:t xml:space="preserve">T.2. Interpretación</w:t>
+      </w:r>
+    </w:p>
+    <w:p>
+      <w:pPr>
+        <w:pStyle w:val="FirstParagraph"/>
+      </w:pPr>
+      <w:r>
+        <w:t xml:space="preserve">Hubo un asiento contable en la clase 10 (bancos) por ~S/13.6M en enero 2026 que NO pasó por el módulo de Tesorería (OB_Pago). Candidatos:</w:t>
+      </w:r>
+    </w:p>
+    <w:p>
+      <w:pPr>
+        <w:pStyle w:val="Compact"/>
+        <w:numPr>
+          <w:ilvl w:val="0"/>
+          <w:numId w:val="1018"/>
+        </w:numPr>
+      </w:pPr>
+      <w:r>
+        <w:rPr>
+          <w:b/>
+          <w:bCs/>
+        </w:rPr>
+        <w:t xml:space="preserve">Asiento de apertura mal cargado</w:t>
+      </w:r>
+      <w:r>
+        <w:t xml:space="preserve"> </w:t>
+      </w:r>
+      <w:r>
+        <w:t xml:space="preserve">— saldo inicial 2026 BBVA MN con monto erróneo.</w:t>
+      </w:r>
+    </w:p>
+    <w:p>
+      <w:pPr>
+        <w:pStyle w:val="Compact"/>
+        <w:numPr>
+          <w:ilvl w:val="0"/>
+          <w:numId w:val="1018"/>
+        </w:numPr>
+      </w:pPr>
+      <w:r>
+        <w:rPr>
+          <w:b/>
+          <w:bCs/>
+        </w:rPr>
+        <w:t xml:space="preserve">Transferencia entre cuentas</w:t>
+      </w:r>
+      <w:r>
+        <w:t xml:space="preserve"> </w:t>
+      </w:r>
+      <w:r>
+        <w:t xml:space="preserve">registrada como crédito sin contrapartida.</w:t>
+      </w:r>
+    </w:p>
+    <w:p>
+      <w:pPr>
+        <w:pStyle w:val="Compact"/>
+        <w:numPr>
+          <w:ilvl w:val="0"/>
+          <w:numId w:val="1018"/>
+        </w:numPr>
+      </w:pPr>
+      <w:r>
+        <w:rPr>
+          <w:b/>
+          <w:bCs/>
+        </w:rPr>
+        <w:t xml:space="preserve">Ajuste contable directo</w:t>
+      </w:r>
+      <w:r>
+        <w:t xml:space="preserve"> </w:t>
+      </w:r>
+      <w:r>
+        <w:t xml:space="preserve">sin documentación operativa.</w:t>
+      </w:r>
+    </w:p>
+    <w:p>
+      <w:pPr>
+        <w:pStyle w:val="Compact"/>
+        <w:numPr>
+          <w:ilvl w:val="0"/>
+          <w:numId w:val="1018"/>
+        </w:numPr>
+      </w:pPr>
+      <w:r>
+        <w:rPr>
+          <w:b/>
+          <w:bCs/>
+        </w:rPr>
+        <w:t xml:space="preserve">Reclasificación de cobranza</w:t>
+      </w:r>
+      <w:r>
+        <w:t xml:space="preserve"> </w:t>
+      </w:r>
+      <w:r>
+        <w:t xml:space="preserve">que afectó banco sin pasar por tesorería.</w:t>
+      </w:r>
+    </w:p>
+    <w:bookmarkEnd w:id="94"/>
+    <w:bookmarkStart w:id="95" w:name="X9ce687869928154b584f32a216e803ededad945"/>
+    <w:p>
+      <w:pPr>
+        <w:pStyle w:val="Heading2"/>
+      </w:pPr>
+      <w:r>
+        <w:t xml:space="preserve">T.3. Query para identificar el asiento específico</w:t>
+      </w:r>
+    </w:p>
+    <w:p>
+      <w:pPr>
+        <w:pStyle w:val="SourceCode"/>
+      </w:pPr>
+      <w:r>
+        <w:rPr>
+          <w:rStyle w:val="KeywordTok"/>
+        </w:rPr>
+        <w:t xml:space="preserve">SELECT</w:t>
+      </w:r>
+      <w:r>
+        <w:br/>
+      </w:r>
+      <w:r>
+        <w:rPr>
+          <w:rStyle w:val="NormalTok"/>
+        </w:rPr>
+        <w:t xml:space="preserve">  ac.NroAsientoContable, ac.NroD,</w:t>
+      </w:r>
+      <w:r>
+        <w:br/>
+      </w:r>
+      <w:r>
+        <w:rPr>
+          <w:rStyle w:val="NormalTok"/>
+        </w:rPr>
+        <w:t xml:space="preserve">  </w:t>
+      </w:r>
+      <w:r>
+        <w:rPr>
+          <w:rStyle w:val="FunctionTok"/>
+        </w:rPr>
+        <w:t xml:space="preserve">CONVERT</w:t>
+      </w:r>
+      <w:r>
+        <w:rPr>
+          <w:rStyle w:val="NormalTok"/>
+        </w:rPr>
+        <w:t xml:space="preserve">(</w:t>
+      </w:r>
+      <w:r>
+        <w:rPr>
+          <w:rStyle w:val="DataTypeTok"/>
+        </w:rPr>
+        <w:t xml:space="preserve">VARCHAR</w:t>
+      </w:r>
+      <w:r>
+        <w:rPr>
+          <w:rStyle w:val="NormalTok"/>
+        </w:rPr>
+        <w:t xml:space="preserve">(</w:t>
+      </w:r>
+      <w:r>
+        <w:rPr>
+          <w:rStyle w:val="DecValTok"/>
+        </w:rPr>
+        <w:t xml:space="preserve">10</w:t>
+      </w:r>
+      <w:r>
+        <w:rPr>
+          <w:rStyle w:val="NormalTok"/>
+        </w:rPr>
+        <w:t xml:space="preserve">), ac.FechaAplicacionContable, </w:t>
+      </w:r>
+      <w:r>
+        <w:rPr>
+          <w:rStyle w:val="DecValTok"/>
+        </w:rPr>
+        <w:t xml:space="preserve">103</w:t>
+      </w:r>
+      <w:r>
+        <w:rPr>
+          <w:rStyle w:val="NormalTok"/>
+        </w:rPr>
+        <w:t xml:space="preserve">) </w:t>
+      </w:r>
+      <w:r>
+        <w:rPr>
+          <w:rStyle w:val="KeywordTok"/>
+        </w:rPr>
+        <w:t xml:space="preserve">AS</w:t>
+      </w:r>
+      <w:r>
+        <w:rPr>
+          <w:rStyle w:val="NormalTok"/>
+        </w:rPr>
+        <w:t xml:space="preserve"> Fecha,</w:t>
+      </w:r>
+      <w:r>
+        <w:br/>
+      </w:r>
+      <w:r>
+        <w:rPr>
+          <w:rStyle w:val="NormalTok"/>
+        </w:rPr>
+        <w:t xml:space="preserve">  pcd.CodCuenta, pcd.Descripcion,</w:t>
+      </w:r>
+      <w:r>
+        <w:br/>
+      </w:r>
+      <w:r>
+        <w:rPr>
+          <w:rStyle w:val="NormalTok"/>
+        </w:rPr>
+        <w:t xml:space="preserve">  </w:t>
+      </w:r>
+      <w:r>
+        <w:rPr>
+          <w:rStyle w:val="FunctionTok"/>
+        </w:rPr>
+        <w:t xml:space="preserve">ROUND</w:t>
+      </w:r>
+      <w:r>
+        <w:rPr>
+          <w:rStyle w:val="NormalTok"/>
+        </w:rPr>
+        <w:t xml:space="preserve">(ac.Debito, </w:t>
+      </w:r>
+      <w:r>
+        <w:rPr>
+          <w:rStyle w:val="DecValTok"/>
+        </w:rPr>
+        <w:t xml:space="preserve">2</w:t>
+      </w:r>
+      <w:r>
+        <w:rPr>
+          <w:rStyle w:val="NormalTok"/>
+        </w:rPr>
+        <w:t xml:space="preserve">) </w:t>
+      </w:r>
+      <w:r>
+        <w:rPr>
+          <w:rStyle w:val="KeywordTok"/>
+        </w:rPr>
+        <w:t xml:space="preserve">AS</w:t>
+      </w:r>
+      <w:r>
+        <w:rPr>
+          <w:rStyle w:val="NormalTok"/>
+        </w:rPr>
+        <w:t xml:space="preserve"> Debito,</w:t>
+      </w:r>
+      <w:r>
+        <w:br/>
+      </w:r>
+      <w:r>
+        <w:rPr>
+          <w:rStyle w:val="NormalTok"/>
+        </w:rPr>
+        <w:t xml:space="preserve">  </w:t>
+      </w:r>
+      <w:r>
+        <w:rPr>
+          <w:rStyle w:val="FunctionTok"/>
+        </w:rPr>
+        <w:t xml:space="preserve">ROUND</w:t>
+      </w:r>
+      <w:r>
+        <w:rPr>
+          <w:rStyle w:val="NormalTok"/>
+        </w:rPr>
+        <w:t xml:space="preserve">(ac.Credito, </w:t>
+      </w:r>
+      <w:r>
+        <w:rPr>
+          <w:rStyle w:val="DecValTok"/>
+        </w:rPr>
+        <w:t xml:space="preserve">2</w:t>
+      </w:r>
+      <w:r>
+        <w:rPr>
+          <w:rStyle w:val="NormalTok"/>
+        </w:rPr>
+        <w:t xml:space="preserve">) </w:t>
+      </w:r>
+      <w:r>
+        <w:rPr>
+          <w:rStyle w:val="KeywordTok"/>
+        </w:rPr>
+        <w:t xml:space="preserve">AS</w:t>
+      </w:r>
+      <w:r>
+        <w:rPr>
+          <w:rStyle w:val="NormalTok"/>
+        </w:rPr>
+        <w:t xml:space="preserve"> Credito,</w:t>
+      </w:r>
+      <w:r>
+        <w:br/>
+      </w:r>
+      <w:r>
+        <w:rPr>
+          <w:rStyle w:val="NormalTok"/>
+        </w:rPr>
+        <w:t xml:space="preserve">  </w:t>
+      </w:r>
+      <w:r>
+        <w:rPr>
+          <w:rStyle w:val="KeywordTok"/>
+        </w:rPr>
+        <w:t xml:space="preserve">LEFT</w:t>
+      </w:r>
+      <w:r>
+        <w:rPr>
+          <w:rStyle w:val="NormalTok"/>
+        </w:rPr>
+        <w:t xml:space="preserve">(ac.Glosa, </w:t>
+      </w:r>
+      <w:r>
+        <w:rPr>
+          <w:rStyle w:val="DecValTok"/>
+        </w:rPr>
+        <w:t xml:space="preserve">100</w:t>
+      </w:r>
+      <w:r>
+        <w:rPr>
+          <w:rStyle w:val="NormalTok"/>
+        </w:rPr>
+        <w:t xml:space="preserve">) </w:t>
+      </w:r>
+      <w:r>
+        <w:rPr>
+          <w:rStyle w:val="KeywordTok"/>
+        </w:rPr>
+        <w:t xml:space="preserve">AS</w:t>
+      </w:r>
+      <w:r>
+        <w:rPr>
+          <w:rStyle w:val="NormalTok"/>
+        </w:rPr>
+        <w:t xml:space="preserve"> Glosa,</w:t>
+      </w:r>
+      <w:r>
+        <w:br/>
+      </w:r>
+      <w:r>
+        <w:rPr>
+          <w:rStyle w:val="NormalTok"/>
+        </w:rPr>
+        <w:t xml:space="preserve">  i.Descripcion </w:t>
+      </w:r>
+      <w:r>
+        <w:rPr>
+          <w:rStyle w:val="KeywordTok"/>
+        </w:rPr>
+        <w:t xml:space="preserve">AS</w:t>
+      </w:r>
+      <w:r>
+        <w:rPr>
+          <w:rStyle w:val="NormalTok"/>
+        </w:rPr>
+        <w:t xml:space="preserve"> Tercero</w:t>
+      </w:r>
+      <w:r>
+        <w:br/>
+      </w:r>
+      <w:r>
+        <w:rPr>
+          <w:rStyle w:val="KeywordTok"/>
+        </w:rPr>
+        <w:t xml:space="preserve">FROM</w:t>
+      </w:r>
+      <w:r>
+        <w:rPr>
+          <w:rStyle w:val="NormalTok"/>
+        </w:rPr>
+        <w:t xml:space="preserve"> AsientoContable ac</w:t>
+      </w:r>
+      <w:r>
+        <w:br/>
+      </w:r>
+      <w:r>
+        <w:rPr>
+          <w:rStyle w:val="KeywordTok"/>
+        </w:rPr>
+        <w:t xml:space="preserve">JOIN</w:t>
+      </w:r>
+      <w:r>
+        <w:rPr>
+          <w:rStyle w:val="NormalTok"/>
+        </w:rPr>
+        <w:t xml:space="preserve"> PlanContableDetalle pcd </w:t>
+      </w:r>
+      <w:r>
+        <w:rPr>
+          <w:rStyle w:val="KeywordTok"/>
+        </w:rPr>
+        <w:t xml:space="preserve">ON</w:t>
+      </w:r>
+      <w:r>
+        <w:rPr>
+          <w:rStyle w:val="NormalTok"/>
+        </w:rPr>
+        <w:t xml:space="preserve"> ac.NroPlanContableDetalle </w:t>
+      </w:r>
+      <w:r>
+        <w:rPr>
+          <w:rStyle w:val="OperatorTok"/>
+        </w:rPr>
+        <w:t xml:space="preserve">=</w:t>
+      </w:r>
+      <w:r>
+        <w:rPr>
+          <w:rStyle w:val="NormalTok"/>
+        </w:rPr>
+        <w:t xml:space="preserve"> pcd.NroPlanContableDetalle</w:t>
+      </w:r>
+      <w:r>
+        <w:br/>
+      </w:r>
+      <w:r>
+        <w:rPr>
+          <w:rStyle w:val="KeywordTok"/>
+        </w:rPr>
+        <w:t xml:space="preserve">LEFT</w:t>
+      </w:r>
+      <w:r>
+        <w:rPr>
+          <w:rStyle w:val="NormalTok"/>
+        </w:rPr>
+        <w:t xml:space="preserve"> </w:t>
+      </w:r>
+      <w:r>
+        <w:rPr>
+          <w:rStyle w:val="KeywordTok"/>
+        </w:rPr>
+        <w:t xml:space="preserve">JOIN</w:t>
+      </w:r>
+      <w:r>
+        <w:rPr>
+          <w:rStyle w:val="NormalTok"/>
+        </w:rPr>
+        <w:t xml:space="preserve"> Identificador i </w:t>
+      </w:r>
+      <w:r>
+        <w:rPr>
+          <w:rStyle w:val="KeywordTok"/>
+        </w:rPr>
+        <w:t xml:space="preserve">ON</w:t>
+      </w:r>
+      <w:r>
+        <w:rPr>
+          <w:rStyle w:val="NormalTok"/>
+        </w:rPr>
+        <w:t xml:space="preserve"> ac.CodIdentificador </w:t>
+      </w:r>
+      <w:r>
+        <w:rPr>
+          <w:rStyle w:val="OperatorTok"/>
+        </w:rPr>
+        <w:t xml:space="preserve">=</w:t>
+      </w:r>
+      <w:r>
+        <w:rPr>
+          <w:rStyle w:val="NormalTok"/>
+        </w:rPr>
+        <w:t xml:space="preserve"> i.CodIdentificador</w:t>
+      </w:r>
+      <w:r>
+        <w:br/>
+      </w:r>
+      <w:r>
+        <w:rPr>
+          <w:rStyle w:val="KeywordTok"/>
+        </w:rPr>
+        <w:t xml:space="preserve">WHERE</w:t>
+      </w:r>
+      <w:r>
+        <w:rPr>
+          <w:rStyle w:val="NormalTok"/>
+        </w:rPr>
+        <w:t xml:space="preserve"> ac.CodEmpresa </w:t>
+      </w:r>
+      <w:r>
+        <w:rPr>
+          <w:rStyle w:val="OperatorTok"/>
+        </w:rPr>
+        <w:t xml:space="preserve">=</w:t>
+      </w:r>
+      <w:r>
+        <w:rPr>
+          <w:rStyle w:val="NormalTok"/>
+        </w:rPr>
+        <w:t xml:space="preserve"> </w:t>
+      </w:r>
+      <w:r>
+        <w:rPr>
+          <w:rStyle w:val="StringTok"/>
+        </w:rPr>
+        <w:t xml:space="preserve">'80688524'</w:t>
+      </w:r>
+      <w:r>
+        <w:br/>
+      </w:r>
+      <w:r>
+        <w:rPr>
+          <w:rStyle w:val="NormalTok"/>
+        </w:rPr>
+        <w:t xml:space="preserve">  </w:t>
+      </w:r>
+      <w:r>
+        <w:rPr>
+          <w:rStyle w:val="KeywordTok"/>
+        </w:rPr>
+        <w:t xml:space="preserve">AND</w:t>
+      </w:r>
+      <w:r>
+        <w:rPr>
+          <w:rStyle w:val="NormalTok"/>
+        </w:rPr>
+        <w:t xml:space="preserve"> pcd.CodCuenta </w:t>
+      </w:r>
+      <w:r>
+        <w:rPr>
+          <w:rStyle w:val="KeywordTok"/>
+        </w:rPr>
+        <w:t xml:space="preserve">LIKE</w:t>
+      </w:r>
+      <w:r>
+        <w:rPr>
+          <w:rStyle w:val="NormalTok"/>
+        </w:rPr>
+        <w:t xml:space="preserve"> </w:t>
+      </w:r>
+      <w:r>
+        <w:rPr>
+          <w:rStyle w:val="StringTok"/>
+        </w:rPr>
+        <w:t xml:space="preserve">'10410013%'</w:t>
+      </w:r>
+      <w:r>
+        <w:br/>
+      </w:r>
+      <w:r>
+        <w:rPr>
+          <w:rStyle w:val="NormalTok"/>
+        </w:rPr>
+        <w:t xml:space="preserve">  </w:t>
+      </w:r>
+      <w:r>
+        <w:rPr>
+          <w:rStyle w:val="KeywordTok"/>
+        </w:rPr>
+        <w:t xml:space="preserve">AND</w:t>
+      </w:r>
+      <w:r>
+        <w:rPr>
+          <w:rStyle w:val="NormalTok"/>
+        </w:rPr>
+        <w:t xml:space="preserve"> ac.FechaAplicacionContable </w:t>
+      </w:r>
+      <w:r>
+        <w:rPr>
+          <w:rStyle w:val="KeywordTok"/>
+        </w:rPr>
+        <w:t xml:space="preserve">BETWEEN</w:t>
+      </w:r>
+      <w:r>
+        <w:rPr>
+          <w:rStyle w:val="NormalTok"/>
+        </w:rPr>
+        <w:t xml:space="preserve"> </w:t>
+      </w:r>
+      <w:r>
+        <w:rPr>
+          <w:rStyle w:val="StringTok"/>
+        </w:rPr>
+        <w:t xml:space="preserve">'2026-01-01'</w:t>
+      </w:r>
+      <w:r>
+        <w:rPr>
+          <w:rStyle w:val="NormalTok"/>
+        </w:rPr>
+        <w:t xml:space="preserve"> </w:t>
+      </w:r>
+      <w:r>
+        <w:rPr>
+          <w:rStyle w:val="KeywordTok"/>
+        </w:rPr>
+        <w:t xml:space="preserve">AND</w:t>
+      </w:r>
+      <w:r>
+        <w:rPr>
+          <w:rStyle w:val="NormalTok"/>
+        </w:rPr>
+        <w:t xml:space="preserve"> </w:t>
+      </w:r>
+      <w:r>
+        <w:rPr>
+          <w:rStyle w:val="StringTok"/>
+        </w:rPr>
+        <w:t xml:space="preserve">'2026-01-31'</w:t>
+      </w:r>
+      <w:r>
+        <w:br/>
+      </w:r>
+      <w:r>
+        <w:rPr>
+          <w:rStyle w:val="NormalTok"/>
+        </w:rPr>
+        <w:t xml:space="preserve">  </w:t>
+      </w:r>
+      <w:r>
+        <w:rPr>
+          <w:rStyle w:val="KeywordTok"/>
+        </w:rPr>
+        <w:t xml:space="preserve">AND</w:t>
+      </w:r>
+      <w:r>
+        <w:rPr>
+          <w:rStyle w:val="NormalTok"/>
+        </w:rPr>
+        <w:t xml:space="preserve"> ac.Credito </w:t>
+      </w:r>
+      <w:r>
+        <w:rPr>
+          <w:rStyle w:val="OperatorTok"/>
+        </w:rPr>
+        <w:t xml:space="preserve">&gt;</w:t>
+      </w:r>
+      <w:r>
+        <w:rPr>
+          <w:rStyle w:val="NormalTok"/>
+        </w:rPr>
+        <w:t xml:space="preserve"> </w:t>
+      </w:r>
+      <w:r>
+        <w:rPr>
+          <w:rStyle w:val="DecValTok"/>
+        </w:rPr>
+        <w:t xml:space="preserve">100000</w:t>
+      </w:r>
+      <w:r>
+        <w:br/>
+      </w:r>
+      <w:r>
+        <w:rPr>
+          <w:rStyle w:val="KeywordTok"/>
+        </w:rPr>
+        <w:t xml:space="preserve">ORDER</w:t>
+      </w:r>
+      <w:r>
+        <w:rPr>
+          <w:rStyle w:val="NormalTok"/>
+        </w:rPr>
+        <w:t xml:space="preserve"> </w:t>
+      </w:r>
+      <w:r>
+        <w:rPr>
+          <w:rStyle w:val="KeywordTok"/>
+        </w:rPr>
+        <w:t xml:space="preserve">BY</w:t>
+      </w:r>
+      <w:r>
+        <w:rPr>
+          <w:rStyle w:val="NormalTok"/>
+        </w:rPr>
+        <w:t xml:space="preserve"> ac.Credito </w:t>
+      </w:r>
+      <w:r>
+        <w:rPr>
+          <w:rStyle w:val="KeywordTok"/>
+        </w:rPr>
+        <w:t xml:space="preserve">DESC</w:t>
+      </w:r>
+    </w:p>
+    <w:bookmarkEnd w:id="95"/>
+    <w:bookmarkEnd w:id="96"/>
+    <w:bookmarkStart w:id="101" w:name="X241573c812b73afdc839abe3bf2272c94dbccab"/>
+    <w:p>
+      <w:pPr>
+        <w:pStyle w:val="Heading1"/>
+      </w:pPr>
+      <w:r>
+        <w:t xml:space="preserve">ANEXO U ⭐ — INTEGRAL→CMO S/11.1M (MAYOR EXPOSICIÓN INTERCOMPAÑÍA)</w:t>
+      </w:r>
+    </w:p>
+    <w:bookmarkStart w:id="97" w:name="u.1.-saldos-validados-v14"/>
+    <w:p>
+      <w:pPr>
+        <w:pStyle w:val="Heading2"/>
+      </w:pPr>
+      <w:r>
+        <w:t xml:space="preserve">U.1. Saldos validados (V14)</w:t>
+      </w:r>
+    </w:p>
+    <w:p>
+      <w:pPr>
+        <w:pStyle w:val="FirstParagraph"/>
+      </w:pPr>
+      <w:r>
+        <w:t xml:space="preserve">Mayor exposición individual identificable en el grupo:</w:t>
+      </w:r>
+    </w:p>
+    <w:tbl>
+      <w:tblPr>
+        <w:tblStyle w:val="Table"/>
+        <w:tblW w:type="pct" w:w="5000"/>
+        <w:tblLayout w:type="fixed"/>
+        <w:tblLook w:firstRow="1" w:lastRow="0" w:firstColumn="0" w:lastColumn="0" w:noHBand="0" w:noVBand="0" w:val="0020"/>
+      </w:tblPr>
+      <w:tblGrid>
+        <w:gridCol w:w="1827"/>
+        <w:gridCol w:w="1827"/>
+        <w:gridCol w:w="1827"/>
+        <w:gridCol w:w="2436"/>
+      </w:tblGrid>
+      <w:tr>
+        <w:trPr>
+          <w:tblHeader w:val="on"/>
+        </w:trPr>
+        <w:tc>
+          <w:tcPr/>
+          <w:p>
+            <w:pPr>
+              <w:pStyle w:val="Compact"/>
+            </w:pPr>
+            <w:r>
+              <w:t xml:space="preserve">Empresa origen</w:t>
+            </w:r>
+          </w:p>
+        </w:tc>
+        <w:tc>
+          <w:tcPr/>
+          <w:p>
+            <w:pPr>
+              <w:pStyle w:val="Compact"/>
+            </w:pPr>
+            <w:r>
+              <w:t xml:space="preserve">Cuenta</w:t>
+            </w:r>
+          </w:p>
+        </w:tc>
+        <w:tc>
+          <w:tcPr/>
+          <w:p>
+            <w:pPr>
+              <w:pStyle w:val="Compact"/>
+            </w:pPr>
+            <w:r>
+              <w:t xml:space="preserve">Tercero</w:t>
+            </w:r>
+          </w:p>
+        </w:tc>
+        <w:tc>
+          <w:tcPr/>
+          <w:p>
+            <w:pPr>
+              <w:pStyle w:val="Compact"/>
+              <w:jc w:val="right"/>
+            </w:pPr>
+            <w:r>
+              <w:t xml:space="preserve">Saldo</w:t>
+            </w:r>
+          </w:p>
+        </w:tc>
+      </w:tr>
+      <w:tr>
+        <w:tc>
+          <w:tcPr/>
+          <w:p>
+            <w:pPr>
+              <w:pStyle w:val="Compact"/>
+            </w:pPr>
+            <w:r>
+              <w:t xml:space="preserve">INTEGRAL</w:t>
+            </w:r>
+          </w:p>
+        </w:tc>
+        <w:tc>
+          <w:tcPr/>
+          <w:p>
+            <w:pPr>
+              <w:pStyle w:val="Compact"/>
+            </w:pPr>
+            <w:r>
+              <w:t xml:space="preserve">16120001 — Otras CxC</w:t>
+            </w:r>
+          </w:p>
+        </w:tc>
+        <w:tc>
+          <w:tcPr/>
+          <w:p>
+            <w:pPr>
+              <w:pStyle w:val="Compact"/>
+            </w:pPr>
+            <w:r>
+              <w:t xml:space="preserve">CMO GROUP S.A. (RUC 20536612972)</w:t>
+            </w:r>
+          </w:p>
+        </w:tc>
+        <w:tc>
+          <w:tcPr/>
+          <w:p>
+            <w:pPr>
+              <w:pStyle w:val="Compact"/>
+              <w:jc w:val="right"/>
+            </w:pPr>
+            <w:r>
+              <w:rPr>
+                <w:b/>
+                <w:bCs/>
+              </w:rPr>
+              <w:t xml:space="preserve">+S/7,292,870</w:t>
+            </w:r>
+          </w:p>
+        </w:tc>
+      </w:tr>
+      <w:tr>
+        <w:tc>
+          <w:tcPr/>
+          <w:p>
+            <w:pPr>
+              <w:pStyle w:val="Compact"/>
+            </w:pPr>
+            <w:r>
+              <w:t xml:space="preserve">INTEGRAL</w:t>
+            </w:r>
+          </w:p>
+        </w:tc>
+        <w:tc>
+          <w:tcPr/>
+          <w:p>
+            <w:pPr>
+              <w:pStyle w:val="Compact"/>
+            </w:pPr>
+            <w:r>
+              <w:t xml:space="preserve">16120002 — Otras CxC</w:t>
+            </w:r>
+          </w:p>
+        </w:tc>
+        <w:tc>
+          <w:tcPr/>
+          <w:p>
+            <w:pPr>
+              <w:pStyle w:val="Compact"/>
+            </w:pPr>
+            <w:r>
+              <w:t xml:space="preserve">CMO GROUP S.A. (RUC 20536612972)</w:t>
+            </w:r>
+          </w:p>
+        </w:tc>
+        <w:tc>
+          <w:tcPr/>
+          <w:p>
+            <w:pPr>
+              <w:pStyle w:val="Compact"/>
+              <w:jc w:val="right"/>
+            </w:pPr>
+            <w:r>
+              <w:rPr>
+                <w:b/>
+                <w:bCs/>
+              </w:rPr>
+              <w:t xml:space="preserve">+S/3,809,420</w:t>
+            </w:r>
+          </w:p>
+        </w:tc>
+      </w:tr>
+      <w:tr>
+        <w:tc>
+          <w:tcPr/>
+          <w:p>
+            <w:pPr>
+              <w:pStyle w:val="Compact"/>
+            </w:pPr>
+            <w:r>
+              <w:t xml:space="preserve">INTEGRAL</w:t>
+            </w:r>
+          </w:p>
+        </w:tc>
+        <w:tc>
+          <w:tcPr/>
+          <w:p>
+            <w:pPr>
+              <w:pStyle w:val="Compact"/>
+            </w:pPr>
+            <w:r>
+              <w:t xml:space="preserve">(subtotal hacia CMO)</w:t>
+            </w:r>
+          </w:p>
+        </w:tc>
+        <w:tc>
+          <w:tcPr/>
+          <w:p>
+            <w:pPr>
+              <w:pStyle w:val="Compact"/>
+            </w:pPr>
+          </w:p>
+        </w:tc>
+        <w:tc>
+          <w:tcPr/>
+          <w:p>
+            <w:pPr>
+              <w:pStyle w:val="Compact"/>
+              <w:jc w:val="right"/>
+            </w:pPr>
+            <w:r>
+              <w:rPr>
+                <w:b/>
+                <w:bCs/>
+              </w:rPr>
+              <w:t xml:space="preserve">S/11,102,290</w:t>
+            </w:r>
+          </w:p>
+        </w:tc>
+      </w:tr>
+    </w:tbl>
+    <w:bookmarkEnd w:id="97"/>
+    <w:bookmarkStart w:id="98" w:name="Xe6be51a7367762bca3c5ac60b953e59d2466794"/>
+    <w:p>
+      <w:pPr>
+        <w:pStyle w:val="Heading2"/>
+      </w:pPr>
+      <w:r>
+        <w:t xml:space="preserve">U.2. Saldo intercompañía consolidado del grupo (corregido)</w:t>
+      </w:r>
+    </w:p>
+    <w:tbl>
+      <w:tblPr>
+        <w:tblStyle w:val="Table"/>
+        <w:tblW w:type="auto" w:w="0"/>
+        <w:tblLook w:firstRow="1" w:lastRow="0" w:firstColumn="0" w:lastColumn="0" w:noHBand="0" w:noVBand="0" w:val="0020"/>
+      </w:tblPr>
+      <w:tblGrid>
+        <w:gridCol w:w="2640"/>
+        <w:gridCol w:w="2640"/>
+        <w:gridCol w:w="2640"/>
+      </w:tblGrid>
+      <w:tr>
+        <w:trPr>
+          <w:tblHeader w:val="on"/>
+        </w:trPr>
+        <w:tc>
+          <w:tcPr/>
+          <w:p>
+            <w:pPr>
+              <w:pStyle w:val="Compact"/>
+            </w:pPr>
+            <w:r>
+              <w:t xml:space="preserve">Empresa</w:t>
+            </w:r>
+          </w:p>
+        </w:tc>
+        <w:tc>
+          <w:tcPr/>
+          <w:p>
+            <w:pPr>
+              <w:pStyle w:val="Compact"/>
+              <w:jc w:val="right"/>
+            </w:pPr>
+            <w:r>
+              <w:t xml:space="preserve">Total CxC hacia el grupo</w:t>
+            </w:r>
+          </w:p>
+        </w:tc>
+        <w:tc>
+          <w:tcPr/>
+          <w:p>
+            <w:pPr>
+              <w:pStyle w:val="Compact"/>
+            </w:pPr>
+            <w:r>
+              <w:t xml:space="preserve">Mayor contraparte</w:t>
+            </w:r>
+          </w:p>
+        </w:tc>
+      </w:tr>
+      <w:tr>
+        <w:tc>
+          <w:tcPr/>
+          <w:p>
+            <w:pPr>
+              <w:pStyle w:val="Compact"/>
+            </w:pPr>
+            <w:r>
+              <w:t xml:space="preserve">INTEGRAL</w:t>
+            </w:r>
+          </w:p>
+        </w:tc>
+        <w:tc>
+          <w:tcPr/>
+          <w:p>
+            <w:pPr>
+              <w:pStyle w:val="Compact"/>
+              <w:jc w:val="right"/>
+            </w:pPr>
+            <w:r>
+              <w:t xml:space="preserve">S/12,835,047</w:t>
+            </w:r>
+          </w:p>
+        </w:tc>
+        <w:tc>
+          <w:tcPr/>
+          <w:p>
+            <w:pPr>
+              <w:pStyle w:val="Compact"/>
+            </w:pPr>
+            <w:r>
+              <w:t xml:space="preserve">CMO (S/11.1M)</w:t>
+            </w:r>
+          </w:p>
+        </w:tc>
+      </w:tr>
+      <w:tr>
+        <w:tc>
+          <w:tcPr/>
+          <w:p>
+            <w:pPr>
+              <w:pStyle w:val="Compact"/>
+            </w:pPr>
+            <w:r>
+              <w:t xml:space="preserve">AMERICANA</w:t>
+            </w:r>
+          </w:p>
+        </w:tc>
+        <w:tc>
+          <w:tcPr/>
+          <w:p>
+            <w:pPr>
+              <w:pStyle w:val="Compact"/>
+              <w:jc w:val="right"/>
+            </w:pPr>
+            <w:r>
+              <w:t xml:space="preserve">S/4,412,772</w:t>
+            </w:r>
+          </w:p>
+        </w:tc>
+        <w:tc>
+          <w:tcPr/>
+          <w:p>
+            <w:pPr>
+              <w:pStyle w:val="Compact"/>
+            </w:pPr>
+            <w:r>
+              <w:t xml:space="preserve">CMO (S/2.04M)</w:t>
+            </w:r>
+          </w:p>
+        </w:tc>
+      </w:tr>
+      <w:tr>
+        <w:tc>
+          <w:tcPr/>
+          <w:p>
+            <w:pPr>
+              <w:pStyle w:val="Compact"/>
+            </w:pPr>
+            <w:r>
+              <w:t xml:space="preserve">CMO</w:t>
+            </w:r>
+          </w:p>
+        </w:tc>
+        <w:tc>
+          <w:tcPr/>
+          <w:p>
+            <w:pPr>
+              <w:pStyle w:val="Compact"/>
+              <w:jc w:val="right"/>
+            </w:pPr>
+            <w:r>
+              <w:t xml:space="preserve">S/2,740,547</w:t>
+            </w:r>
+          </w:p>
+        </w:tc>
+        <w:tc>
+          <w:tcPr/>
+          <w:p>
+            <w:pPr>
+              <w:pStyle w:val="Compact"/>
+            </w:pPr>
+            <w:r>
+              <w:t xml:space="preserve">AMERICANA (S/2.74M)</w:t>
+            </w:r>
+          </w:p>
+        </w:tc>
+      </w:tr>
+      <w:tr>
+        <w:tc>
+          <w:tcPr/>
+          <w:p>
+            <w:pPr>
+              <w:pStyle w:val="Compact"/>
+            </w:pPr>
+            <w:r>
+              <w:t xml:space="preserve">MEDARQ</w:t>
+            </w:r>
+          </w:p>
+        </w:tc>
+        <w:tc>
+          <w:tcPr/>
+          <w:p>
+            <w:pPr>
+              <w:pStyle w:val="Compact"/>
+              <w:jc w:val="right"/>
+            </w:pPr>
+            <w:r>
+              <w:t xml:space="preserve">S/17,350</w:t>
+            </w:r>
+          </w:p>
+        </w:tc>
+        <w:tc>
+          <w:tcPr/>
+          <w:p>
+            <w:pPr>
+              <w:pStyle w:val="Compact"/>
+            </w:pPr>
+            <w:r>
+              <w:t xml:space="preserve">AMERICANA</w:t>
+            </w:r>
+          </w:p>
+        </w:tc>
+      </w:tr>
+      <w:tr>
+        <w:tc>
+          <w:tcPr/>
+          <w:p>
+            <w:pPr>
+              <w:pStyle w:val="Compact"/>
+            </w:pPr>
+            <w:r>
+              <w:rPr>
+                <w:b/>
+                <w:bCs/>
+              </w:rPr>
+              <w:t xml:space="preserve">GRAN TOTAL</w:t>
+            </w:r>
+          </w:p>
+        </w:tc>
+        <w:tc>
+          <w:tcPr/>
+          <w:p>
+            <w:pPr>
+              <w:pStyle w:val="Compact"/>
+              <w:jc w:val="right"/>
+            </w:pPr>
+            <w:r>
+              <w:rPr>
+                <w:b/>
+                <w:bCs/>
+              </w:rPr>
+              <w:t xml:space="preserve">~S/20,005,716</w:t>
+            </w:r>
+          </w:p>
+        </w:tc>
+        <w:tc>
+          <w:tcPr/>
+          <w:p>
+            <w:pPr>
+              <w:pStyle w:val="Compact"/>
+            </w:pPr>
+          </w:p>
+        </w:tc>
+      </w:tr>
+    </w:tbl>
+    <w:p>
+      <w:pPr>
+        <w:pStyle w:val="BlockText"/>
+      </w:pPr>
+      <w:r>
+        <w:t xml:space="preserve">🔴</w:t>
+      </w:r>
+      <w:r>
+        <w:t xml:space="preserve"> </w:t>
+      </w:r>
+      <w:r>
+        <w:rPr>
+          <w:b/>
+          <w:bCs/>
+        </w:rPr>
+        <w:t xml:space="preserve">La cifra previa de</w:t>
+      </w:r>
+      <w:r>
+        <w:rPr>
+          <w:b/>
+          <w:bCs/>
+        </w:rPr>
+        <w:t xml:space="preserve"> </w:t>
+      </w:r>
+      <w:r>
+        <w:rPr>
+          <w:b/>
+          <w:bCs/>
+        </w:rPr>
+        <w:t xml:space="preserve">“S/123M en préstamos intercompañía CMO”</w:t>
+      </w:r>
+      <w:r>
+        <w:rPr>
+          <w:b/>
+          <w:bCs/>
+        </w:rPr>
+        <w:t xml:space="preserve"> </w:t>
+      </w:r>
+      <w:r>
+        <w:rPr>
+          <w:b/>
+          <w:bCs/>
+        </w:rPr>
+        <w:t xml:space="preserve">era el monto histórico movido acumulado, NO el saldo neto actual.</w:t>
+      </w:r>
+      <w:r>
+        <w:t xml:space="preserve"> </w:t>
+      </w:r>
+      <w:r>
+        <w:t xml:space="preserve">El saldo intercompañía DEMOSTRADO del grupo es ~</w:t>
+      </w:r>
+      <w:r>
+        <w:rPr>
+          <w:b/>
+          <w:bCs/>
+        </w:rPr>
+        <w:t xml:space="preserve">S/20M consolidado</w:t>
+      </w:r>
+      <w:r>
+        <w:t xml:space="preserve">.</w:t>
+      </w:r>
+    </w:p>
+    <w:bookmarkEnd w:id="98"/>
+    <w:bookmarkStart w:id="99" w:name="u.3.-implicación-tributaria-recalculada"/>
+    <w:p>
+      <w:pPr>
+        <w:pStyle w:val="Heading2"/>
+      </w:pPr>
+      <w:r>
+        <w:t xml:space="preserve">U.3. Implicación tributaria recalculada</w:t>
+      </w:r>
+    </w:p>
+    <w:tbl>
+      <w:tblPr>
+        <w:tblStyle w:val="Table"/>
+        <w:tblW w:type="pct" w:w="5000"/>
+        <w:tblLayout w:type="fixed"/>
+        <w:tblLook w:firstRow="1" w:lastRow="0" w:firstColumn="0" w:lastColumn="0" w:noHBand="0" w:noVBand="0" w:val="0020"/>
+      </w:tblPr>
+      <w:tblGrid>
+        <w:gridCol w:w="2160"/>
+        <w:gridCol w:w="2880"/>
+        <w:gridCol w:w="2880"/>
+      </w:tblGrid>
+      <w:tr>
+        <w:trPr>
+          <w:tblHeader w:val="on"/>
+        </w:trPr>
+        <w:tc>
+          <w:tcPr/>
+          <w:p>
+            <w:pPr>
+              <w:pStyle w:val="Compact"/>
+            </w:pPr>
+            <w:r>
+              <w:t xml:space="preserve">Concepto</w:t>
+            </w:r>
+          </w:p>
+        </w:tc>
+        <w:tc>
+          <w:tcPr/>
+          <w:p>
+            <w:pPr>
+              <w:pStyle w:val="Compact"/>
+              <w:jc w:val="right"/>
+            </w:pPr>
+            <w:r>
+              <w:t xml:space="preserve">Cálculo previo</w:t>
+            </w:r>
+          </w:p>
+        </w:tc>
+        <w:tc>
+          <w:tcPr/>
+          <w:p>
+            <w:pPr>
+              <w:pStyle w:val="Compact"/>
+              <w:jc w:val="right"/>
+            </w:pPr>
+            <w:r>
+              <w:t xml:space="preserve">Cálculo validado</w:t>
+            </w:r>
+          </w:p>
+        </w:tc>
+      </w:tr>
+      <w:tr>
+        <w:tc>
+          <w:tcPr/>
+          <w:p>
+            <w:pPr>
+              <w:pStyle w:val="Compact"/>
+            </w:pPr>
+            <w:r>
+              <w:t xml:space="preserve">Base imponible Art. 24-A LIR</w:t>
+            </w:r>
+          </w:p>
+        </w:tc>
+        <w:tc>
+          <w:tcPr/>
+          <w:p>
+            <w:pPr>
+              <w:pStyle w:val="Compact"/>
+              <w:jc w:val="right"/>
+            </w:pPr>
+            <w:r>
+              <w:t xml:space="preserve">S/123M</w:t>
+            </w:r>
+          </w:p>
+        </w:tc>
+        <w:tc>
+          <w:tcPr/>
+          <w:p>
+            <w:pPr>
+              <w:pStyle w:val="Compact"/>
+              <w:jc w:val="right"/>
+            </w:pPr>
+            <w:r>
+              <w:rPr>
+                <w:b/>
+                <w:bCs/>
+              </w:rPr>
+              <w:t xml:space="preserve">S/11.1M (mayor exposición individual)</w:t>
+            </w:r>
+          </w:p>
+        </w:tc>
+      </w:tr>
+      <w:tr>
+        <w:tc>
+          <w:tcPr/>
+          <w:p>
+            <w:pPr>
+              <w:pStyle w:val="Compact"/>
+            </w:pPr>
+            <w:r>
+              <w:t xml:space="preserve">Tasa IR dividendos presuntos</w:t>
+            </w:r>
+          </w:p>
+        </w:tc>
+        <w:tc>
+          <w:tcPr/>
+          <w:p>
+            <w:pPr>
+              <w:pStyle w:val="Compact"/>
+              <w:jc w:val="right"/>
+            </w:pPr>
+            <w:r>
+              <w:t xml:space="preserve">5%</w:t>
+            </w:r>
+          </w:p>
+        </w:tc>
+        <w:tc>
+          <w:tcPr/>
+          <w:p>
+            <w:pPr>
+              <w:pStyle w:val="Compact"/>
+              <w:jc w:val="right"/>
+            </w:pPr>
+            <w:r>
+              <w:t xml:space="preserve">29.5% (sin Convenio Doble Imposición aplicable)</w:t>
+            </w:r>
+          </w:p>
+        </w:tc>
+      </w:tr>
+      <w:tr>
+        <w:tc>
+          <w:tcPr/>
+          <w:p>
+            <w:pPr>
+              <w:pStyle w:val="Compact"/>
+            </w:pPr>
+            <w:r>
+              <w:rPr>
+                <w:b/>
+                <w:bCs/>
+              </w:rPr>
+              <w:t xml:space="preserve">Contingencia máxima</w:t>
+            </w:r>
+          </w:p>
+        </w:tc>
+        <w:tc>
+          <w:tcPr/>
+          <w:p>
+            <w:pPr>
+              <w:pStyle w:val="Compact"/>
+              <w:jc w:val="right"/>
+            </w:pPr>
+            <w:r>
+              <w:rPr>
+                <w:b/>
+                <w:bCs/>
+              </w:rPr>
+              <w:t xml:space="preserve">S/2,700,000</w:t>
+            </w:r>
+          </w:p>
+        </w:tc>
+        <w:tc>
+          <w:tcPr/>
+          <w:p>
+            <w:pPr>
+              <w:pStyle w:val="Compact"/>
+              <w:jc w:val="right"/>
+            </w:pPr>
+            <w:r>
+              <w:rPr>
+                <w:b/>
+                <w:bCs/>
+              </w:rPr>
+              <w:t xml:space="preserve">S/3,272,000</w:t>
+            </w:r>
+          </w:p>
+        </w:tc>
+      </w:tr>
+    </w:tbl>
+    <w:bookmarkEnd w:id="99"/>
+    <w:bookmarkStart w:id="100" w:name="u.4.-plan-de-acción"/>
+    <w:p>
+      <w:pPr>
+        <w:pStyle w:val="Heading2"/>
+      </w:pPr>
+      <w:r>
+        <w:t xml:space="preserve">U.4. Plan de acción</w:t>
+      </w:r>
+    </w:p>
+    <w:p>
+      <w:pPr>
+        <w:pStyle w:val="Compact"/>
+        <w:numPr>
+          <w:ilvl w:val="0"/>
+          <w:numId w:val="1019"/>
+        </w:numPr>
+      </w:pPr>
+      <w:r>
+        <w:rPr>
+          <w:b/>
+          <w:bCs/>
+        </w:rPr>
+        <w:t xml:space="preserve">Verificar existencia de contrato de mutuo</w:t>
+      </w:r>
+      <w:r>
+        <w:t xml:space="preserve"> </w:t>
+      </w:r>
+      <w:r>
+        <w:t xml:space="preserve">entre INTEGRAL y CMO por S/11.1M.</w:t>
+      </w:r>
+    </w:p>
+    <w:p>
+      <w:pPr>
+        <w:pStyle w:val="Compact"/>
+        <w:numPr>
+          <w:ilvl w:val="0"/>
+          <w:numId w:val="1019"/>
+        </w:numPr>
+      </w:pPr>
+      <w:r>
+        <w:t xml:space="preserve">Si NO existe → formalizar con tasa de interés a valor de mercado (TAMN ~12%).</w:t>
+      </w:r>
+    </w:p>
+    <w:p>
+      <w:pPr>
+        <w:pStyle w:val="Compact"/>
+        <w:numPr>
+          <w:ilvl w:val="0"/>
+          <w:numId w:val="1019"/>
+        </w:numPr>
+      </w:pPr>
+      <w:r>
+        <w:rPr>
+          <w:b/>
+          <w:bCs/>
+        </w:rPr>
+        <w:t xml:space="preserve">Presentar Estudio Técnico de Precios de Transferencia 2025</w:t>
+      </w:r>
+      <w:r>
+        <w:t xml:space="preserve"> </w:t>
+      </w:r>
+      <w:r>
+        <w:t xml:space="preserve">antes del próximo cierre.</w:t>
+      </w:r>
+    </w:p>
+    <w:p>
+      <w:pPr>
+        <w:pStyle w:val="Compact"/>
+        <w:numPr>
+          <w:ilvl w:val="0"/>
+          <w:numId w:val="1019"/>
+        </w:numPr>
+      </w:pPr>
+      <w:r>
+        <w:t xml:space="preserve">Provisionar intereses devengados (estimado S/11.1M × 12% × días = ~S/110K/mes).</w:t>
+      </w:r>
+    </w:p>
+    <w:bookmarkEnd w:id="100"/>
+    <w:bookmarkEnd w:id="101"/>
+    <w:bookmarkStart w:id="105" w:name="X9f3845db89ce8cde6523d7caf5e5ac63f34fcc4"/>
+    <w:p>
+      <w:pPr>
+        <w:pStyle w:val="Heading1"/>
+      </w:pPr>
+      <w:r>
+        <w:t xml:space="preserve">ANEXO V ⭐ — CTS MAYO 2026 — ESTADO AL 11/05/2026 (4 DÍAS DEL VENCIMIENTO)</w:t>
+      </w:r>
+    </w:p>
+    <w:bookmarkStart w:id="102" w:name="v.1.-estado-validado-v07"/>
+    <w:p>
+      <w:pPr>
+        <w:pStyle w:val="Heading2"/>
+      </w:pPr>
+      <w:r>
+        <w:t xml:space="preserve">V.1. Estado validado (V07)</w:t>
+      </w:r>
+    </w:p>
+    <w:p>
+      <w:pPr>
+        <w:pStyle w:val="FirstParagraph"/>
+      </w:pPr>
+      <w:r>
+        <w:t xml:space="preserve">A</w:t>
+      </w:r>
+      <w:r>
+        <w:t xml:space="preserve"> </w:t>
+      </w:r>
+      <w:r>
+        <w:rPr>
+          <w:b/>
+          <w:bCs/>
+        </w:rPr>
+        <w:t xml:space="preserve">11 de mayo de 2026 (4 días antes del vencimiento legal 15/05)</w:t>
+      </w:r>
+      <w:r>
+        <w:t xml:space="preserve">:</w:t>
+      </w:r>
+    </w:p>
+    <w:tbl>
+      <w:tblPr>
+        <w:tblStyle w:val="Table"/>
+        <w:tblW w:type="pct" w:w="5000"/>
+        <w:tblLayout w:type="fixed"/>
+        <w:tblLook w:firstRow="1" w:lastRow="0" w:firstColumn="0" w:lastColumn="0" w:noHBand="0" w:noVBand="0" w:val="0020"/>
+      </w:tblPr>
+      <w:tblGrid>
+        <w:gridCol w:w="1980"/>
+        <w:gridCol w:w="1980"/>
+        <w:gridCol w:w="1980"/>
+        <w:gridCol w:w="1980"/>
+      </w:tblGrid>
+      <w:tr>
+        <w:trPr>
+          <w:tblHeader w:val="on"/>
+        </w:trPr>
+        <w:tc>
+          <w:tcPr/>
+          <w:p>
+            <w:pPr>
+              <w:pStyle w:val="Compact"/>
+            </w:pPr>
+            <w:r>
+              <w:t xml:space="preserve">Empresa</w:t>
+            </w:r>
+          </w:p>
+        </w:tc>
+        <w:tc>
+          <w:tcPr/>
+          <w:p>
+            <w:pPr>
+              <w:pStyle w:val="Compact"/>
+              <w:jc w:val="center"/>
+            </w:pPr>
+            <w:r>
+              <w:t xml:space="preserve">CTS Mayo 2025</w:t>
+            </w:r>
+          </w:p>
+        </w:tc>
+        <w:tc>
+          <w:tcPr/>
+          <w:p>
+            <w:pPr>
+              <w:pStyle w:val="Compact"/>
+              <w:jc w:val="center"/>
+            </w:pPr>
+            <w:r>
+              <w:t xml:space="preserve">CTS Nov 2025</w:t>
+            </w:r>
+          </w:p>
+        </w:tc>
+        <w:tc>
+          <w:tcPr/>
+          <w:p>
+            <w:pPr>
+              <w:pStyle w:val="Compact"/>
+              <w:jc w:val="center"/>
+            </w:pPr>
+            <w:r>
+              <w:t xml:space="preserve">CTS Mayo 2026</w:t>
+            </w:r>
+          </w:p>
+        </w:tc>
+      </w:tr>
+      <w:tr>
+        <w:tc>
+          <w:tcPr/>
+          <w:p>
+            <w:pPr>
+              <w:pStyle w:val="Compact"/>
+            </w:pPr>
+            <w:r>
+              <w:t xml:space="preserve">CMO GROUP</w:t>
+            </w:r>
+          </w:p>
+        </w:tc>
+        <w:tc>
+          <w:tcPr/>
+          <w:p>
+            <w:pPr>
+              <w:pStyle w:val="Compact"/>
+              <w:jc w:val="center"/>
+            </w:pPr>
+            <w:r>
+              <w:t xml:space="preserve">✅ S/26,466</w:t>
+            </w:r>
+          </w:p>
+        </w:tc>
+        <w:tc>
+          <w:tcPr/>
+          <w:p>
+            <w:pPr>
+              <w:pStyle w:val="Compact"/>
+              <w:jc w:val="center"/>
+            </w:pPr>
+            <w:r>
+              <w:t xml:space="preserve">✅ S/55,309</w:t>
+            </w:r>
+          </w:p>
+        </w:tc>
+        <w:tc>
+          <w:tcPr/>
+          <w:p>
+            <w:pPr>
+              <w:pStyle w:val="Compact"/>
+              <w:jc w:val="center"/>
+            </w:pPr>
+            <w:r>
+              <w:t xml:space="preserve">⏳</w:t>
+            </w:r>
+            <w:r>
+              <w:t xml:space="preserve"> </w:t>
+            </w:r>
+            <w:r>
+              <w:rPr>
+                <w:b/>
+                <w:bCs/>
+              </w:rPr>
+              <w:t xml:space="preserve">No depositado</w:t>
+            </w:r>
+          </w:p>
+        </w:tc>
+      </w:tr>
+      <w:tr>
+        <w:tc>
+          <w:tcPr/>
+          <w:p>
+            <w:pPr>
+              <w:pStyle w:val="Compact"/>
+            </w:pPr>
+            <w:r>
+              <w:t xml:space="preserve">INTEGRAL</w:t>
+            </w:r>
+          </w:p>
+        </w:tc>
+        <w:tc>
+          <w:tcPr/>
+          <w:p>
+            <w:pPr>
+              <w:pStyle w:val="Compact"/>
+              <w:jc w:val="center"/>
+            </w:pPr>
+            <w:r>
+              <w:t xml:space="preserve">✅ S/53,571</w:t>
+            </w:r>
+          </w:p>
+        </w:tc>
+        <w:tc>
+          <w:tcPr/>
+          <w:p>
+            <w:pPr>
+              <w:pStyle w:val="Compact"/>
+              <w:jc w:val="center"/>
+            </w:pPr>
+            <w:r>
+              <w:t xml:space="preserve">✅ S/106,069</w:t>
+            </w:r>
+          </w:p>
+        </w:tc>
+        <w:tc>
+          <w:tcPr/>
+          <w:p>
+            <w:pPr>
+              <w:pStyle w:val="Compact"/>
+              <w:jc w:val="center"/>
+            </w:pPr>
+            <w:r>
+              <w:t xml:space="preserve">⏳</w:t>
+            </w:r>
+            <w:r>
+              <w:t xml:space="preserve"> </w:t>
+            </w:r>
+            <w:r>
+              <w:rPr>
+                <w:b/>
+                <w:bCs/>
+              </w:rPr>
+              <w:t xml:space="preserve">No depositado</w:t>
+            </w:r>
+          </w:p>
+        </w:tc>
+      </w:tr>
+      <w:tr>
+        <w:tc>
+          <w:tcPr/>
+          <w:p>
+            <w:pPr>
+              <w:pStyle w:val="Compact"/>
+            </w:pPr>
+            <w:r>
+              <w:t xml:space="preserve">AMERICANA</w:t>
+            </w:r>
+          </w:p>
+        </w:tc>
+        <w:tc>
+          <w:tcPr/>
+          <w:p>
+            <w:pPr>
+              <w:pStyle w:val="Compact"/>
+              <w:jc w:val="center"/>
+            </w:pPr>
+            <w:r>
+              <w:t xml:space="preserve">🔴 S/0 (provisionado pero NO depositado)</w:t>
+            </w:r>
+          </w:p>
+        </w:tc>
+        <w:tc>
+          <w:tcPr/>
+          <w:p>
+            <w:pPr>
+              <w:pStyle w:val="Compact"/>
+              <w:jc w:val="center"/>
+            </w:pPr>
+            <w:r>
+              <w:t xml:space="preserve">✅ S/59,674</w:t>
+            </w:r>
+          </w:p>
+        </w:tc>
+        <w:tc>
+          <w:tcPr/>
+          <w:p>
+            <w:pPr>
+              <w:pStyle w:val="Compact"/>
+              <w:jc w:val="center"/>
+            </w:pPr>
+            <w:r>
+              <w:t xml:space="preserve">⏳</w:t>
+            </w:r>
+            <w:r>
+              <w:t xml:space="preserve"> </w:t>
+            </w:r>
+            <w:r>
+              <w:rPr>
+                <w:b/>
+                <w:bCs/>
+              </w:rPr>
+              <w:t xml:space="preserve">No depositado</w:t>
+            </w:r>
+          </w:p>
+        </w:tc>
+      </w:tr>
+      <w:tr>
+        <w:tc>
+          <w:tcPr/>
+          <w:p>
+            <w:pPr>
+              <w:pStyle w:val="Compact"/>
+            </w:pPr>
+            <w:r>
+              <w:t xml:space="preserve">MEDARQ</w:t>
+            </w:r>
+          </w:p>
+        </w:tc>
+        <w:tc>
+          <w:tcPr/>
+          <w:p>
+            <w:pPr>
+              <w:pStyle w:val="Compact"/>
+              <w:jc w:val="center"/>
+            </w:pPr>
+            <w:r>
+              <w:t xml:space="preserve">🔴 S/0 (provisionado pero NO depositado)</w:t>
+            </w:r>
+          </w:p>
+        </w:tc>
+        <w:tc>
+          <w:tcPr/>
+          <w:p>
+            <w:pPr>
+              <w:pStyle w:val="Compact"/>
+              <w:jc w:val="center"/>
+            </w:pPr>
+            <w:r>
+              <w:t xml:space="preserve">✅ S/19,374</w:t>
+            </w:r>
+          </w:p>
+        </w:tc>
+        <w:tc>
+          <w:tcPr/>
+          <w:p>
+            <w:pPr>
+              <w:pStyle w:val="Compact"/>
+              <w:jc w:val="center"/>
+            </w:pPr>
+            <w:r>
+              <w:t xml:space="preserve">⏳</w:t>
+            </w:r>
+            <w:r>
+              <w:t xml:space="preserve"> </w:t>
+            </w:r>
+            <w:r>
+              <w:rPr>
+                <w:b/>
+                <w:bCs/>
+              </w:rPr>
+              <w:t xml:space="preserve">No depositado</w:t>
+            </w:r>
+          </w:p>
+        </w:tc>
+      </w:tr>
+    </w:tbl>
+    <w:bookmarkEnd w:id="102"/>
+    <w:bookmarkStart w:id="103" w:name="Xe1c40ed8e7f6a7350cc2a4fc94f8f77db14a259"/>
+    <w:p>
+      <w:pPr>
+        <w:pStyle w:val="Heading2"/>
+      </w:pPr>
+      <w:r>
+        <w:t xml:space="preserve">V.2. Riesgo si NO depositan antes del 15/05/2026</w:t>
+      </w:r>
+    </w:p>
+    <w:p>
+      <w:pPr>
+        <w:pStyle w:val="Compact"/>
+        <w:numPr>
+          <w:ilvl w:val="0"/>
+          <w:numId w:val="1020"/>
+        </w:numPr>
+      </w:pPr>
+      <w:r>
+        <w:rPr>
+          <w:b/>
+          <w:bCs/>
+        </w:rPr>
+        <w:t xml:space="preserve">Las 4 empresas se convertirán en infractoras DL 650.</w:t>
+      </w:r>
+    </w:p>
+    <w:p>
+      <w:pPr>
+        <w:pStyle w:val="Compact"/>
+        <w:numPr>
+          <w:ilvl w:val="0"/>
+          <w:numId w:val="1020"/>
+        </w:numPr>
+      </w:pPr>
+      <w:r>
+        <w:t xml:space="preserve">Multas SUNAFIL: hasta 1 UIT por trabajador × 4 empresas.</w:t>
+      </w:r>
+    </w:p>
+    <w:p>
+      <w:pPr>
+        <w:pStyle w:val="Compact"/>
+        <w:numPr>
+          <w:ilvl w:val="0"/>
+          <w:numId w:val="1020"/>
+        </w:numPr>
+      </w:pPr>
+      <w:r>
+        <w:t xml:space="preserve">Demandas laborales individuales por CTS impaga.</w:t>
+      </w:r>
+    </w:p>
+    <w:bookmarkEnd w:id="103"/>
+    <w:bookmarkStart w:id="104" w:name="v.3.-acción"/>
+    <w:p>
+      <w:pPr>
+        <w:pStyle w:val="Heading2"/>
+      </w:pPr>
+      <w:r>
+        <w:t xml:space="preserve">V.3. Acción</w:t>
+      </w:r>
+    </w:p>
+    <w:p>
+      <w:pPr>
+        <w:pStyle w:val="FirstParagraph"/>
+      </w:pPr>
+      <w:r>
+        <w:rPr>
+          <w:b/>
+          <w:bCs/>
+        </w:rPr>
+        <w:t xml:space="preserve">Depósito obligatorio antes del 15/05/2026 en las 4 empresas.</w:t>
+      </w:r>
+      <w:r>
+        <w:t xml:space="preserve"> </w:t>
+      </w:r>
+      <w:r>
+        <w:t xml:space="preserve">Esta es la acción</w:t>
+      </w:r>
+      <w:r>
+        <w:t xml:space="preserve"> </w:t>
+      </w:r>
+      <w:r>
+        <w:rPr>
+          <w:b/>
+          <w:bCs/>
+        </w:rPr>
+        <w:t xml:space="preserve">#9</w:t>
+      </w:r>
+      <w:r>
+        <w:t xml:space="preserve"> </w:t>
+      </w:r>
+      <w:r>
+        <w:t xml:space="preserve">del Plan de Remediación Fase 1.</w:t>
+      </w:r>
+    </w:p>
+    <w:bookmarkEnd w:id="104"/>
+    <w:bookmarkEnd w:id="105"/>
+    <w:bookmarkStart w:id="109" w:name="Xa015553ba3bd03eee588b869934e4d6eb7eda05"/>
+    <w:p>
+      <w:pPr>
+        <w:pStyle w:val="Heading1"/>
+      </w:pPr>
+      <w:r>
+        <w:t xml:space="preserve">ANEXO W ⭐ — INTEGRAL: CRÉDITO TRIBUTARIO NETO S/287,734</w:t>
+      </w:r>
+    </w:p>
+    <w:bookmarkStart w:id="106" w:name="w.1.-composición-validación-v18"/>
+    <w:p>
+      <w:pPr>
+        <w:pStyle w:val="Heading2"/>
+      </w:pPr>
+      <w:r>
+        <w:t xml:space="preserve">W.1. Composición (validación V18)</w:t>
+      </w:r>
+    </w:p>
+    <w:tbl>
+      <w:tblPr>
+        <w:tblStyle w:val="Table"/>
+        <w:tblW w:type="pct" w:w="5000"/>
+        <w:tblLayout w:type="fixed"/>
+        <w:tblLook w:firstRow="1" w:lastRow="0" w:firstColumn="0" w:lastColumn="0" w:noHBand="0" w:noVBand="0" w:val="0020"/>
+      </w:tblPr>
+      <w:tblGrid>
+        <w:gridCol w:w="2376"/>
+        <w:gridCol w:w="2376"/>
+        <w:gridCol w:w="3168"/>
+      </w:tblGrid>
+      <w:tr>
+        <w:trPr>
+          <w:tblHeader w:val="on"/>
+        </w:trPr>
+        <w:tc>
+          <w:tcPr/>
+          <w:p>
+            <w:pPr>
+              <w:pStyle w:val="Compact"/>
+            </w:pPr>
+            <w:r>
+              <w:t xml:space="preserve">Cuenta</w:t>
+            </w:r>
+          </w:p>
+        </w:tc>
+        <w:tc>
+          <w:tcPr/>
+          <w:p>
+            <w:pPr>
+              <w:pStyle w:val="Compact"/>
+            </w:pPr>
+            <w:r>
+              <w:t xml:space="preserve">Descripción</w:t>
+            </w:r>
+          </w:p>
+        </w:tc>
+        <w:tc>
+          <w:tcPr/>
+          <w:p>
+            <w:pPr>
+              <w:pStyle w:val="Compact"/>
+              <w:jc w:val="right"/>
+            </w:pPr>
+            <w:r>
+              <w:t xml:space="preserve">Saldo</w:t>
+            </w:r>
+          </w:p>
+        </w:tc>
+      </w:tr>
+      <w:tr>
+        <w:tc>
+          <w:tcPr/>
+          <w:p>
+            <w:pPr>
+              <w:pStyle w:val="Compact"/>
+            </w:pPr>
+            <w:r>
+              <w:t xml:space="preserve">40171001</w:t>
+            </w:r>
+          </w:p>
+        </w:tc>
+        <w:tc>
+          <w:tcPr/>
+          <w:p>
+            <w:pPr>
+              <w:pStyle w:val="Compact"/>
+            </w:pPr>
+            <w:r>
+              <w:t xml:space="preserve">Pago a cuenta Renta de Tercera Categoría</w:t>
+            </w:r>
+          </w:p>
+        </w:tc>
+        <w:tc>
+          <w:tcPr/>
+          <w:p>
+            <w:pPr>
+              <w:pStyle w:val="Compact"/>
+              <w:jc w:val="right"/>
+            </w:pPr>
+            <w:r>
+              <w:rPr>
+                <w:b/>
+                <w:bCs/>
+              </w:rPr>
+              <w:t xml:space="preserve">−S/1,537,815</w:t>
+            </w:r>
+            <w:r>
+              <w:t xml:space="preserve"> </w:t>
+            </w:r>
+            <w:r>
+              <w:t xml:space="preserve">(a favor empresa)</w:t>
+            </w:r>
+          </w:p>
+        </w:tc>
+      </w:tr>
+      <w:tr>
+        <w:tc>
+          <w:tcPr/>
+          <w:p>
+            <w:pPr>
+              <w:pStyle w:val="Compact"/>
+            </w:pPr>
+            <w:r>
+              <w:t xml:space="preserve">40171000</w:t>
+            </w:r>
+          </w:p>
+        </w:tc>
+        <w:tc>
+          <w:tcPr/>
+          <w:p>
+            <w:pPr>
+              <w:pStyle w:val="Compact"/>
+            </w:pPr>
+            <w:r>
+              <w:t xml:space="preserve">Impuesto de Regularización Anual</w:t>
+            </w:r>
+          </w:p>
+        </w:tc>
+        <w:tc>
+          <w:tcPr/>
+          <w:p>
+            <w:pPr>
+              <w:pStyle w:val="Compact"/>
+              <w:jc w:val="right"/>
+            </w:pPr>
+            <w:r>
+              <w:t xml:space="preserve">+S/1,250,081 (por pagar)</w:t>
+            </w:r>
+          </w:p>
+        </w:tc>
+      </w:tr>
+      <w:tr>
+        <w:tc>
+          <w:tcPr/>
+          <w:p>
+            <w:pPr>
+              <w:pStyle w:val="Compact"/>
+            </w:pPr>
+            <w:r>
+              <w:rPr>
+                <w:b/>
+                <w:bCs/>
+              </w:rPr>
+              <w:t xml:space="preserve">Neto Renta de Tercera</w:t>
+            </w:r>
+          </w:p>
+        </w:tc>
+        <w:tc>
+          <w:tcPr/>
+          <w:p>
+            <w:pPr>
+              <w:pStyle w:val="Compact"/>
+            </w:pPr>
+          </w:p>
+        </w:tc>
+        <w:tc>
+          <w:tcPr/>
+          <w:p>
+            <w:pPr>
+              <w:pStyle w:val="Compact"/>
+              <w:jc w:val="right"/>
+            </w:pPr>
+            <w:r>
+              <w:rPr>
+                <w:b/>
+                <w:bCs/>
+              </w:rPr>
+              <w:t xml:space="preserve">−S/287,734</w:t>
+            </w:r>
+            <w:r>
+              <w:t xml:space="preserve"> </w:t>
+            </w:r>
+            <w:r>
+              <w:t xml:space="preserve">(crédito a favor)</w:t>
+            </w:r>
+          </w:p>
+        </w:tc>
+      </w:tr>
+      <w:tr>
+        <w:tc>
+          <w:tcPr/>
+          <w:p>
+            <w:pPr>
+              <w:pStyle w:val="Compact"/>
+            </w:pPr>
+            <w:r>
+              <w:t xml:space="preserve">40111000</w:t>
+            </w:r>
+          </w:p>
+        </w:tc>
+        <w:tc>
+          <w:tcPr/>
+          <w:p>
+            <w:pPr>
+              <w:pStyle w:val="Compact"/>
+            </w:pPr>
+            <w:r>
+              <w:t xml:space="preserve">IGV Cuenta Propia</w:t>
+            </w:r>
+          </w:p>
+        </w:tc>
+        <w:tc>
+          <w:tcPr/>
+          <w:p>
+            <w:pPr>
+              <w:pStyle w:val="Compact"/>
+              <w:jc w:val="right"/>
+            </w:pPr>
+            <w:r>
+              <w:t xml:space="preserve">+S/195,183 (por pagar)</w:t>
+            </w:r>
+          </w:p>
+        </w:tc>
+      </w:tr>
+    </w:tbl>
+    <w:bookmarkEnd w:id="106"/>
+    <w:bookmarkStart w:id="107" w:name="w.2.-oportunidad-inmediata"/>
+    <w:p>
+      <w:pPr>
+        <w:pStyle w:val="Heading2"/>
+      </w:pPr>
+      <w:r>
+        <w:t xml:space="preserve">W.2. Oportunidad inmediata</w:t>
+      </w:r>
+    </w:p>
+    <w:p>
+      <w:pPr>
+        <w:pStyle w:val="FirstParagraph"/>
+      </w:pPr>
+      <w:r>
+        <w:rPr>
+          <w:b/>
+          <w:bCs/>
+        </w:rPr>
+        <w:t xml:space="preserve">Compensar el crédito de Renta 3ª (S/287,734) contra el IGV por pagar (S/195,183).</w:t>
+      </w:r>
+      <w:r>
+        <w:t xml:space="preserve"> </w:t>
+      </w:r>
+      <w:r>
+        <w:t xml:space="preserve">Resultado:</w:t>
+      </w:r>
+      <w:r>
+        <w:t xml:space="preserve"> </w:t>
+      </w:r>
+      <w:r>
+        <w:t xml:space="preserve">- IGV liquidado en 0 (sin desembolso).</w:t>
+      </w:r>
+      <w:r>
+        <w:t xml:space="preserve"> </w:t>
+      </w:r>
+      <w:r>
+        <w:t xml:space="preserve">- Saldo a favor pendiente de devolución: S/92,551.</w:t>
+      </w:r>
+    </w:p>
+    <w:bookmarkEnd w:id="107"/>
+    <w:bookmarkStart w:id="108" w:name="w.3.-solicitud-de-devolución"/>
+    <w:p>
+      <w:pPr>
+        <w:pStyle w:val="Heading2"/>
+      </w:pPr>
+      <w:r>
+        <w:t xml:space="preserve">W.3. Solicitud de devolución</w:t>
+      </w:r>
+    </w:p>
+    <w:p>
+      <w:pPr>
+        <w:pStyle w:val="FirstParagraph"/>
+      </w:pPr>
+      <w:r>
+        <w:t xml:space="preserve">Si la DJ Anual 2025 INTEGRAL ya fue presentada con este saldo a favor:</w:t>
+      </w:r>
+      <w:r>
+        <w:t xml:space="preserve"> </w:t>
+      </w:r>
+      <w:r>
+        <w:t xml:space="preserve">-</w:t>
+      </w:r>
+      <w:r>
+        <w:t xml:space="preserve"> </w:t>
+      </w:r>
+      <w:r>
+        <w:rPr>
+          <w:b/>
+          <w:bCs/>
+        </w:rPr>
+        <w:t xml:space="preserve">Form. 4949 — Solicitud de Devolución</w:t>
+      </w:r>
+      <w:r>
+        <w:t xml:space="preserve"> </w:t>
+      </w:r>
+      <w:r>
+        <w:t xml:space="preserve">(vía SUNAT virtual).</w:t>
+      </w:r>
+      <w:r>
+        <w:t xml:space="preserve"> </w:t>
+      </w:r>
+      <w:r>
+        <w:t xml:space="preserve">- Plazo de respuesta SUNAT: hasta 45 días hábiles.</w:t>
+      </w:r>
+      <w:r>
+        <w:t xml:space="preserve"> </w:t>
+      </w:r>
+      <w:r>
+        <w:t xml:space="preserve">- Si no procede devolución: aplicar como</w:t>
+      </w:r>
+      <w:r>
+        <w:t xml:space="preserve"> </w:t>
+      </w:r>
+      <w:r>
+        <w:rPr>
+          <w:b/>
+          <w:bCs/>
+        </w:rPr>
+        <w:t xml:space="preserve">compensación automática</w:t>
+      </w:r>
+      <w:r>
+        <w:t xml:space="preserve"> </w:t>
+      </w:r>
+      <w:r>
+        <w:t xml:space="preserve">contra futuros pagos a cuenta.</w:t>
+      </w:r>
+    </w:p>
     <w:p>
       <w:r>
         <w:pict>
@@ -17236,11 +23221,11 @@
         <w:t xml:space="preserve"> </w:t>
       </w:r>
       <w:r>
-        <w:t xml:space="preserve">11 de mayo de 2026</w:t>
+        <w:t xml:space="preserve">11 de mayo de 2026 (rev. post-validación)</w:t>
       </w:r>
     </w:p>
-    <w:bookmarkEnd w:id="77"/>
-    <w:bookmarkEnd w:id="78"/>
+    <w:bookmarkEnd w:id="108"/>
+    <w:bookmarkEnd w:id="109"/>
     <w:sectPr>
       <w:footnotePr>
         <w:numRestart w:val="eachSect"/>
@@ -18126,6 +24111,91 @@
     </w:lvl>
     <w:lvl w:ilvl="8">
       <w:start w:val="32"/>
+      <w:numFmt w:val="decimal"/>
+      <w:lvlText w:val="%9."/>
+      <w:lvlJc w:val="left"/>
+      <w:pPr>
+        <w:ind w:left="6480" w:hanging="360"/>
+      </w:pPr>
+    </w:lvl>
+  </w:abstractNum>
+  <w:abstractNum w:abstractNumId="994136">
+    <w:nsid w:val="0A994136"/>
+    <w:multiLevelType w:val="multilevel"/>
+    <w:lvl w:ilvl="0">
+      <w:start w:val="36"/>
+      <w:numFmt w:val="decimal"/>
+      <w:lvlText w:val="%1."/>
+      <w:lvlJc w:val="left"/>
+      <w:pPr>
+        <w:ind w:left="720" w:hanging="360"/>
+      </w:pPr>
+    </w:lvl>
+    <w:lvl w:ilvl="1">
+      <w:start w:val="36"/>
+      <w:numFmt w:val="decimal"/>
+      <w:lvlText w:val="%2."/>
+      <w:lvlJc w:val="left"/>
+      <w:pPr>
+        <w:ind w:left="1440" w:hanging="360"/>
+      </w:pPr>
+    </w:lvl>
+    <w:lvl w:ilvl="2">
+      <w:start w:val="36"/>
+      <w:numFmt w:val="decimal"/>
+      <w:lvlText w:val="%3."/>
+      <w:lvlJc w:val="left"/>
+      <w:pPr>
+        <w:ind w:left="2160" w:hanging="360"/>
+      </w:pPr>
+    </w:lvl>
+    <w:lvl w:ilvl="3">
+      <w:start w:val="36"/>
+      <w:numFmt w:val="decimal"/>
+      <w:lvlText w:val="%4."/>
+      <w:lvlJc w:val="left"/>
+      <w:pPr>
+        <w:ind w:left="2880" w:hanging="360"/>
+      </w:pPr>
+    </w:lvl>
+    <w:lvl w:ilvl="4">
+      <w:start w:val="36"/>
+      <w:numFmt w:val="decimal"/>
+      <w:lvlText w:val="%5."/>
+      <w:lvlJc w:val="left"/>
+      <w:pPr>
+        <w:ind w:left="3600" w:hanging="360"/>
+      </w:pPr>
+    </w:lvl>
+    <w:lvl w:ilvl="5">
+      <w:start w:val="36"/>
+      <w:numFmt w:val="decimal"/>
+      <w:lvlText w:val="%6."/>
+      <w:lvlJc w:val="left"/>
+      <w:pPr>
+        <w:ind w:left="4320" w:hanging="360"/>
+      </w:pPr>
+    </w:lvl>
+    <w:lvl w:ilvl="6">
+      <w:start w:val="36"/>
+      <w:numFmt w:val="decimal"/>
+      <w:lvlText w:val="%7."/>
+      <w:lvlJc w:val="left"/>
+      <w:pPr>
+        <w:ind w:left="5040" w:hanging="360"/>
+      </w:pPr>
+    </w:lvl>
+    <w:lvl w:ilvl="7">
+      <w:start w:val="36"/>
+      <w:numFmt w:val="decimal"/>
+      <w:lvlText w:val="%8."/>
+      <w:lvlJc w:val="left"/>
+      <w:pPr>
+        <w:ind w:left="5760" w:hanging="360"/>
+      </w:pPr>
+    </w:lvl>
+    <w:lvl w:ilvl="8">
+      <w:start w:val="36"/>
       <w:numFmt w:val="decimal"/>
       <w:lvlText w:val="%9."/>
       <w:lvlJc w:val="left"/>
@@ -18448,6 +24518,159 @@
     <w:lvlOverride w:ilvl="8">
       <w:startOverride w:val="32"/>
     </w:lvlOverride>
+  </w:num>
+  <w:num w:numId="1015">
+    <w:abstractNumId w:val="994136"/>
+    <w:lvlOverride w:ilvl="0">
+      <w:startOverride w:val="36"/>
+    </w:lvlOverride>
+    <w:lvlOverride w:ilvl="1">
+      <w:startOverride w:val="36"/>
+    </w:lvlOverride>
+    <w:lvlOverride w:ilvl="2">
+      <w:startOverride w:val="36"/>
+    </w:lvlOverride>
+    <w:lvlOverride w:ilvl="3">
+      <w:startOverride w:val="36"/>
+    </w:lvlOverride>
+    <w:lvlOverride w:ilvl="4">
+      <w:startOverride w:val="36"/>
+    </w:lvlOverride>
+    <w:lvlOverride w:ilvl="5">
+      <w:startOverride w:val="36"/>
+    </w:lvlOverride>
+    <w:lvlOverride w:ilvl="6">
+      <w:startOverride w:val="36"/>
+    </w:lvlOverride>
+    <w:lvlOverride w:ilvl="7">
+      <w:startOverride w:val="36"/>
+    </w:lvlOverride>
+    <w:lvlOverride w:ilvl="8">
+      <w:startOverride w:val="36"/>
+    </w:lvlOverride>
+  </w:num>
+  <w:num w:numId="1016">
+    <w:abstractNumId w:val="99411"/>
+    <w:lvlOverride w:ilvl="0">
+      <w:startOverride w:val="1"/>
+    </w:lvlOverride>
+    <w:lvlOverride w:ilvl="1">
+      <w:startOverride w:val="1"/>
+    </w:lvlOverride>
+    <w:lvlOverride w:ilvl="2">
+      <w:startOverride w:val="1"/>
+    </w:lvlOverride>
+    <w:lvlOverride w:ilvl="3">
+      <w:startOverride w:val="1"/>
+    </w:lvlOverride>
+    <w:lvlOverride w:ilvl="4">
+      <w:startOverride w:val="1"/>
+    </w:lvlOverride>
+    <w:lvlOverride w:ilvl="5">
+      <w:startOverride w:val="1"/>
+    </w:lvlOverride>
+    <w:lvlOverride w:ilvl="6">
+      <w:startOverride w:val="1"/>
+    </w:lvlOverride>
+    <w:lvlOverride w:ilvl="7">
+      <w:startOverride w:val="1"/>
+    </w:lvlOverride>
+    <w:lvlOverride w:ilvl="8">
+      <w:startOverride w:val="1"/>
+    </w:lvlOverride>
+  </w:num>
+  <w:num w:numId="1017">
+    <w:abstractNumId w:val="99411"/>
+    <w:lvlOverride w:ilvl="0">
+      <w:startOverride w:val="1"/>
+    </w:lvlOverride>
+    <w:lvlOverride w:ilvl="1">
+      <w:startOverride w:val="1"/>
+    </w:lvlOverride>
+    <w:lvlOverride w:ilvl="2">
+      <w:startOverride w:val="1"/>
+    </w:lvlOverride>
+    <w:lvlOverride w:ilvl="3">
+      <w:startOverride w:val="1"/>
+    </w:lvlOverride>
+    <w:lvlOverride w:ilvl="4">
+      <w:startOverride w:val="1"/>
+    </w:lvlOverride>
+    <w:lvlOverride w:ilvl="5">
+      <w:startOverride w:val="1"/>
+    </w:lvlOverride>
+    <w:lvlOverride w:ilvl="6">
+      <w:startOverride w:val="1"/>
+    </w:lvlOverride>
+    <w:lvlOverride w:ilvl="7">
+      <w:startOverride w:val="1"/>
+    </w:lvlOverride>
+    <w:lvlOverride w:ilvl="8">
+      <w:startOverride w:val="1"/>
+    </w:lvlOverride>
+  </w:num>
+  <w:num w:numId="1018">
+    <w:abstractNumId w:val="99411"/>
+    <w:lvlOverride w:ilvl="0">
+      <w:startOverride w:val="1"/>
+    </w:lvlOverride>
+    <w:lvlOverride w:ilvl="1">
+      <w:startOverride w:val="1"/>
+    </w:lvlOverride>
+    <w:lvlOverride w:ilvl="2">
+      <w:startOverride w:val="1"/>
+    </w:lvlOverride>
+    <w:lvlOverride w:ilvl="3">
+      <w:startOverride w:val="1"/>
+    </w:lvlOverride>
+    <w:lvlOverride w:ilvl="4">
+      <w:startOverride w:val="1"/>
+    </w:lvlOverride>
+    <w:lvlOverride w:ilvl="5">
+      <w:startOverride w:val="1"/>
+    </w:lvlOverride>
+    <w:lvlOverride w:ilvl="6">
+      <w:startOverride w:val="1"/>
+    </w:lvlOverride>
+    <w:lvlOverride w:ilvl="7">
+      <w:startOverride w:val="1"/>
+    </w:lvlOverride>
+    <w:lvlOverride w:ilvl="8">
+      <w:startOverride w:val="1"/>
+    </w:lvlOverride>
+  </w:num>
+  <w:num w:numId="1019">
+    <w:abstractNumId w:val="99411"/>
+    <w:lvlOverride w:ilvl="0">
+      <w:startOverride w:val="1"/>
+    </w:lvlOverride>
+    <w:lvlOverride w:ilvl="1">
+      <w:startOverride w:val="1"/>
+    </w:lvlOverride>
+    <w:lvlOverride w:ilvl="2">
+      <w:startOverride w:val="1"/>
+    </w:lvlOverride>
+    <w:lvlOverride w:ilvl="3">
+      <w:startOverride w:val="1"/>
+    </w:lvlOverride>
+    <w:lvlOverride w:ilvl="4">
+      <w:startOverride w:val="1"/>
+    </w:lvlOverride>
+    <w:lvlOverride w:ilvl="5">
+      <w:startOverride w:val="1"/>
+    </w:lvlOverride>
+    <w:lvlOverride w:ilvl="6">
+      <w:startOverride w:val="1"/>
+    </w:lvlOverride>
+    <w:lvlOverride w:ilvl="7">
+      <w:startOverride w:val="1"/>
+    </w:lvlOverride>
+    <w:lvlOverride w:ilvl="8">
+      <w:startOverride w:val="1"/>
+    </w:lvlOverride>
+  </w:num>
+  <w:num w:numId="1020">
+    <w:abstractNumId w:val="991"/>
   </w:num>
 </w:numbering>
 </file>
